--- a/templates/CONTRATO DE PRESTAÇÃO DE SERVIÇOS - PF.docx
+++ b/templates/CONTRATO DE PRESTAÇÃO DE SERVIÇOS - PF.docx
@@ -522,6 +522,202 @@
       <w:pPr>
         <w:numPr>
           <w:ilvl w:val="0"/>
+          <w:numId w:val="6"/>
+        </w:numPr>
+        <w:pBdr>
+          <w:top w:color="000000" w:space="0" w:sz="0" w:val="none"/>
+          <w:bottom w:color="000000" w:space="0" w:sz="0" w:val="none"/>
+          <w:right w:color="000000" w:space="0" w:sz="0" w:val="none"/>
+          <w:between w:color="000000" w:space="0" w:sz="0" w:val="none"/>
+        </w:pBdr>
+        <w:ind w:left="1080" w:hanging="360"/>
+        <w:rPr/>
+      </w:pPr>
+      <w:r>
+        <w:rPr>
+          <w:sz w:val="24"/>
+          <w:szCs w:val="24"/>
+          <w:rtl w:val="0"/>
+        </w:rPr>
+        <w:t xml:space="preserve">Preenchimento correto e atualizado da Planilha de Controle disponibilizada pela CONTRATANTE, garantindo a veracidade, integridade e pontualidade das informações registradas, garantindo a manutenção da disposição dos dados decorrentes da atualização do imóvel em um prazo estabelecido pela CONTRATANTE;</w:t>
+      </w:r>
+      <w:r>
+        <w:rPr>
+          <w:sz w:val="24"/>
+          <w:szCs w:val="24"/>
+          <w:shd w:fill="606060" w:val="clear"/>
+          <w:rtl w:val="0"/>
+        </w:rPr>
+        <w:t xml:space="preserve"> </w:t>
+      </w:r>
+      <w:r>
+        <w:rPr>
+          <w:rtl w:val="0"/>
+        </w:rPr>
+      </w:r>
+    </w:p>
+    <w:p>
+      <w:pPr>
+        <w:numPr>
+          <w:ilvl w:val="0"/>
+          <w:numId w:val="17"/>
+        </w:numPr>
+        <w:pBdr>
+          <w:top w:color="000000" w:space="0" w:sz="0" w:val="none"/>
+          <w:bottom w:color="000000" w:space="0" w:sz="0" w:val="none"/>
+          <w:right w:color="000000" w:space="0" w:sz="0" w:val="none"/>
+          <w:between w:color="000000" w:space="0" w:sz="0" w:val="none"/>
+        </w:pBdr>
+        <w:ind w:left="1080" w:hanging="360"/>
+        <w:rPr/>
+      </w:pPr>
+      <w:r>
+        <w:rPr>
+          <w:sz w:val="24"/>
+          <w:szCs w:val="24"/>
+          <w:rtl w:val="0"/>
+        </w:rPr>
+        <w:t xml:space="preserve">Contato com o cliente pela ferramenta de comunicação indicada pela CONTRATADA e consequente repasse das informações;</w:t>
+      </w:r>
+      <w:r>
+        <w:rPr>
+          <w:sz w:val="24"/>
+          <w:szCs w:val="24"/>
+          <w:shd w:fill="606060" w:val="clear"/>
+          <w:rtl w:val="0"/>
+        </w:rPr>
+        <w:t xml:space="preserve"> </w:t>
+      </w:r>
+      <w:r>
+        <w:rPr>
+          <w:rtl w:val="0"/>
+        </w:rPr>
+      </w:r>
+    </w:p>
+    <w:p>
+      <w:pPr>
+        <w:numPr>
+          <w:ilvl w:val="0"/>
+          <w:numId w:val="5"/>
+        </w:numPr>
+        <w:pBdr>
+          <w:top w:color="000000" w:space="0" w:sz="0" w:val="none"/>
+          <w:bottom w:color="000000" w:space="0" w:sz="0" w:val="none"/>
+          <w:right w:color="000000" w:space="0" w:sz="0" w:val="none"/>
+          <w:between w:color="000000" w:space="0" w:sz="0" w:val="none"/>
+        </w:pBdr>
+        <w:ind w:left="1080" w:hanging="360"/>
+        <w:rPr/>
+      </w:pPr>
+      <w:r>
+        <w:rPr>
+          <w:color w:val="242a2e"/>
+          <w:sz w:val="24"/>
+          <w:szCs w:val="24"/>
+          <w:rtl w:val="0"/>
+        </w:rPr>
+        <w:t xml:space="preserve">Coleta e análise de documentos;</w:t>
+      </w:r>
+      <w:r>
+        <w:rPr>
+          <w:color w:val="242a2e"/>
+          <w:sz w:val="24"/>
+          <w:szCs w:val="24"/>
+          <w:shd w:fill="606060" w:val="clear"/>
+          <w:rtl w:val="0"/>
+        </w:rPr>
+        <w:t xml:space="preserve"> </w:t>
+      </w:r>
+      <w:r>
+        <w:rPr>
+          <w:rtl w:val="0"/>
+        </w:rPr>
+      </w:r>
+    </w:p>
+    <w:p>
+      <w:pPr>
+        <w:numPr>
+          <w:ilvl w:val="0"/>
+          <w:numId w:val="18"/>
+        </w:numPr>
+        <w:pBdr>
+          <w:top w:color="000000" w:space="0" w:sz="0" w:val="none"/>
+          <w:bottom w:color="000000" w:space="0" w:sz="0" w:val="none"/>
+          <w:right w:color="000000" w:space="0" w:sz="0" w:val="none"/>
+          <w:between w:color="000000" w:space="0" w:sz="0" w:val="none"/>
+        </w:pBdr>
+        <w:ind w:left="1080" w:hanging="360"/>
+        <w:rPr/>
+      </w:pPr>
+      <w:r>
+        <w:rPr>
+          <w:color w:val="242a2e"/>
+          <w:sz w:val="24"/>
+          <w:szCs w:val="24"/>
+          <w:rtl w:val="0"/>
+        </w:rPr>
+        <w:t xml:space="preserve">Agendamento de serviços, </w:t>
+      </w:r>
+      <w:r>
+        <w:rPr>
+          <w:color w:val="242a2e"/>
+          <w:sz w:val="24"/>
+          <w:szCs w:val="24"/>
+          <w:shd w:fill="606060" w:val="clear"/>
+          <w:rtl w:val="0"/>
+        </w:rPr>
+        <w:t xml:space="preserve"> </w:t>
+      </w:r>
+      <w:r>
+        <w:rPr>
+          <w:rtl w:val="0"/>
+        </w:rPr>
+      </w:r>
+    </w:p>
+    <w:p>
+      <w:pPr>
+        <w:numPr>
+          <w:ilvl w:val="0"/>
+          <w:numId w:val="8"/>
+        </w:numPr>
+        <w:pBdr>
+          <w:top w:color="000000" w:space="0" w:sz="0" w:val="none"/>
+          <w:bottom w:color="000000" w:space="0" w:sz="0" w:val="none"/>
+          <w:right w:color="000000" w:space="0" w:sz="0" w:val="none"/>
+          <w:between w:color="000000" w:space="0" w:sz="0" w:val="none"/>
+        </w:pBdr>
+        <w:ind w:left="1080" w:hanging="360"/>
+        <w:rPr/>
+      </w:pPr>
+      <w:r>
+        <w:rPr>
+          <w:color w:val="242a2e"/>
+          <w:sz w:val="24"/>
+          <w:szCs w:val="24"/>
+          <w:rtl w:val="0"/>
+        </w:rPr>
+        <w:t xml:space="preserve">Acompanhamento de processos, intermediação e comunicação entre o cliente, os órgãos responsáveis e equipe interna;</w:t>
+      </w:r>
+      <w:r>
+        <w:rPr>
+          <w:color w:val="242a2e"/>
+          <w:sz w:val="24"/>
+          <w:szCs w:val="24"/>
+          <w:shd w:fill="606060" w:val="clear"/>
+          <w:rtl w:val="0"/>
+        </w:rPr>
+        <w:t xml:space="preserve"> </w:t>
+      </w:r>
+      <w:r>
+        <w:rPr>
+          <w:rtl w:val="0"/>
+        </w:rPr>
+      </w:r>
+    </w:p>
+    <w:p>
+      <w:pPr>
+        <w:numPr>
+          <w:ilvl w:val="0"/>
           <w:numId w:val="14"/>
         </w:numPr>
         <w:pBdr>
@@ -535,14 +731,16 @@
       </w:pPr>
       <w:r>
         <w:rPr>
-          <w:sz w:val="24"/>
-          <w:szCs w:val="24"/>
-          <w:rtl w:val="0"/>
-        </w:rPr>
-        <w:t xml:space="preserve">Preenchimento correto e atualizado da Planilha de Controle disponibilizada pela CONTRATANTE, garantindo a veracidade, integridade e pontualidade das informações registradas, garantindo a manutenção da disposição dos dados decorrentes da atualização do imóvel em um prazo estabelecido pela CONTRATANTE;</w:t>
-      </w:r>
-      <w:r>
-        <w:rPr>
+          <w:color w:val="242a2e"/>
+          <w:sz w:val="24"/>
+          <w:szCs w:val="24"/>
+          <w:rtl w:val="0"/>
+        </w:rPr>
+        <w:t xml:space="preserve">Emissão das guias de ITBI, bem como dos demais tributos e boletos necessários ao processo de regularização do imóvel; </w:t>
+      </w:r>
+      <w:r>
+        <w:rPr>
+          <w:color w:val="242a2e"/>
           <w:sz w:val="24"/>
           <w:szCs w:val="24"/>
           <w:shd w:fill="606060" w:val="clear"/>
@@ -560,7 +758,7 @@
       <w:pPr>
         <w:numPr>
           <w:ilvl w:val="0"/>
-          <w:numId w:val="6"/>
+          <w:numId w:val="9"/>
         </w:numPr>
         <w:pBdr>
           <w:top w:color="000000" w:space="0" w:sz="0" w:val="none"/>
@@ -573,11 +771,2391 @@
       </w:pPr>
       <w:r>
         <w:rPr>
-          <w:sz w:val="24"/>
-          <w:szCs w:val="24"/>
-          <w:rtl w:val="0"/>
-        </w:rPr>
-        <w:t xml:space="preserve">Contato com o cliente pela ferramenta de comunicação indicada pela CONTRATADA e consequente repasse das informações;</w:t>
+          <w:color w:val="242a2e"/>
+          <w:sz w:val="24"/>
+          <w:szCs w:val="24"/>
+          <w:rtl w:val="0"/>
+        </w:rPr>
+        <w:t xml:space="preserve">Atuar na emissão e confecção de contratos a vista de compra e venda, acompanhamento e suporte ao cliente em casos de contratos particulares envolvendo financiamento e/ou FGTS, intermediar junto aos Cartórios de Notas a lavratura de Escritura Pública, concedendo toda a documentação necessária;</w:t>
+      </w:r>
+      <w:r>
+        <w:rPr>
+          <w:color w:val="242a2e"/>
+          <w:sz w:val="24"/>
+          <w:szCs w:val="24"/>
+          <w:shd w:fill="606060" w:val="clear"/>
+          <w:rtl w:val="0"/>
+        </w:rPr>
+        <w:t xml:space="preserve"> </w:t>
+      </w:r>
+      <w:r>
+        <w:rPr>
+          <w:rtl w:val="0"/>
+        </w:rPr>
+      </w:r>
+    </w:p>
+    <w:p>
+      <w:pPr>
+        <w:numPr>
+          <w:ilvl w:val="0"/>
+          <w:numId w:val="7"/>
+        </w:numPr>
+        <w:pBdr>
+          <w:top w:color="000000" w:space="0" w:sz="0" w:val="none"/>
+          <w:bottom w:color="000000" w:space="0" w:sz="0" w:val="none"/>
+          <w:right w:color="000000" w:space="0" w:sz="0" w:val="none"/>
+          <w:between w:color="000000" w:space="0" w:sz="0" w:val="none"/>
+        </w:pBdr>
+        <w:ind w:left="1080" w:hanging="360"/>
+        <w:rPr/>
+      </w:pPr>
+      <w:r>
+        <w:rPr>
+          <w:color w:val="242a2e"/>
+          <w:sz w:val="24"/>
+          <w:szCs w:val="24"/>
+          <w:rtl w:val="0"/>
+        </w:rPr>
+        <w:t xml:space="preserve">Troca de Titularidade nos documentos municipais;</w:t>
+      </w:r>
+      <w:r>
+        <w:rPr>
+          <w:color w:val="242a2e"/>
+          <w:sz w:val="24"/>
+          <w:szCs w:val="24"/>
+          <w:shd w:fill="606060" w:val="clear"/>
+          <w:rtl w:val="0"/>
+        </w:rPr>
+        <w:t xml:space="preserve"> </w:t>
+      </w:r>
+      <w:r>
+        <w:rPr>
+          <w:rtl w:val="0"/>
+        </w:rPr>
+      </w:r>
+    </w:p>
+    <w:p>
+      <w:pPr>
+        <w:numPr>
+          <w:ilvl w:val="0"/>
+          <w:numId w:val="16"/>
+        </w:numPr>
+        <w:pBdr>
+          <w:top w:color="000000" w:space="0" w:sz="0" w:val="none"/>
+          <w:bottom w:color="000000" w:space="0" w:sz="0" w:val="none"/>
+          <w:right w:color="000000" w:space="0" w:sz="0" w:val="none"/>
+          <w:between w:color="000000" w:space="0" w:sz="0" w:val="none"/>
+        </w:pBdr>
+        <w:ind w:left="1080" w:hanging="360"/>
+        <w:rPr/>
+      </w:pPr>
+      <w:r>
+        <w:rPr>
+          <w:color w:val="242a2e"/>
+          <w:sz w:val="24"/>
+          <w:szCs w:val="24"/>
+          <w:rtl w:val="0"/>
+        </w:rPr>
+        <w:t xml:space="preserve">Protocolo de registro digital através do cadastro concedido pela CONTRATADA no processo inicial para a CONTRATANTE, da plataforma ONR;</w:t>
+      </w:r>
+      <w:r>
+        <w:rPr>
+          <w:color w:val="242a2e"/>
+          <w:sz w:val="24"/>
+          <w:szCs w:val="24"/>
+          <w:shd w:fill="606060" w:val="clear"/>
+          <w:rtl w:val="0"/>
+        </w:rPr>
+        <w:t xml:space="preserve"> </w:t>
+      </w:r>
+      <w:r>
+        <w:rPr>
+          <w:rtl w:val="0"/>
+        </w:rPr>
+      </w:r>
+    </w:p>
+    <w:p>
+      <w:pPr>
+        <w:numPr>
+          <w:ilvl w:val="0"/>
+          <w:numId w:val="19"/>
+        </w:numPr>
+        <w:pBdr>
+          <w:top w:color="000000" w:space="0" w:sz="0" w:val="none"/>
+          <w:bottom w:color="000000" w:space="0" w:sz="0" w:val="none"/>
+          <w:right w:color="000000" w:space="0" w:sz="0" w:val="none"/>
+          <w:between w:color="000000" w:space="0" w:sz="0" w:val="none"/>
+        </w:pBdr>
+        <w:ind w:left="1080" w:hanging="360"/>
+        <w:rPr/>
+      </w:pPr>
+      <w:r>
+        <w:rPr>
+          <w:color w:val="242a2e"/>
+          <w:sz w:val="24"/>
+          <w:szCs w:val="24"/>
+          <w:rtl w:val="0"/>
+        </w:rPr>
+        <w:t xml:space="preserve">Emissão da Matrícula de Inteiro Teor em nome do comprador;</w:t>
+      </w:r>
+      <w:r>
+        <w:rPr>
+          <w:color w:val="242a2e"/>
+          <w:sz w:val="24"/>
+          <w:szCs w:val="24"/>
+          <w:shd w:fill="606060" w:val="clear"/>
+          <w:rtl w:val="0"/>
+        </w:rPr>
+        <w:t xml:space="preserve"> </w:t>
+      </w:r>
+      <w:r>
+        <w:rPr>
+          <w:rtl w:val="0"/>
+        </w:rPr>
+      </w:r>
+    </w:p>
+    <w:p>
+      <w:pPr>
+        <w:numPr>
+          <w:ilvl w:val="0"/>
+          <w:numId w:val="11"/>
+        </w:numPr>
+        <w:pBdr>
+          <w:top w:color="000000" w:space="0" w:sz="0" w:val="none"/>
+          <w:bottom w:color="000000" w:space="0" w:sz="0" w:val="none"/>
+          <w:right w:color="000000" w:space="0" w:sz="0" w:val="none"/>
+          <w:between w:color="000000" w:space="0" w:sz="0" w:val="none"/>
+        </w:pBdr>
+        <w:ind w:left="1080" w:hanging="360"/>
+        <w:rPr/>
+      </w:pPr>
+      <w:r>
+        <w:rPr>
+          <w:color w:val="242a2e"/>
+          <w:sz w:val="24"/>
+          <w:szCs w:val="24"/>
+          <w:rtl w:val="0"/>
+        </w:rPr>
+        <w:t xml:space="preserve">Salvamento dos documentos de todas as etapas do processo de regularização na ferramenta compartilhada; </w:t>
+      </w:r>
+      <w:r>
+        <w:rPr>
+          <w:color w:val="242a2e"/>
+          <w:sz w:val="24"/>
+          <w:szCs w:val="24"/>
+          <w:shd w:fill="606060" w:val="clear"/>
+          <w:rtl w:val="0"/>
+        </w:rPr>
+        <w:t xml:space="preserve"> </w:t>
+      </w:r>
+      <w:r>
+        <w:rPr>
+          <w:rtl w:val="0"/>
+        </w:rPr>
+      </w:r>
+    </w:p>
+    <w:p>
+      <w:pPr>
+        <w:pBdr>
+          <w:top w:color="000000" w:space="0" w:sz="0" w:val="none"/>
+          <w:left w:color="000000" w:space="0" w:sz="0" w:val="none"/>
+          <w:bottom w:color="000000" w:space="0" w:sz="0" w:val="none"/>
+          <w:right w:color="000000" w:space="0" w:sz="0" w:val="none"/>
+          <w:between w:color="000000" w:space="0" w:sz="0" w:val="none"/>
+        </w:pBdr>
+        <w:shd w:fill="ffffff" w:val="clear"/>
+        <w:jc w:val="both"/>
+        <w:rPr>
+          <w:color w:val="242a2e"/>
+          <w:sz w:val="24"/>
+          <w:szCs w:val="24"/>
+          <w:shd w:fill="606060" w:val="clear"/>
+        </w:rPr>
+      </w:pPr>
+      <w:r>
+        <w:rPr>
+          <w:color w:val="242a2e"/>
+          <w:sz w:val="24"/>
+          <w:szCs w:val="24"/>
+          <w:shd w:fill="606060" w:val="clear"/>
+          <w:rtl w:val="0"/>
+        </w:rPr>
+        <w:t xml:space="preserve"> </w:t>
+      </w:r>
+    </w:p>
+    <w:p>
+      <w:pPr>
+        <w:pBdr>
+          <w:top w:color="000000" w:space="0" w:sz="0" w:val="none"/>
+          <w:left w:color="000000" w:space="0" w:sz="0" w:val="none"/>
+          <w:bottom w:color="000000" w:space="0" w:sz="0" w:val="none"/>
+          <w:right w:color="000000" w:space="0" w:sz="0" w:val="none"/>
+          <w:between w:color="000000" w:space="0" w:sz="0" w:val="none"/>
+        </w:pBdr>
+        <w:shd w:fill="ffffff" w:val="clear"/>
+        <w:jc w:val="both"/>
+        <w:rPr>
+          <w:color w:val="242a2e"/>
+          <w:sz w:val="24"/>
+          <w:szCs w:val="24"/>
+        </w:rPr>
+      </w:pPr>
+      <w:r>
+        <w:rPr>
+          <w:b w:val="1"/>
+          <w:bCs w:val="1"/>
+          <w:color w:val="242a2e"/>
+          <w:sz w:val="24"/>
+          <w:szCs w:val="24"/>
+          <w:rtl w:val="0"/>
+        </w:rPr>
+        <w:t xml:space="preserve">PARÁGRAFO PRIMEIRO</w:t>
+      </w:r>
+      <w:r>
+        <w:rPr>
+          <w:color w:val="242a2e"/>
+          <w:sz w:val="24"/>
+          <w:szCs w:val="24"/>
+          <w:rtl w:val="0"/>
+        </w:rPr>
+        <w:t xml:space="preserve"> - Todos os débitos mencionados deverão, após o pagamento pelo cliente ou pela Caixa Econômica Federal, ter sua quitação devidamente comprovada por meio de documentação oficial expedida pelos órgãos competentes, a ser providenciada pela CONTRATADA junto às respectivas entidades responsáveis. </w:t>
+      </w:r>
+    </w:p>
+    <w:p>
+      <w:pPr>
+        <w:pBdr>
+          <w:top w:color="000000" w:space="0" w:sz="0" w:val="none"/>
+          <w:left w:color="000000" w:space="0" w:sz="0" w:val="none"/>
+          <w:bottom w:color="000000" w:space="0" w:sz="0" w:val="none"/>
+          <w:right w:color="000000" w:space="0" w:sz="0" w:val="none"/>
+          <w:between w:color="000000" w:space="0" w:sz="0" w:val="none"/>
+        </w:pBdr>
+        <w:shd w:fill="ffffff" w:val="clear"/>
+        <w:jc w:val="both"/>
+        <w:rPr>
+          <w:color w:val="242a2e"/>
+          <w:sz w:val="24"/>
+          <w:szCs w:val="24"/>
+          <w:shd w:fill="606060" w:val="clear"/>
+        </w:rPr>
+      </w:pPr>
+      <w:r>
+        <w:rPr>
+          <w:color w:val="242a2e"/>
+          <w:sz w:val="24"/>
+          <w:szCs w:val="24"/>
+          <w:shd w:fill="606060" w:val="clear"/>
+          <w:rtl w:val="0"/>
+        </w:rPr>
+        <w:t xml:space="preserve"> </w:t>
+      </w:r>
+    </w:p>
+    <w:p>
+      <w:pPr>
+        <w:pBdr>
+          <w:top w:color="000000" w:space="0" w:sz="0" w:val="none"/>
+          <w:left w:color="000000" w:space="0" w:sz="0" w:val="none"/>
+          <w:bottom w:color="000000" w:space="0" w:sz="0" w:val="none"/>
+          <w:right w:color="000000" w:space="0" w:sz="0" w:val="none"/>
+          <w:between w:color="000000" w:space="0" w:sz="0" w:val="none"/>
+        </w:pBdr>
+        <w:shd w:fill="ffffff" w:val="clear"/>
+        <w:jc w:val="both"/>
+        <w:rPr>
+          <w:color w:val="242a2e"/>
+          <w:sz w:val="24"/>
+          <w:szCs w:val="24"/>
+          <w:shd w:fill="606060" w:val="clear"/>
+        </w:rPr>
+      </w:pPr>
+      <w:r>
+        <w:rPr>
+          <w:b w:val="1"/>
+          <w:bCs w:val="1"/>
+          <w:color w:val="242a2e"/>
+          <w:sz w:val="24"/>
+          <w:szCs w:val="24"/>
+          <w:rtl w:val="0"/>
+        </w:rPr>
+        <w:t xml:space="preserve">PARÁGRAFO SEGUNDO </w:t>
+      </w:r>
+      <w:r>
+        <w:rPr>
+          <w:color w:val="242a2e"/>
+          <w:sz w:val="24"/>
+          <w:szCs w:val="24"/>
+          <w:rtl w:val="0"/>
+        </w:rPr>
+        <w:t xml:space="preserve">- Para fins de comprovação da troca de titularidade, será necessário documento emitido pela Prefeitura que identifique o comprador como novo proprietário, sem qualquer vínculo com a Caixa Econômica Federal no referido documento, devendo constar o endereço do imóvel conforme a proposta e a matrícula de inteiro teor do imóvel arrematado. O documento deverá ser emitido em papel timbrado da Prefeitura, não sendo aceita, para esse fim, a Guia de Imposto de Transmissão de Bens Imóveis (ITBI) ou qualquer outro documento a ela vinculado.</w:t>
+      </w:r>
+      <w:r>
+        <w:rPr>
+          <w:color w:val="242a2e"/>
+          <w:sz w:val="24"/>
+          <w:szCs w:val="24"/>
+          <w:shd w:fill="606060" w:val="clear"/>
+          <w:rtl w:val="0"/>
+        </w:rPr>
+        <w:t xml:space="preserve"> </w:t>
+      </w:r>
+    </w:p>
+    <w:p>
+      <w:pPr>
+        <w:pBdr>
+          <w:top w:color="000000" w:space="0" w:sz="0" w:val="none"/>
+          <w:left w:color="000000" w:space="0" w:sz="0" w:val="none"/>
+          <w:bottom w:color="000000" w:space="0" w:sz="0" w:val="none"/>
+          <w:right w:color="000000" w:space="0" w:sz="0" w:val="none"/>
+          <w:between w:color="000000" w:space="0" w:sz="0" w:val="none"/>
+        </w:pBdr>
+        <w:shd w:fill="ffffff" w:val="clear"/>
+        <w:ind w:left="720" w:firstLine="0"/>
+        <w:jc w:val="both"/>
+        <w:rPr>
+          <w:color w:val="242a2e"/>
+          <w:sz w:val="24"/>
+          <w:szCs w:val="24"/>
+          <w:shd w:fill="606060" w:val="clear"/>
+        </w:rPr>
+      </w:pPr>
+      <w:r>
+        <w:rPr>
+          <w:color w:val="242a2e"/>
+          <w:sz w:val="24"/>
+          <w:szCs w:val="24"/>
+          <w:shd w:fill="606060" w:val="clear"/>
+          <w:rtl w:val="0"/>
+        </w:rPr>
+        <w:t xml:space="preserve"> </w:t>
+      </w:r>
+    </w:p>
+    <w:p>
+      <w:pPr>
+        <w:pBdr>
+          <w:top w:color="000000" w:space="0" w:sz="0" w:val="none"/>
+          <w:left w:color="000000" w:space="0" w:sz="0" w:val="none"/>
+          <w:bottom w:color="000000" w:space="0" w:sz="0" w:val="none"/>
+          <w:right w:color="000000" w:space="0" w:sz="0" w:val="none"/>
+          <w:between w:color="000000" w:space="0" w:sz="0" w:val="none"/>
+        </w:pBdr>
+        <w:shd w:fill="ffffff" w:val="clear"/>
+        <w:spacing w:after="120" w:lineRule="auto"/>
+        <w:jc w:val="both"/>
+        <w:rPr>
+          <w:sz w:val="24"/>
+          <w:szCs w:val="24"/>
+          <w:shd w:fill="606060" w:val="clear"/>
+        </w:rPr>
+      </w:pPr>
+      <w:r>
+        <w:rPr>
+          <w:b w:val="1"/>
+          <w:bCs w:val="1"/>
+          <w:sz w:val="24"/>
+          <w:szCs w:val="24"/>
+          <w:rtl w:val="0"/>
+        </w:rPr>
+        <w:t xml:space="preserve">PARÁGRAFO TERCEIRO -</w:t>
+      </w:r>
+      <w:r>
+        <w:rPr>
+          <w:sz w:val="24"/>
+          <w:szCs w:val="24"/>
+          <w:rtl w:val="0"/>
+        </w:rPr>
+        <w:t xml:space="preserve"> Os serviços acima descritos serão prestados com total autonomia, liberdade de horário, sem pessoalidade e sem qualquer subordinação ao CONTRATANTE.</w:t>
+      </w:r>
+      <w:r>
+        <w:rPr>
+          <w:sz w:val="24"/>
+          <w:szCs w:val="24"/>
+          <w:shd w:fill="606060" w:val="clear"/>
+          <w:rtl w:val="0"/>
+        </w:rPr>
+        <w:t xml:space="preserve"> </w:t>
+      </w:r>
+    </w:p>
+    <w:p>
+      <w:pPr>
+        <w:pBdr>
+          <w:top w:color="000000" w:space="0" w:sz="0" w:val="none"/>
+          <w:left w:color="000000" w:space="0" w:sz="0" w:val="none"/>
+          <w:bottom w:color="000000" w:space="0" w:sz="0" w:val="none"/>
+          <w:right w:color="000000" w:space="0" w:sz="0" w:val="none"/>
+          <w:between w:color="000000" w:space="0" w:sz="0" w:val="none"/>
+        </w:pBdr>
+        <w:shd w:fill="ffffff" w:val="clear"/>
+        <w:spacing w:after="120" w:lineRule="auto"/>
+        <w:jc w:val="both"/>
+        <w:rPr>
+          <w:sz w:val="24"/>
+          <w:szCs w:val="24"/>
+          <w:shd w:fill="606060" w:val="clear"/>
+        </w:rPr>
+      </w:pPr>
+      <w:r>
+        <w:rPr>
+          <w:sz w:val="24"/>
+          <w:szCs w:val="24"/>
+          <w:shd w:fill="606060" w:val="clear"/>
+          <w:rtl w:val="0"/>
+        </w:rPr>
+        <w:t xml:space="preserve"> </w:t>
+      </w:r>
+    </w:p>
+    <w:p>
+      <w:pPr>
+        <w:pBdr>
+          <w:top w:color="000000" w:space="0" w:sz="0" w:val="none"/>
+          <w:left w:color="000000" w:space="0" w:sz="0" w:val="none"/>
+          <w:bottom w:color="000000" w:space="0" w:sz="0" w:val="none"/>
+          <w:right w:color="000000" w:space="0" w:sz="0" w:val="none"/>
+          <w:between w:color="000000" w:space="0" w:sz="0" w:val="none"/>
+        </w:pBdr>
+        <w:shd w:fill="ffffff" w:val="clear"/>
+        <w:spacing w:after="120" w:lineRule="auto"/>
+        <w:jc w:val="both"/>
+        <w:rPr>
+          <w:sz w:val="24"/>
+          <w:szCs w:val="24"/>
+          <w:shd w:fill="606060" w:val="clear"/>
+        </w:rPr>
+      </w:pPr>
+      <w:r>
+        <w:rPr>
+          <w:b w:val="1"/>
+          <w:bCs w:val="1"/>
+          <w:sz w:val="24"/>
+          <w:szCs w:val="24"/>
+          <w:rtl w:val="0"/>
+        </w:rPr>
+        <w:t xml:space="preserve">PARÁGRAFO QUARTO -</w:t>
+      </w:r>
+      <w:r>
+        <w:rPr>
+          <w:sz w:val="24"/>
+          <w:szCs w:val="24"/>
+          <w:rtl w:val="0"/>
+        </w:rPr>
+        <w:t xml:space="preserve"> A responsabilidade pela emissão de débitos de IPTU ou de condomínio caberá à CONTRATANTE ou ao comprador, conforme as regras estabelecidas na proposta do imóvel arrematado.</w:t>
+      </w:r>
+      <w:r>
+        <w:rPr>
+          <w:sz w:val="24"/>
+          <w:szCs w:val="24"/>
+          <w:shd w:fill="606060" w:val="clear"/>
+          <w:rtl w:val="0"/>
+        </w:rPr>
+        <w:t xml:space="preserve"> </w:t>
+      </w:r>
+    </w:p>
+    <w:p>
+      <w:pPr>
+        <w:pBdr>
+          <w:top w:color="000000" w:space="0" w:sz="0" w:val="none"/>
+          <w:left w:color="000000" w:space="0" w:sz="0" w:val="none"/>
+          <w:bottom w:color="000000" w:space="0" w:sz="0" w:val="none"/>
+          <w:right w:color="000000" w:space="0" w:sz="0" w:val="none"/>
+          <w:between w:color="000000" w:space="0" w:sz="0" w:val="none"/>
+        </w:pBdr>
+        <w:shd w:fill="ffffff" w:val="clear"/>
+        <w:spacing w:after="240" w:before="240" w:lineRule="auto"/>
+        <w:jc w:val="both"/>
+        <w:rPr>
+          <w:sz w:val="24"/>
+          <w:szCs w:val="24"/>
+          <w:shd w:fill="606060" w:val="clear"/>
+        </w:rPr>
+      </w:pPr>
+      <w:r>
+        <w:rPr>
+          <w:sz w:val="24"/>
+          <w:szCs w:val="24"/>
+          <w:rtl w:val="0"/>
+        </w:rPr>
+        <w:t xml:space="preserve">A CONTRATADA poderá, de forma excepcional, realizar a emissão dos débitos de IPTU caso tal medida seja necessária para viabilizar a execução das demais etapas sob sua responsabilidade. Contudo, não será devida qualquer remuneração adicional por esse serviço, uma vez que tais providências são, em regra, de responsabilidade da CONTRATANTE ou do comprador, conforme disposto anteriormente.</w:t>
+      </w:r>
+      <w:r>
+        <w:rPr>
+          <w:sz w:val="24"/>
+          <w:szCs w:val="24"/>
+          <w:shd w:fill="606060" w:val="clear"/>
+          <w:rtl w:val="0"/>
+        </w:rPr>
+        <w:t xml:space="preserve"> </w:t>
+      </w:r>
+    </w:p>
+    <w:p>
+      <w:pPr>
+        <w:pBdr>
+          <w:top w:color="000000" w:space="0" w:sz="0" w:val="none"/>
+          <w:left w:color="000000" w:space="0" w:sz="0" w:val="none"/>
+          <w:bottom w:color="000000" w:space="0" w:sz="0" w:val="none"/>
+          <w:right w:color="000000" w:space="0" w:sz="0" w:val="none"/>
+          <w:between w:color="000000" w:space="0" w:sz="0" w:val="none"/>
+        </w:pBdr>
+        <w:shd w:fill="ffffff" w:val="clear"/>
+        <w:spacing w:after="120" w:lineRule="auto"/>
+        <w:jc w:val="center"/>
+        <w:rPr>
+          <w:sz w:val="24"/>
+          <w:szCs w:val="24"/>
+          <w:shd w:fill="606060" w:val="clear"/>
+        </w:rPr>
+      </w:pPr>
+      <w:r>
+        <w:rPr>
+          <w:b w:val="1"/>
+          <w:bCs w:val="1"/>
+          <w:sz w:val="24"/>
+          <w:szCs w:val="24"/>
+          <w:u w:val="single"/>
+          <w:rtl w:val="0"/>
+        </w:rPr>
+        <w:t xml:space="preserve">CLÁUSULA SEGUNDA: DO PRAZO</w:t>
+      </w:r>
+      <w:r>
+        <w:rPr>
+          <w:sz w:val="24"/>
+          <w:szCs w:val="24"/>
+          <w:shd w:fill="606060" w:val="clear"/>
+          <w:rtl w:val="0"/>
+        </w:rPr>
+        <w:t xml:space="preserve"> </w:t>
+      </w:r>
+    </w:p>
+    <w:p>
+      <w:pPr>
+        <w:pBdr>
+          <w:top w:color="000000" w:space="0" w:sz="0" w:val="none"/>
+          <w:left w:color="000000" w:space="0" w:sz="0" w:val="none"/>
+          <w:bottom w:color="000000" w:space="0" w:sz="0" w:val="none"/>
+          <w:right w:color="000000" w:space="0" w:sz="0" w:val="none"/>
+          <w:between w:color="000000" w:space="0" w:sz="0" w:val="none"/>
+        </w:pBdr>
+        <w:shd w:fill="ffffff" w:val="clear"/>
+        <w:spacing w:after="120" w:lineRule="auto"/>
+        <w:jc w:val="both"/>
+        <w:rPr>
+          <w:sz w:val="24"/>
+          <w:szCs w:val="24"/>
+          <w:shd w:fill="606060" w:val="clear"/>
+        </w:rPr>
+      </w:pPr>
+      <w:r>
+        <w:rPr>
+          <w:b w:val="1"/>
+          <w:bCs w:val="1"/>
+          <w:sz w:val="24"/>
+          <w:szCs w:val="24"/>
+          <w:rtl w:val="0"/>
+        </w:rPr>
+        <w:t xml:space="preserve">INCISO I –</w:t>
+      </w:r>
+      <w:r>
+        <w:rPr>
+          <w:sz w:val="24"/>
+          <w:szCs w:val="24"/>
+          <w:rtl w:val="0"/>
+        </w:rPr>
+        <w:t xml:space="preserve"> Este contrato possui validade de 06 (seis) meses, iniciando-se a contagem  na data da sua assinatura. </w:t>
+      </w:r>
+      <w:r>
+        <w:rPr>
+          <w:sz w:val="24"/>
+          <w:szCs w:val="24"/>
+          <w:shd w:fill="606060" w:val="clear"/>
+          <w:rtl w:val="0"/>
+        </w:rPr>
+        <w:t xml:space="preserve"> </w:t>
+      </w:r>
+    </w:p>
+    <w:p>
+      <w:pPr>
+        <w:pBdr>
+          <w:top w:color="000000" w:space="0" w:sz="0" w:val="none"/>
+          <w:left w:color="000000" w:space="0" w:sz="0" w:val="none"/>
+          <w:bottom w:color="000000" w:space="0" w:sz="0" w:val="none"/>
+          <w:right w:color="000000" w:space="0" w:sz="0" w:val="none"/>
+          <w:between w:color="000000" w:space="0" w:sz="0" w:val="none"/>
+        </w:pBdr>
+        <w:shd w:fill="ffffff" w:val="clear"/>
+        <w:spacing w:after="120" w:lineRule="auto"/>
+        <w:jc w:val="both"/>
+        <w:rPr>
+          <w:sz w:val="24"/>
+          <w:szCs w:val="24"/>
+          <w:shd w:fill="606060" w:val="clear"/>
+        </w:rPr>
+      </w:pPr>
+      <w:r>
+        <w:rPr>
+          <w:b w:val="1"/>
+          <w:bCs w:val="1"/>
+          <w:sz w:val="24"/>
+          <w:szCs w:val="24"/>
+          <w:rtl w:val="0"/>
+        </w:rPr>
+        <w:t xml:space="preserve">PARÁGRAFO PRIMEIRO -</w:t>
+      </w:r>
+      <w:r>
+        <w:rPr>
+          <w:sz w:val="24"/>
+          <w:szCs w:val="24"/>
+          <w:rtl w:val="0"/>
+        </w:rPr>
+        <w:t xml:space="preserve"> Ao final do prazo mencionado no inciso I desta cláusula, o contrato poderá ser renovado automaticamente, por igual período, a menos que qualquer uma das partes notifique a outra por escrito sobre sua intenção de não renovar, com antecedência mínima de 10 (dez) dias antes do término do período em vigor.</w:t>
+      </w:r>
+      <w:r>
+        <w:rPr>
+          <w:sz w:val="24"/>
+          <w:szCs w:val="24"/>
+          <w:shd w:fill="606060" w:val="clear"/>
+          <w:rtl w:val="0"/>
+        </w:rPr>
+        <w:t xml:space="preserve"> </w:t>
+      </w:r>
+    </w:p>
+    <w:p>
+      <w:pPr>
+        <w:pBdr>
+          <w:top w:color="000000" w:space="0" w:sz="0" w:val="none"/>
+          <w:left w:color="000000" w:space="0" w:sz="0" w:val="none"/>
+          <w:bottom w:color="000000" w:space="0" w:sz="0" w:val="none"/>
+          <w:right w:color="000000" w:space="0" w:sz="0" w:val="none"/>
+          <w:between w:color="000000" w:space="0" w:sz="0" w:val="none"/>
+        </w:pBdr>
+        <w:shd w:fill="ffffff" w:val="clear"/>
+        <w:spacing w:after="120" w:lineRule="auto"/>
+        <w:jc w:val="both"/>
+        <w:rPr>
+          <w:sz w:val="24"/>
+          <w:szCs w:val="24"/>
+          <w:shd w:fill="606060" w:val="clear"/>
+        </w:rPr>
+      </w:pPr>
+      <w:r>
+        <w:rPr>
+          <w:b w:val="1"/>
+          <w:bCs w:val="1"/>
+          <w:sz w:val="24"/>
+          <w:szCs w:val="24"/>
+          <w:rtl w:val="0"/>
+        </w:rPr>
+        <w:t xml:space="preserve">PARÁGRAFO SEGUNDO – </w:t>
+      </w:r>
+      <w:r>
+        <w:rPr>
+          <w:sz w:val="24"/>
+          <w:szCs w:val="24"/>
+          <w:rtl w:val="0"/>
+        </w:rPr>
+        <w:t xml:space="preserve">Caso qualquer das partes notifique a outra acerca da intenção de não renovar, conforme previsto no parágrafo primeiro, o presente contrato será considerado encerrado ao final do período vigente. Poderá, contudo, haver acordo entre as partes para a conclusão das demandas já encaminhadas, hipótese em que será fixado, de comum acordo, prazo específico para sua finalização.</w:t>
+      </w:r>
+      <w:r>
+        <w:rPr>
+          <w:sz w:val="24"/>
+          <w:szCs w:val="24"/>
+          <w:shd w:fill="606060" w:val="clear"/>
+          <w:rtl w:val="0"/>
+        </w:rPr>
+        <w:t xml:space="preserve"> </w:t>
+      </w:r>
+    </w:p>
+    <w:p>
+      <w:pPr>
+        <w:pBdr>
+          <w:top w:color="000000" w:space="0" w:sz="0" w:val="none"/>
+          <w:left w:color="000000" w:space="0" w:sz="0" w:val="none"/>
+          <w:bottom w:color="000000" w:space="0" w:sz="0" w:val="none"/>
+          <w:right w:color="000000" w:space="0" w:sz="0" w:val="none"/>
+          <w:between w:color="000000" w:space="0" w:sz="0" w:val="none"/>
+        </w:pBdr>
+        <w:shd w:fill="ffffff" w:val="clear"/>
+        <w:spacing w:after="240" w:before="240" w:lineRule="auto"/>
+        <w:jc w:val="both"/>
+        <w:rPr>
+          <w:sz w:val="24"/>
+          <w:szCs w:val="24"/>
+          <w:shd w:fill="606060" w:val="clear"/>
+        </w:rPr>
+      </w:pPr>
+      <w:r>
+        <w:rPr>
+          <w:sz w:val="24"/>
+          <w:szCs w:val="24"/>
+          <w:rtl w:val="0"/>
+        </w:rPr>
+        <w:t xml:space="preserve">Efetuado o último pagamento e não havendo manifestação de discordância por parte da CONTRATADA, considerada automaticamente quitadas todas as obrigações da CONTRATANTE.</w:t>
+      </w:r>
+      <w:r>
+        <w:rPr>
+          <w:sz w:val="24"/>
+          <w:szCs w:val="24"/>
+          <w:shd w:fill="606060" w:val="clear"/>
+          <w:rtl w:val="0"/>
+        </w:rPr>
+        <w:t xml:space="preserve"> </w:t>
+      </w:r>
+    </w:p>
+    <w:p>
+      <w:pPr>
+        <w:pBdr>
+          <w:top w:color="000000" w:space="0" w:sz="0" w:val="none"/>
+          <w:left w:color="000000" w:space="0" w:sz="0" w:val="none"/>
+          <w:bottom w:color="000000" w:space="0" w:sz="0" w:val="none"/>
+          <w:right w:color="000000" w:space="0" w:sz="0" w:val="none"/>
+          <w:between w:color="000000" w:space="0" w:sz="0" w:val="none"/>
+        </w:pBdr>
+        <w:shd w:fill="ffffff" w:val="clear"/>
+        <w:spacing w:after="120" w:lineRule="auto"/>
+        <w:jc w:val="both"/>
+        <w:rPr>
+          <w:sz w:val="24"/>
+          <w:szCs w:val="24"/>
+          <w:shd w:fill="606060" w:val="clear"/>
+        </w:rPr>
+      </w:pPr>
+      <w:r>
+        <w:rPr>
+          <w:b w:val="1"/>
+          <w:bCs w:val="1"/>
+          <w:sz w:val="24"/>
+          <w:szCs w:val="24"/>
+          <w:rtl w:val="0"/>
+        </w:rPr>
+        <w:t xml:space="preserve">INCISO II – </w:t>
+      </w:r>
+      <w:r>
+        <w:rPr>
+          <w:sz w:val="24"/>
+          <w:szCs w:val="24"/>
+          <w:rtl w:val="0"/>
+        </w:rPr>
+        <w:t xml:space="preserve">A CONTRATADA, caso já tenha recebido algum valor retroativo, referente a este contrato pela CONTRATANTE, desde já, da quitação total ao pagamento, nada mais tendo a receber em relação à eventual período retrocessivo.</w:t>
+      </w:r>
+      <w:r>
+        <w:rPr>
+          <w:sz w:val="24"/>
+          <w:szCs w:val="24"/>
+          <w:shd w:fill="606060" w:val="clear"/>
+          <w:rtl w:val="0"/>
+        </w:rPr>
+        <w:t xml:space="preserve"> </w:t>
+      </w:r>
+    </w:p>
+    <w:p>
+      <w:pPr>
+        <w:pBdr>
+          <w:top w:color="000000" w:space="0" w:sz="0" w:val="none"/>
+          <w:left w:color="000000" w:space="0" w:sz="0" w:val="none"/>
+          <w:bottom w:color="000000" w:space="0" w:sz="0" w:val="none"/>
+          <w:right w:color="000000" w:space="0" w:sz="0" w:val="none"/>
+          <w:between w:color="000000" w:space="0" w:sz="0" w:val="none"/>
+        </w:pBdr>
+        <w:shd w:fill="ffffff" w:val="clear"/>
+        <w:spacing w:after="120" w:lineRule="auto"/>
+        <w:jc w:val="both"/>
+        <w:rPr>
+          <w:sz w:val="24"/>
+          <w:szCs w:val="24"/>
+          <w:shd w:fill="606060" w:val="clear"/>
+        </w:rPr>
+      </w:pPr>
+      <w:r>
+        <w:rPr>
+          <w:sz w:val="24"/>
+          <w:szCs w:val="24"/>
+          <w:shd w:fill="606060" w:val="clear"/>
+          <w:rtl w:val="0"/>
+        </w:rPr>
+        <w:t xml:space="preserve"> </w:t>
+      </w:r>
+    </w:p>
+    <w:p>
+      <w:pPr>
+        <w:pBdr>
+          <w:top w:color="000000" w:space="0" w:sz="0" w:val="none"/>
+          <w:left w:color="000000" w:space="0" w:sz="0" w:val="none"/>
+          <w:bottom w:color="000000" w:space="0" w:sz="0" w:val="none"/>
+          <w:right w:color="000000" w:space="0" w:sz="0" w:val="none"/>
+          <w:between w:color="000000" w:space="0" w:sz="0" w:val="none"/>
+        </w:pBdr>
+        <w:shd w:fill="ffffff" w:val="clear"/>
+        <w:spacing w:after="120" w:lineRule="auto"/>
+        <w:jc w:val="center"/>
+        <w:rPr>
+          <w:sz w:val="24"/>
+          <w:szCs w:val="24"/>
+          <w:shd w:fill="606060" w:val="clear"/>
+        </w:rPr>
+      </w:pPr>
+      <w:r>
+        <w:rPr>
+          <w:b w:val="1"/>
+          <w:bCs w:val="1"/>
+          <w:sz w:val="24"/>
+          <w:szCs w:val="24"/>
+          <w:u w:val="single"/>
+          <w:rtl w:val="0"/>
+        </w:rPr>
+        <w:t xml:space="preserve">CLÁUSULA TERCEIRA – DA CONTRAPRESTAÇÃO</w:t>
+      </w:r>
+      <w:r>
+        <w:rPr>
+          <w:sz w:val="24"/>
+          <w:szCs w:val="24"/>
+          <w:shd w:fill="606060" w:val="clear"/>
+          <w:rtl w:val="0"/>
+        </w:rPr>
+        <w:t xml:space="preserve"> </w:t>
+      </w:r>
+    </w:p>
+    <w:p>
+      <w:pPr>
+        <w:pBdr>
+          <w:top w:color="000000" w:space="0" w:sz="0" w:val="none"/>
+          <w:left w:color="000000" w:space="0" w:sz="0" w:val="none"/>
+          <w:bottom w:color="000000" w:space="0" w:sz="0" w:val="none"/>
+          <w:right w:color="000000" w:space="0" w:sz="0" w:val="none"/>
+          <w:between w:color="000000" w:space="0" w:sz="0" w:val="none"/>
+        </w:pBdr>
+        <w:shd w:fill="ffffff" w:val="clear"/>
+        <w:spacing w:after="120" w:lineRule="auto"/>
+        <w:rPr>
+          <w:sz w:val="20"/>
+          <w:szCs w:val="20"/>
+          <w:shd w:fill="606060" w:val="clear"/>
+        </w:rPr>
+      </w:pPr>
+      <w:r>
+        <w:rPr>
+          <w:sz w:val="24"/>
+          <w:szCs w:val="24"/>
+          <w:rtl w:val="0"/>
+        </w:rPr>
+        <w:t xml:space="preserve">A CONTRATADA perceberá, a título de retribuição pela prestação de serviço, o valor por processo finalizado de acordo com o tempo de finalização desde a atribuição do processo, indicado pela tabela abaixo: </w:t>
+        <w:br w:type="textWrapping"/>
+      </w:r>
+      <w:r>
+        <w:rPr>
+          <w:sz w:val="20"/>
+          <w:szCs w:val="20"/>
+          <w:rtl w:val="0"/>
+        </w:rPr>
+        <w:t xml:space="preserve"> </w:t>
+        <w:br w:type="textWrapping"/>
+        <w:t xml:space="preserve">R$300,00: Igual ou inferior a 30 dias corridos </w:t>
+      </w:r>
+      <w:r>
+        <w:rPr>
+          <w:sz w:val="20"/>
+          <w:szCs w:val="20"/>
+          <w:shd w:fill="606060" w:val="clear"/>
+          <w:rtl w:val="0"/>
+        </w:rPr>
+        <w:t xml:space="preserve"> </w:t>
+      </w:r>
+    </w:p>
+    <w:p>
+      <w:pPr>
+        <w:pBdr>
+          <w:top w:color="000000" w:space="0" w:sz="0" w:val="none"/>
+          <w:left w:color="000000" w:space="0" w:sz="0" w:val="none"/>
+          <w:bottom w:color="000000" w:space="0" w:sz="0" w:val="none"/>
+          <w:right w:color="000000" w:space="0" w:sz="0" w:val="none"/>
+          <w:between w:color="000000" w:space="0" w:sz="0" w:val="none"/>
+        </w:pBdr>
+        <w:shd w:fill="ffffff" w:val="clear"/>
+        <w:spacing w:after="120" w:lineRule="auto"/>
+        <w:jc w:val="both"/>
+        <w:rPr>
+          <w:sz w:val="20"/>
+          <w:szCs w:val="20"/>
+          <w:shd w:fill="606060" w:val="clear"/>
+        </w:rPr>
+      </w:pPr>
+      <w:r>
+        <w:rPr>
+          <w:sz w:val="20"/>
+          <w:szCs w:val="20"/>
+          <w:rtl w:val="0"/>
+        </w:rPr>
+        <w:t xml:space="preserve">R$250,00: entre o intervalo de 30,01 a 45 dias corridos</w:t>
+      </w:r>
+      <w:r>
+        <w:rPr>
+          <w:sz w:val="20"/>
+          <w:szCs w:val="20"/>
+          <w:shd w:fill="606060" w:val="clear"/>
+          <w:rtl w:val="0"/>
+        </w:rPr>
+        <w:t xml:space="preserve"> </w:t>
+      </w:r>
+    </w:p>
+    <w:p>
+      <w:pPr>
+        <w:pBdr>
+          <w:top w:color="000000" w:space="0" w:sz="0" w:val="none"/>
+          <w:left w:color="000000" w:space="0" w:sz="0" w:val="none"/>
+          <w:bottom w:color="000000" w:space="0" w:sz="0" w:val="none"/>
+          <w:right w:color="000000" w:space="0" w:sz="0" w:val="none"/>
+          <w:between w:color="000000" w:space="0" w:sz="0" w:val="none"/>
+        </w:pBdr>
+        <w:shd w:fill="ffffff" w:val="clear"/>
+        <w:spacing w:after="120" w:lineRule="auto"/>
+        <w:jc w:val="both"/>
+        <w:rPr>
+          <w:sz w:val="20"/>
+          <w:szCs w:val="20"/>
+          <w:shd w:fill="606060" w:val="clear"/>
+        </w:rPr>
+      </w:pPr>
+      <w:r>
+        <w:rPr>
+          <w:sz w:val="20"/>
+          <w:szCs w:val="20"/>
+          <w:rtl w:val="0"/>
+        </w:rPr>
+        <w:t xml:space="preserve">R$200,00: entre o intervalo de 45,01 a 60 dias corridos</w:t>
+      </w:r>
+      <w:r>
+        <w:rPr>
+          <w:sz w:val="20"/>
+          <w:szCs w:val="20"/>
+          <w:shd w:fill="606060" w:val="clear"/>
+          <w:rtl w:val="0"/>
+        </w:rPr>
+        <w:t xml:space="preserve"> </w:t>
+      </w:r>
+    </w:p>
+    <w:p>
+      <w:pPr>
+        <w:pBdr>
+          <w:top w:color="000000" w:space="0" w:sz="0" w:val="none"/>
+          <w:left w:color="000000" w:space="0" w:sz="0" w:val="none"/>
+          <w:bottom w:color="000000" w:space="0" w:sz="0" w:val="none"/>
+          <w:right w:color="000000" w:space="0" w:sz="0" w:val="none"/>
+          <w:between w:color="000000" w:space="0" w:sz="0" w:val="none"/>
+        </w:pBdr>
+        <w:shd w:fill="ffffff" w:val="clear"/>
+        <w:spacing w:after="120" w:lineRule="auto"/>
+        <w:jc w:val="both"/>
+        <w:rPr>
+          <w:sz w:val="20"/>
+          <w:szCs w:val="20"/>
+          <w:shd w:fill="606060" w:val="clear"/>
+        </w:rPr>
+      </w:pPr>
+      <w:r>
+        <w:rPr>
+          <w:sz w:val="20"/>
+          <w:szCs w:val="20"/>
+          <w:rtl w:val="0"/>
+        </w:rPr>
+        <w:t xml:space="preserve">R$150,00: entre o intervalo de 60,01 a 75 dias corridos</w:t>
+      </w:r>
+      <w:r>
+        <w:rPr>
+          <w:sz w:val="20"/>
+          <w:szCs w:val="20"/>
+          <w:shd w:fill="606060" w:val="clear"/>
+          <w:rtl w:val="0"/>
+        </w:rPr>
+        <w:t xml:space="preserve"> </w:t>
+      </w:r>
+    </w:p>
+    <w:p>
+      <w:pPr>
+        <w:pBdr>
+          <w:top w:color="000000" w:space="0" w:sz="0" w:val="none"/>
+          <w:left w:color="000000" w:space="0" w:sz="0" w:val="none"/>
+          <w:bottom w:color="000000" w:space="0" w:sz="0" w:val="none"/>
+          <w:right w:color="000000" w:space="0" w:sz="0" w:val="none"/>
+          <w:between w:color="000000" w:space="0" w:sz="0" w:val="none"/>
+        </w:pBdr>
+        <w:shd w:fill="ffffff" w:val="clear"/>
+        <w:spacing w:after="120" w:lineRule="auto"/>
+        <w:jc w:val="both"/>
+        <w:rPr>
+          <w:sz w:val="20"/>
+          <w:szCs w:val="20"/>
+          <w:shd w:fill="606060" w:val="clear"/>
+        </w:rPr>
+      </w:pPr>
+      <w:r>
+        <w:rPr>
+          <w:sz w:val="20"/>
+          <w:szCs w:val="20"/>
+          <w:rtl w:val="0"/>
+        </w:rPr>
+        <w:t xml:space="preserve">R$100,00: igual ou maior que 75,01 dias corridos</w:t>
+      </w:r>
+      <w:r>
+        <w:rPr>
+          <w:sz w:val="20"/>
+          <w:szCs w:val="20"/>
+          <w:shd w:fill="606060" w:val="clear"/>
+          <w:rtl w:val="0"/>
+        </w:rPr>
+        <w:t xml:space="preserve"> </w:t>
+      </w:r>
+    </w:p>
+    <w:p>
+      <w:pPr>
+        <w:pBdr>
+          <w:top w:color="000000" w:space="0" w:sz="0" w:val="none"/>
+          <w:left w:color="000000" w:space="0" w:sz="0" w:val="none"/>
+          <w:bottom w:color="000000" w:space="0" w:sz="0" w:val="none"/>
+          <w:right w:color="000000" w:space="0" w:sz="0" w:val="none"/>
+          <w:between w:color="000000" w:space="0" w:sz="0" w:val="none"/>
+        </w:pBdr>
+        <w:shd w:fill="ffffff" w:val="clear"/>
+        <w:spacing w:after="120" w:lineRule="auto"/>
+        <w:jc w:val="both"/>
+        <w:rPr>
+          <w:shd w:fill="606060" w:val="clear"/>
+        </w:rPr>
+      </w:pPr>
+      <w:r>
+        <w:rPr>
+          <w:shd w:fill="606060" w:val="clear"/>
+          <w:rtl w:val="0"/>
+        </w:rPr>
+        <w:t xml:space="preserve"> </w:t>
+      </w:r>
+    </w:p>
+    <w:p>
+      <w:pPr>
+        <w:pBdr>
+          <w:top w:color="000000" w:space="0" w:sz="0" w:val="none"/>
+          <w:left w:color="000000" w:space="0" w:sz="0" w:val="none"/>
+          <w:bottom w:color="000000" w:space="0" w:sz="0" w:val="none"/>
+          <w:right w:color="000000" w:space="0" w:sz="0" w:val="none"/>
+          <w:between w:color="000000" w:space="0" w:sz="0" w:val="none"/>
+        </w:pBdr>
+        <w:shd w:fill="ffffff" w:val="clear"/>
+        <w:spacing w:after="120" w:lineRule="auto"/>
+        <w:jc w:val="both"/>
+        <w:rPr>
+          <w:sz w:val="24"/>
+          <w:szCs w:val="24"/>
+          <w:shd w:fill="606060" w:val="clear"/>
+        </w:rPr>
+      </w:pPr>
+      <w:r>
+        <w:rPr>
+          <w:b w:val="1"/>
+          <w:bCs w:val="1"/>
+          <w:rtl w:val="0"/>
+        </w:rPr>
+        <w:t xml:space="preserve">INCISO I –</w:t>
+      </w:r>
+      <w:r>
+        <w:rPr>
+          <w:rtl w:val="0"/>
+        </w:rPr>
+        <w:t xml:space="preserve"> O pagamento mencionado deverá ser realizado pela CONTRATANTE todo último dia útil do mês, para aqueles imóveis que tenham matrícula atualizada em nome do novo comprador cuja titularidade tenha sido alterada e comprovada documentalmente até o dia de fechamento da comissão, todo dia 23 do mês, através de {{formaPagamento}}, para a conta indicada pela CONTRATADA, qual seja, Código do banco (COMPE): {{codigoBanco}}, Agência: {{agenciaBancaria}}, {{tipoContaBancaria}}: {{contaBancaria}}, {{tipoChavePix}}: {{chavePix}}, desde que a nota fiscal ou recibo referente ao serviço prestado seja emitida com antecedência de 05 (cinco) dias. </w:t>
+      </w:r>
+      <w:r>
+        <w:rPr>
+          <w:rtl w:val="0"/>
+        </w:rPr>
+      </w:r>
+    </w:p>
+    <w:p>
+      <w:pPr>
+        <w:pBdr>
+          <w:top w:color="000000" w:space="0" w:sz="0" w:val="none"/>
+          <w:left w:color="000000" w:space="0" w:sz="0" w:val="none"/>
+          <w:bottom w:color="000000" w:space="0" w:sz="0" w:val="none"/>
+          <w:right w:color="000000" w:space="0" w:sz="0" w:val="none"/>
+          <w:between w:color="000000" w:space="0" w:sz="0" w:val="none"/>
+        </w:pBdr>
+        <w:shd w:fill="ffffff" w:val="clear"/>
+        <w:spacing w:after="120" w:lineRule="auto"/>
+        <w:jc w:val="both"/>
+        <w:rPr>
+          <w:sz w:val="24"/>
+          <w:szCs w:val="24"/>
+          <w:shd w:fill="606060" w:val="clear"/>
+        </w:rPr>
+      </w:pPr>
+      <w:r>
+        <w:rPr>
+          <w:b w:val="1"/>
+          <w:bCs w:val="1"/>
+          <w:sz w:val="24"/>
+          <w:szCs w:val="24"/>
+          <w:rtl w:val="0"/>
+        </w:rPr>
+        <w:t xml:space="preserve">INCISO II - </w:t>
+      </w:r>
+      <w:r>
+        <w:rPr>
+          <w:sz w:val="24"/>
+          <w:szCs w:val="24"/>
+          <w:rtl w:val="0"/>
+        </w:rPr>
+        <w:t xml:space="preserve">A CONTRATADA é responsável por fiscalizar e assegurar que todos os campos na planilha de controle referentes a “executores” estejam devidamente preenchidos e em conformidade, tendo por finalidade em garantir a correta identificação dos responsáveis pelas atividades executadas, resguardando a apuração e o pagamento devido, de forma precisa e transparente. </w:t>
+      </w:r>
+      <w:r>
+        <w:rPr>
+          <w:sz w:val="24"/>
+          <w:szCs w:val="24"/>
+          <w:shd w:fill="606060" w:val="clear"/>
+          <w:rtl w:val="0"/>
+        </w:rPr>
+        <w:t xml:space="preserve"> </w:t>
+      </w:r>
+    </w:p>
+    <w:p>
+      <w:pPr>
+        <w:pBdr>
+          <w:top w:color="000000" w:space="0" w:sz="0" w:val="none"/>
+          <w:left w:color="000000" w:space="0" w:sz="0" w:val="none"/>
+          <w:bottom w:color="000000" w:space="0" w:sz="0" w:val="none"/>
+          <w:right w:color="000000" w:space="0" w:sz="0" w:val="none"/>
+          <w:between w:color="000000" w:space="0" w:sz="0" w:val="none"/>
+        </w:pBdr>
+        <w:shd w:fill="ffffff" w:val="clear"/>
+        <w:spacing w:after="120" w:lineRule="auto"/>
+        <w:jc w:val="both"/>
+        <w:rPr>
+          <w:sz w:val="24"/>
+          <w:szCs w:val="24"/>
+          <w:shd w:fill="606060" w:val="clear"/>
+        </w:rPr>
+      </w:pPr>
+      <w:r>
+        <w:rPr>
+          <w:b w:val="1"/>
+          <w:bCs w:val="1"/>
+          <w:sz w:val="24"/>
+          <w:szCs w:val="24"/>
+          <w:rtl w:val="0"/>
+        </w:rPr>
+        <w:t xml:space="preserve">INCISO III - </w:t>
+      </w:r>
+      <w:r>
+        <w:rPr>
+          <w:sz w:val="24"/>
+          <w:szCs w:val="24"/>
+          <w:rtl w:val="0"/>
+        </w:rPr>
+        <w:t xml:space="preserve">A data considerada para pagamento será aquela correspondente ao salvamento, até o final do dia 23 de cada mês, dos documentos que comprovem a finalização do processo de regularização do imóvel, conforme disposto neste instrumento. Para tanto, será necessário o arquivamento dos documentos que comprovem a troca de titularidade e a matrícula de inteiro teor, atestando o registro do imóvel em nome do cliente.</w:t>
+      </w:r>
+      <w:r>
+        <w:rPr>
+          <w:sz w:val="24"/>
+          <w:szCs w:val="24"/>
+          <w:shd w:fill="606060" w:val="clear"/>
+          <w:rtl w:val="0"/>
+        </w:rPr>
+        <w:t xml:space="preserve"> </w:t>
+      </w:r>
+    </w:p>
+    <w:p>
+      <w:pPr>
+        <w:pBdr>
+          <w:top w:color="000000" w:space="0" w:sz="0" w:val="none"/>
+          <w:left w:color="000000" w:space="0" w:sz="0" w:val="none"/>
+          <w:bottom w:color="000000" w:space="0" w:sz="0" w:val="none"/>
+          <w:right w:color="000000" w:space="0" w:sz="0" w:val="none"/>
+          <w:between w:color="000000" w:space="0" w:sz="0" w:val="none"/>
+        </w:pBdr>
+        <w:shd w:fill="ffffff" w:val="clear"/>
+        <w:spacing w:after="120" w:lineRule="auto"/>
+        <w:jc w:val="both"/>
+        <w:rPr>
+          <w:sz w:val="24"/>
+          <w:szCs w:val="24"/>
+          <w:shd w:fill="606060" w:val="clear"/>
+        </w:rPr>
+      </w:pPr>
+      <w:r>
+        <w:rPr>
+          <w:b w:val="1"/>
+          <w:bCs w:val="1"/>
+          <w:sz w:val="24"/>
+          <w:szCs w:val="24"/>
+          <w:rtl w:val="0"/>
+        </w:rPr>
+        <w:t xml:space="preserve">PARÁGRAFO PRIMEIRO – </w:t>
+      </w:r>
+      <w:r>
+        <w:rPr>
+          <w:sz w:val="24"/>
+          <w:szCs w:val="24"/>
+          <w:rtl w:val="0"/>
+        </w:rPr>
+        <w:t xml:space="preserve">Caso a nota fiscal ou recibo não seja emitido dentro do prazo, o pagamento somente no mês seguinte. </w:t>
+      </w:r>
+      <w:r>
+        <w:rPr>
+          <w:sz w:val="24"/>
+          <w:szCs w:val="24"/>
+          <w:shd w:fill="606060" w:val="clear"/>
+          <w:rtl w:val="0"/>
+        </w:rPr>
+        <w:t xml:space="preserve"> </w:t>
+      </w:r>
+    </w:p>
+    <w:p>
+      <w:pPr>
+        <w:pBdr>
+          <w:top w:color="000000" w:space="0" w:sz="0" w:val="none"/>
+          <w:left w:color="000000" w:space="0" w:sz="0" w:val="none"/>
+          <w:bottom w:color="000000" w:space="0" w:sz="0" w:val="none"/>
+          <w:right w:color="000000" w:space="0" w:sz="0" w:val="none"/>
+          <w:between w:color="000000" w:space="0" w:sz="0" w:val="none"/>
+        </w:pBdr>
+        <w:shd w:fill="ffffff" w:val="clear"/>
+        <w:spacing w:after="120" w:lineRule="auto"/>
+        <w:jc w:val="both"/>
+        <w:rPr>
+          <w:sz w:val="24"/>
+          <w:szCs w:val="24"/>
+          <w:shd w:fill="606060" w:val="clear"/>
+        </w:rPr>
+      </w:pPr>
+      <w:r>
+        <w:rPr>
+          <w:sz w:val="24"/>
+          <w:szCs w:val="24"/>
+          <w:shd w:fill="606060" w:val="clear"/>
+          <w:rtl w:val="0"/>
+        </w:rPr>
+        <w:t xml:space="preserve"> </w:t>
+      </w:r>
+    </w:p>
+    <w:p>
+      <w:pPr>
+        <w:pBdr>
+          <w:top w:color="000000" w:space="0" w:sz="0" w:val="none"/>
+          <w:left w:color="000000" w:space="0" w:sz="0" w:val="none"/>
+          <w:bottom w:color="000000" w:space="0" w:sz="0" w:val="none"/>
+          <w:right w:color="000000" w:space="0" w:sz="0" w:val="none"/>
+          <w:between w:color="000000" w:space="0" w:sz="0" w:val="none"/>
+        </w:pBdr>
+        <w:shd w:fill="ffffff" w:val="clear"/>
+        <w:spacing w:after="120" w:lineRule="auto"/>
+        <w:jc w:val="center"/>
+        <w:rPr>
+          <w:sz w:val="24"/>
+          <w:szCs w:val="24"/>
+          <w:shd w:fill="606060" w:val="clear"/>
+        </w:rPr>
+      </w:pPr>
+      <w:r>
+        <w:rPr>
+          <w:b w:val="1"/>
+          <w:bCs w:val="1"/>
+          <w:sz w:val="24"/>
+          <w:szCs w:val="24"/>
+          <w:u w:val="single"/>
+          <w:rtl w:val="0"/>
+        </w:rPr>
+        <w:t xml:space="preserve">CLÁUSULA QUARTA – DAS OBRIGAÇÕES DA CONTRATANTE</w:t>
+      </w:r>
+      <w:r>
+        <w:rPr>
+          <w:sz w:val="24"/>
+          <w:szCs w:val="24"/>
+          <w:shd w:fill="606060" w:val="clear"/>
+          <w:rtl w:val="0"/>
+        </w:rPr>
+        <w:t xml:space="preserve"> </w:t>
+      </w:r>
+    </w:p>
+    <w:p>
+      <w:pPr>
+        <w:pBdr>
+          <w:top w:color="000000" w:space="0" w:sz="0" w:val="none"/>
+          <w:left w:color="000000" w:space="0" w:sz="0" w:val="none"/>
+          <w:bottom w:color="000000" w:space="0" w:sz="0" w:val="none"/>
+          <w:right w:color="000000" w:space="0" w:sz="0" w:val="none"/>
+          <w:between w:color="000000" w:space="0" w:sz="0" w:val="none"/>
+        </w:pBdr>
+        <w:shd w:fill="ffffff" w:val="clear"/>
+        <w:spacing w:after="120" w:lineRule="auto"/>
+        <w:jc w:val="both"/>
+        <w:rPr>
+          <w:sz w:val="24"/>
+          <w:szCs w:val="24"/>
+          <w:shd w:fill="606060" w:val="clear"/>
+        </w:rPr>
+      </w:pPr>
+      <w:r>
+        <w:rPr>
+          <w:b w:val="1"/>
+          <w:bCs w:val="1"/>
+          <w:sz w:val="24"/>
+          <w:szCs w:val="24"/>
+          <w:rtl w:val="0"/>
+        </w:rPr>
+        <w:t xml:space="preserve">INCISO I –</w:t>
+      </w:r>
+      <w:r>
+        <w:rPr>
+          <w:sz w:val="24"/>
+          <w:szCs w:val="24"/>
+          <w:rtl w:val="0"/>
+        </w:rPr>
+        <w:t xml:space="preserve"> Fornecer todas as informações necessárias à realização dos serviços, inclusive, especificando os detalhes e a forma de como eles devem ser entregues.</w:t>
+      </w:r>
+      <w:r>
+        <w:rPr>
+          <w:sz w:val="24"/>
+          <w:szCs w:val="24"/>
+          <w:shd w:fill="606060" w:val="clear"/>
+          <w:rtl w:val="0"/>
+        </w:rPr>
+        <w:t xml:space="preserve"> </w:t>
+      </w:r>
+    </w:p>
+    <w:p>
+      <w:pPr>
+        <w:pBdr>
+          <w:top w:color="000000" w:space="0" w:sz="0" w:val="none"/>
+          <w:left w:color="000000" w:space="0" w:sz="0" w:val="none"/>
+          <w:bottom w:color="000000" w:space="0" w:sz="0" w:val="none"/>
+          <w:right w:color="000000" w:space="0" w:sz="0" w:val="none"/>
+          <w:between w:color="000000" w:space="0" w:sz="0" w:val="none"/>
+        </w:pBdr>
+        <w:shd w:fill="ffffff" w:val="clear"/>
+        <w:spacing w:after="120" w:lineRule="auto"/>
+        <w:jc w:val="both"/>
+        <w:rPr>
+          <w:sz w:val="24"/>
+          <w:szCs w:val="24"/>
+          <w:shd w:fill="606060" w:val="clear"/>
+        </w:rPr>
+      </w:pPr>
+      <w:r>
+        <w:rPr>
+          <w:b w:val="1"/>
+          <w:bCs w:val="1"/>
+          <w:sz w:val="24"/>
+          <w:szCs w:val="24"/>
+          <w:rtl w:val="0"/>
+        </w:rPr>
+        <w:t xml:space="preserve">INCISO II –</w:t>
+      </w:r>
+      <w:r>
+        <w:rPr>
+          <w:sz w:val="24"/>
+          <w:szCs w:val="24"/>
+          <w:rtl w:val="0"/>
+        </w:rPr>
+        <w:t xml:space="preserve"> Efetuar o pagamento consoante o estabelecido na CLÁUSULA TERCEIRA deste contrato.</w:t>
+      </w:r>
+      <w:r>
+        <w:rPr>
+          <w:sz w:val="24"/>
+          <w:szCs w:val="24"/>
+          <w:shd w:fill="606060" w:val="clear"/>
+          <w:rtl w:val="0"/>
+        </w:rPr>
+        <w:t xml:space="preserve"> </w:t>
+      </w:r>
+    </w:p>
+    <w:p>
+      <w:pPr>
+        <w:pBdr>
+          <w:top w:color="000000" w:space="0" w:sz="0" w:val="none"/>
+          <w:left w:color="000000" w:space="0" w:sz="0" w:val="none"/>
+          <w:bottom w:color="000000" w:space="0" w:sz="0" w:val="none"/>
+          <w:right w:color="000000" w:space="0" w:sz="0" w:val="none"/>
+          <w:between w:color="000000" w:space="0" w:sz="0" w:val="none"/>
+        </w:pBdr>
+        <w:shd w:fill="ffffff" w:val="clear"/>
+        <w:spacing w:after="120" w:lineRule="auto"/>
+        <w:jc w:val="both"/>
+        <w:rPr>
+          <w:sz w:val="24"/>
+          <w:szCs w:val="24"/>
+          <w:shd w:fill="606060" w:val="clear"/>
+        </w:rPr>
+      </w:pPr>
+      <w:r>
+        <w:rPr>
+          <w:b w:val="1"/>
+          <w:bCs w:val="1"/>
+          <w:sz w:val="24"/>
+          <w:szCs w:val="24"/>
+          <w:rtl w:val="0"/>
+        </w:rPr>
+        <w:t xml:space="preserve">INCISO III –</w:t>
+      </w:r>
+      <w:r>
+        <w:rPr>
+          <w:sz w:val="24"/>
+          <w:szCs w:val="24"/>
+          <w:rtl w:val="0"/>
+        </w:rPr>
+        <w:t xml:space="preserve"> Comunicar imediatamente à CONTRATADA sobre eventuais reclamações feitas contra seus subordinados, assim como sobre danos por ele causados;</w:t>
+      </w:r>
+      <w:r>
+        <w:rPr>
+          <w:sz w:val="24"/>
+          <w:szCs w:val="24"/>
+          <w:shd w:fill="606060" w:val="clear"/>
+          <w:rtl w:val="0"/>
+        </w:rPr>
+        <w:t xml:space="preserve"> </w:t>
+      </w:r>
+    </w:p>
+    <w:p>
+      <w:pPr>
+        <w:pBdr>
+          <w:top w:color="000000" w:space="0" w:sz="0" w:val="none"/>
+          <w:left w:color="000000" w:space="0" w:sz="0" w:val="none"/>
+          <w:bottom w:color="000000" w:space="0" w:sz="0" w:val="none"/>
+          <w:right w:color="000000" w:space="0" w:sz="0" w:val="none"/>
+          <w:between w:color="000000" w:space="0" w:sz="0" w:val="none"/>
+        </w:pBdr>
+        <w:shd w:fill="ffffff" w:val="clear"/>
+        <w:spacing w:after="120" w:lineRule="auto"/>
+        <w:jc w:val="both"/>
+        <w:rPr>
+          <w:sz w:val="24"/>
+          <w:szCs w:val="24"/>
+          <w:shd w:fill="606060" w:val="clear"/>
+        </w:rPr>
+      </w:pPr>
+      <w:r>
+        <w:rPr>
+          <w:b w:val="1"/>
+          <w:bCs w:val="1"/>
+          <w:sz w:val="24"/>
+          <w:szCs w:val="24"/>
+          <w:rtl w:val="0"/>
+        </w:rPr>
+        <w:t xml:space="preserve">INCISO IV –</w:t>
+      </w:r>
+      <w:r>
+        <w:rPr>
+          <w:sz w:val="24"/>
+          <w:szCs w:val="24"/>
+          <w:rtl w:val="0"/>
+        </w:rPr>
+        <w:t xml:space="preserve"> Arcar com as eventuais despesas e obrigações de natureza tributária que sejam de sua responsabilidade, nos termos da legislação vigente, relacionadas aos serviços especificados neste contrato.</w:t>
+      </w:r>
+      <w:r>
+        <w:rPr>
+          <w:sz w:val="24"/>
+          <w:szCs w:val="24"/>
+          <w:shd w:fill="606060" w:val="clear"/>
+          <w:rtl w:val="0"/>
+        </w:rPr>
+        <w:t xml:space="preserve"> </w:t>
+      </w:r>
+    </w:p>
+    <w:p>
+      <w:pPr>
+        <w:pBdr>
+          <w:top w:color="000000" w:space="0" w:sz="0" w:val="none"/>
+          <w:left w:color="000000" w:space="0" w:sz="0" w:val="none"/>
+          <w:bottom w:color="000000" w:space="0" w:sz="0" w:val="none"/>
+          <w:right w:color="000000" w:space="0" w:sz="0" w:val="none"/>
+          <w:between w:color="000000" w:space="0" w:sz="0" w:val="none"/>
+        </w:pBdr>
+        <w:shd w:fill="ffffff" w:val="clear"/>
+        <w:spacing w:after="120" w:lineRule="auto"/>
+        <w:jc w:val="both"/>
+        <w:rPr>
+          <w:sz w:val="24"/>
+          <w:szCs w:val="24"/>
+          <w:shd w:fill="606060" w:val="clear"/>
+        </w:rPr>
+      </w:pPr>
+      <w:r>
+        <w:rPr>
+          <w:b w:val="1"/>
+          <w:bCs w:val="1"/>
+          <w:sz w:val="24"/>
+          <w:szCs w:val="24"/>
+          <w:rtl w:val="0"/>
+        </w:rPr>
+        <w:t xml:space="preserve">INCISO V –</w:t>
+      </w:r>
+      <w:r>
+        <w:rPr>
+          <w:sz w:val="24"/>
+          <w:szCs w:val="24"/>
+          <w:rtl w:val="0"/>
+        </w:rPr>
+        <w:t xml:space="preserve"> Estabelecer prazos de entrega da prestação de serviço. </w:t>
+      </w:r>
+      <w:r>
+        <w:rPr>
+          <w:sz w:val="24"/>
+          <w:szCs w:val="24"/>
+          <w:shd w:fill="606060" w:val="clear"/>
+          <w:rtl w:val="0"/>
+        </w:rPr>
+        <w:t xml:space="preserve"> </w:t>
+      </w:r>
+    </w:p>
+    <w:p>
+      <w:pPr>
+        <w:pBdr>
+          <w:top w:color="000000" w:space="0" w:sz="0" w:val="none"/>
+          <w:left w:color="000000" w:space="0" w:sz="0" w:val="none"/>
+          <w:bottom w:color="000000" w:space="0" w:sz="0" w:val="none"/>
+          <w:right w:color="000000" w:space="0" w:sz="0" w:val="none"/>
+          <w:between w:color="000000" w:space="0" w:sz="0" w:val="none"/>
+        </w:pBdr>
+        <w:shd w:fill="ffffff" w:val="clear"/>
+        <w:spacing w:after="120" w:lineRule="auto"/>
+        <w:jc w:val="both"/>
+        <w:rPr>
+          <w:sz w:val="24"/>
+          <w:szCs w:val="24"/>
+          <w:shd w:fill="606060" w:val="clear"/>
+        </w:rPr>
+      </w:pPr>
+      <w:r>
+        <w:rPr>
+          <w:b w:val="1"/>
+          <w:bCs w:val="1"/>
+          <w:sz w:val="24"/>
+          <w:szCs w:val="24"/>
+          <w:rtl w:val="0"/>
+        </w:rPr>
+        <w:t xml:space="preserve">INCISO VI -</w:t>
+      </w:r>
+      <w:r>
+        <w:rPr>
+          <w:sz w:val="24"/>
+          <w:szCs w:val="24"/>
+          <w:rtl w:val="0"/>
+        </w:rPr>
+        <w:t xml:space="preserve"> No que se refere aos documentos necessários para a averbação dos imóveis arrematados nos 1º (primeiro) e 2º (segundo) leilões, é de responsabilidade do comprador o envio dos documentos exigidos para a realização da averbação, a fim de viabilizar a prática do ato junto ao protocolo de registro competente. Caso seja necessário, os documentos devem ser solicitados diretamente pelo CONTRATADO ao cliente e/ou leiloeiro, sem atuação do CONTRATANTE.</w:t>
+      </w:r>
+      <w:r>
+        <w:rPr>
+          <w:rtl w:val="0"/>
+        </w:rPr>
+      </w:r>
+    </w:p>
+    <w:p>
+      <w:pPr>
+        <w:pBdr>
+          <w:top w:color="000000" w:space="0" w:sz="0" w:val="none"/>
+          <w:left w:color="000000" w:space="0" w:sz="0" w:val="none"/>
+          <w:bottom w:color="000000" w:space="0" w:sz="0" w:val="none"/>
+          <w:right w:color="000000" w:space="0" w:sz="0" w:val="none"/>
+          <w:between w:color="000000" w:space="0" w:sz="0" w:val="none"/>
+        </w:pBdr>
+        <w:shd w:fill="ffffff" w:val="clear"/>
+        <w:spacing w:after="120" w:lineRule="auto"/>
+        <w:jc w:val="both"/>
+        <w:rPr>
+          <w:sz w:val="24"/>
+          <w:szCs w:val="24"/>
+          <w:shd w:fill="606060" w:val="clear"/>
+        </w:rPr>
+      </w:pPr>
+      <w:r>
+        <w:rPr>
+          <w:sz w:val="24"/>
+          <w:szCs w:val="24"/>
+          <w:shd w:fill="606060" w:val="clear"/>
+          <w:rtl w:val="0"/>
+        </w:rPr>
+        <w:t xml:space="preserve"> </w:t>
+      </w:r>
+    </w:p>
+    <w:p>
+      <w:pPr>
+        <w:pBdr>
+          <w:top w:color="000000" w:space="0" w:sz="0" w:val="none"/>
+          <w:left w:color="000000" w:space="0" w:sz="0" w:val="none"/>
+          <w:bottom w:color="000000" w:space="0" w:sz="0" w:val="none"/>
+          <w:right w:color="000000" w:space="0" w:sz="0" w:val="none"/>
+          <w:between w:color="000000" w:space="0" w:sz="0" w:val="none"/>
+        </w:pBdr>
+        <w:shd w:fill="ffffff" w:val="clear"/>
+        <w:spacing w:after="120" w:lineRule="auto"/>
+        <w:jc w:val="center"/>
+        <w:rPr>
+          <w:sz w:val="24"/>
+          <w:szCs w:val="24"/>
+          <w:shd w:fill="606060" w:val="clear"/>
+        </w:rPr>
+      </w:pPr>
+      <w:r>
+        <w:rPr>
+          <w:b w:val="1"/>
+          <w:bCs w:val="1"/>
+          <w:sz w:val="24"/>
+          <w:szCs w:val="24"/>
+          <w:u w:val="single"/>
+          <w:rtl w:val="0"/>
+        </w:rPr>
+        <w:t xml:space="preserve">CLÁUSULA QUINTA – DAS OBRIGAÇÕES DA CONTRATADA</w:t>
+      </w:r>
+      <w:r>
+        <w:rPr>
+          <w:sz w:val="24"/>
+          <w:szCs w:val="24"/>
+          <w:shd w:fill="606060" w:val="clear"/>
+          <w:rtl w:val="0"/>
+        </w:rPr>
+        <w:t xml:space="preserve"> </w:t>
+      </w:r>
+    </w:p>
+    <w:p>
+      <w:pPr>
+        <w:pBdr>
+          <w:top w:color="000000" w:space="0" w:sz="0" w:val="none"/>
+          <w:left w:color="000000" w:space="0" w:sz="0" w:val="none"/>
+          <w:bottom w:color="000000" w:space="0" w:sz="0" w:val="none"/>
+          <w:right w:color="000000" w:space="0" w:sz="0" w:val="none"/>
+          <w:between w:color="000000" w:space="0" w:sz="0" w:val="none"/>
+        </w:pBdr>
+        <w:shd w:fill="ffffff" w:val="clear"/>
+        <w:spacing w:after="120" w:lineRule="auto"/>
+        <w:jc w:val="both"/>
+        <w:rPr>
+          <w:sz w:val="24"/>
+          <w:szCs w:val="24"/>
+          <w:shd w:fill="606060" w:val="clear"/>
+        </w:rPr>
+      </w:pPr>
+      <w:r>
+        <w:rPr>
+          <w:b w:val="1"/>
+          <w:bCs w:val="1"/>
+          <w:sz w:val="24"/>
+          <w:szCs w:val="24"/>
+          <w:rtl w:val="0"/>
+        </w:rPr>
+        <w:t xml:space="preserve">INCISO I –</w:t>
+      </w:r>
+      <w:r>
+        <w:rPr>
+          <w:sz w:val="24"/>
+          <w:szCs w:val="24"/>
+          <w:rtl w:val="0"/>
+        </w:rPr>
+        <w:t xml:space="preserve"> Prestar, com a devida dedicação e seriedade da forma e modo ajustados, os serviços descritos neste contrato, respeitando os prazos estipulados, devendo avisar com antecedência sob qualquer situação que possa gerar algum tipo de atraso.</w:t>
+      </w:r>
+      <w:r>
+        <w:rPr>
+          <w:sz w:val="24"/>
+          <w:szCs w:val="24"/>
+          <w:shd w:fill="606060" w:val="clear"/>
+          <w:rtl w:val="0"/>
+        </w:rPr>
+        <w:t xml:space="preserve"> </w:t>
+      </w:r>
+    </w:p>
+    <w:p>
+      <w:pPr>
+        <w:pBdr>
+          <w:top w:color="000000" w:space="0" w:sz="0" w:val="none"/>
+          <w:left w:color="000000" w:space="0" w:sz="0" w:val="none"/>
+          <w:bottom w:color="000000" w:space="0" w:sz="0" w:val="none"/>
+          <w:right w:color="000000" w:space="0" w:sz="0" w:val="none"/>
+          <w:between w:color="000000" w:space="0" w:sz="0" w:val="none"/>
+        </w:pBdr>
+        <w:shd w:fill="ffffff" w:val="clear"/>
+        <w:spacing w:after="120" w:lineRule="auto"/>
+        <w:jc w:val="both"/>
+        <w:rPr>
+          <w:sz w:val="24"/>
+          <w:szCs w:val="24"/>
+          <w:shd w:fill="606060" w:val="clear"/>
+        </w:rPr>
+      </w:pPr>
+      <w:r>
+        <w:rPr>
+          <w:b w:val="1"/>
+          <w:bCs w:val="1"/>
+          <w:sz w:val="24"/>
+          <w:szCs w:val="24"/>
+          <w:rtl w:val="0"/>
+        </w:rPr>
+        <w:t xml:space="preserve">INCISO II –</w:t>
+      </w:r>
+      <w:r>
+        <w:rPr>
+          <w:sz w:val="24"/>
+          <w:szCs w:val="24"/>
+          <w:rtl w:val="0"/>
+        </w:rPr>
+        <w:t xml:space="preserve"> Respeitar as normas, as especificações técnicas e as condições de segurança aplicáveis à espécie de serviços prestados, com ética, zelo, cuidado, qualidade e êxito, desenvolvendo um material original livre de qualquer ônus ou plágio. </w:t>
+      </w:r>
+      <w:r>
+        <w:rPr>
+          <w:sz w:val="24"/>
+          <w:szCs w:val="24"/>
+          <w:shd w:fill="606060" w:val="clear"/>
+          <w:rtl w:val="0"/>
+        </w:rPr>
+        <w:t xml:space="preserve"> </w:t>
+      </w:r>
+    </w:p>
+    <w:p>
+      <w:pPr>
+        <w:pBdr>
+          <w:top w:color="000000" w:space="0" w:sz="0" w:val="none"/>
+          <w:left w:color="000000" w:space="0" w:sz="0" w:val="none"/>
+          <w:bottom w:color="000000" w:space="0" w:sz="0" w:val="none"/>
+          <w:right w:color="000000" w:space="0" w:sz="0" w:val="none"/>
+          <w:between w:color="000000" w:space="0" w:sz="0" w:val="none"/>
+        </w:pBdr>
+        <w:shd w:fill="ffffff" w:val="clear"/>
+        <w:spacing w:after="120" w:lineRule="auto"/>
+        <w:jc w:val="both"/>
+        <w:rPr>
+          <w:sz w:val="24"/>
+          <w:szCs w:val="24"/>
+          <w:shd w:fill="606060" w:val="clear"/>
+        </w:rPr>
+      </w:pPr>
+      <w:r>
+        <w:rPr>
+          <w:b w:val="1"/>
+          <w:bCs w:val="1"/>
+          <w:sz w:val="24"/>
+          <w:szCs w:val="24"/>
+          <w:rtl w:val="0"/>
+        </w:rPr>
+        <w:t xml:space="preserve">INCISO III –</w:t>
+      </w:r>
+      <w:r>
+        <w:rPr>
+          <w:sz w:val="24"/>
+          <w:szCs w:val="24"/>
+          <w:rtl w:val="0"/>
+        </w:rPr>
+        <w:t xml:space="preserve"> Fornecer as notas fiscais ou recibos assinados referentes aos pagamentos efetuados pela CONTRATANTE.</w:t>
+      </w:r>
+      <w:r>
+        <w:rPr>
+          <w:sz w:val="24"/>
+          <w:szCs w:val="24"/>
+          <w:shd w:fill="606060" w:val="clear"/>
+          <w:rtl w:val="0"/>
+        </w:rPr>
+        <w:t xml:space="preserve"> </w:t>
+      </w:r>
+    </w:p>
+    <w:p>
+      <w:pPr>
+        <w:pBdr>
+          <w:top w:color="000000" w:space="0" w:sz="0" w:val="none"/>
+          <w:left w:color="000000" w:space="0" w:sz="0" w:val="none"/>
+          <w:bottom w:color="000000" w:space="0" w:sz="0" w:val="none"/>
+          <w:right w:color="000000" w:space="0" w:sz="0" w:val="none"/>
+          <w:between w:color="000000" w:space="0" w:sz="0" w:val="none"/>
+        </w:pBdr>
+        <w:shd w:fill="ffffff" w:val="clear"/>
+        <w:spacing w:after="120" w:lineRule="auto"/>
+        <w:jc w:val="both"/>
+        <w:rPr>
+          <w:sz w:val="24"/>
+          <w:szCs w:val="24"/>
+          <w:shd w:fill="606060" w:val="clear"/>
+        </w:rPr>
+      </w:pPr>
+      <w:r>
+        <w:rPr>
+          <w:b w:val="1"/>
+          <w:bCs w:val="1"/>
+          <w:sz w:val="24"/>
+          <w:szCs w:val="24"/>
+          <w:rtl w:val="0"/>
+        </w:rPr>
+        <w:t xml:space="preserve">INCISO IV –</w:t>
+      </w:r>
+      <w:r>
+        <w:rPr>
+          <w:sz w:val="24"/>
+          <w:szCs w:val="24"/>
+          <w:rtl w:val="0"/>
+        </w:rPr>
+        <w:t xml:space="preserve"> Se responsabilizar pelos atos e omissões praticadas, bem como por qualquer dano que venha a sofrer ou causar para a CONTRATANTE ou terceiros.</w:t>
+      </w:r>
+      <w:r>
+        <w:rPr>
+          <w:sz w:val="24"/>
+          <w:szCs w:val="24"/>
+          <w:shd w:fill="606060" w:val="clear"/>
+          <w:rtl w:val="0"/>
+        </w:rPr>
+        <w:t xml:space="preserve"> </w:t>
+      </w:r>
+    </w:p>
+    <w:p>
+      <w:pPr>
+        <w:pBdr>
+          <w:top w:color="000000" w:space="0" w:sz="0" w:val="none"/>
+          <w:left w:color="000000" w:space="0" w:sz="0" w:val="none"/>
+          <w:bottom w:color="000000" w:space="0" w:sz="0" w:val="none"/>
+          <w:right w:color="000000" w:space="0" w:sz="0" w:val="none"/>
+          <w:between w:color="000000" w:space="0" w:sz="0" w:val="none"/>
+        </w:pBdr>
+        <w:shd w:fill="ffffff" w:val="clear"/>
+        <w:spacing w:after="120" w:lineRule="auto"/>
+        <w:jc w:val="both"/>
+        <w:rPr>
+          <w:sz w:val="24"/>
+          <w:szCs w:val="24"/>
+          <w:shd w:fill="606060" w:val="clear"/>
+        </w:rPr>
+      </w:pPr>
+      <w:r>
+        <w:rPr>
+          <w:b w:val="1"/>
+          <w:bCs w:val="1"/>
+          <w:sz w:val="24"/>
+          <w:szCs w:val="24"/>
+          <w:rtl w:val="0"/>
+        </w:rPr>
+        <w:t xml:space="preserve">INCISO V –</w:t>
+      </w:r>
+      <w:r>
+        <w:rPr>
+          <w:sz w:val="24"/>
+          <w:szCs w:val="24"/>
+          <w:rtl w:val="0"/>
+        </w:rPr>
+        <w:t xml:space="preserve"> Arcar com as despesas e obrigações de natureza tributária que sejam de sua responsabilidade, emitindo as notas fiscais ou recibos, nos termos da legislação vigente, relacionadas aos serviços especificados neste contrato.</w:t>
+      </w:r>
+      <w:r>
+        <w:rPr>
+          <w:sz w:val="24"/>
+          <w:szCs w:val="24"/>
+          <w:shd w:fill="606060" w:val="clear"/>
+          <w:rtl w:val="0"/>
+        </w:rPr>
+        <w:t xml:space="preserve"> </w:t>
+      </w:r>
+    </w:p>
+    <w:p>
+      <w:pPr>
+        <w:pBdr>
+          <w:top w:color="000000" w:space="0" w:sz="0" w:val="none"/>
+          <w:left w:color="000000" w:space="0" w:sz="0" w:val="none"/>
+          <w:bottom w:color="000000" w:space="0" w:sz="0" w:val="none"/>
+          <w:right w:color="000000" w:space="0" w:sz="0" w:val="none"/>
+          <w:between w:color="000000" w:space="0" w:sz="0" w:val="none"/>
+        </w:pBdr>
+        <w:shd w:fill="ffffff" w:val="clear"/>
+        <w:spacing w:after="120" w:lineRule="auto"/>
+        <w:jc w:val="both"/>
+        <w:rPr>
+          <w:sz w:val="24"/>
+          <w:szCs w:val="24"/>
+          <w:shd w:fill="606060" w:val="clear"/>
+        </w:rPr>
+      </w:pPr>
+      <w:r>
+        <w:rPr>
+          <w:b w:val="1"/>
+          <w:bCs w:val="1"/>
+          <w:sz w:val="24"/>
+          <w:szCs w:val="24"/>
+          <w:rtl w:val="0"/>
+        </w:rPr>
+        <w:t xml:space="preserve">INCISO VI –</w:t>
+      </w:r>
+      <w:r>
+        <w:rPr>
+          <w:sz w:val="24"/>
+          <w:szCs w:val="24"/>
+          <w:rtl w:val="0"/>
+        </w:rPr>
+        <w:t xml:space="preserve"> Cumprir todas as determinações impostas pelas autoridades públicas competentes, referentes a estes serviços;</w:t>
+      </w:r>
+      <w:r>
+        <w:rPr>
+          <w:sz w:val="24"/>
+          <w:szCs w:val="24"/>
+          <w:shd w:fill="606060" w:val="clear"/>
+          <w:rtl w:val="0"/>
+        </w:rPr>
+        <w:t xml:space="preserve"> </w:t>
+      </w:r>
+    </w:p>
+    <w:p>
+      <w:pPr>
+        <w:pBdr>
+          <w:top w:color="000000" w:space="0" w:sz="0" w:val="none"/>
+          <w:left w:color="000000" w:space="0" w:sz="0" w:val="none"/>
+          <w:bottom w:color="000000" w:space="0" w:sz="0" w:val="none"/>
+          <w:right w:color="000000" w:space="0" w:sz="0" w:val="none"/>
+          <w:between w:color="000000" w:space="0" w:sz="0" w:val="none"/>
+        </w:pBdr>
+        <w:shd w:fill="ffffff" w:val="clear"/>
+        <w:spacing w:after="120" w:lineRule="auto"/>
+        <w:jc w:val="both"/>
+        <w:rPr>
+          <w:sz w:val="24"/>
+          <w:szCs w:val="24"/>
+          <w:shd w:fill="606060" w:val="clear"/>
+        </w:rPr>
+      </w:pPr>
+      <w:r>
+        <w:rPr>
+          <w:b w:val="1"/>
+          <w:bCs w:val="1"/>
+          <w:sz w:val="24"/>
+          <w:szCs w:val="24"/>
+          <w:rtl w:val="0"/>
+        </w:rPr>
+        <w:t xml:space="preserve">INCISO VII – </w:t>
+      </w:r>
+      <w:r>
+        <w:rPr>
+          <w:sz w:val="24"/>
+          <w:szCs w:val="24"/>
+          <w:rtl w:val="0"/>
+        </w:rPr>
+        <w:t xml:space="preserve">Manter sigilosas, mesmo após findo este contrato, as informações privilegiadas de qualquer natureza que teve acesso em virtude da execução destes serviços.</w:t>
+      </w:r>
+      <w:r>
+        <w:rPr>
+          <w:sz w:val="24"/>
+          <w:szCs w:val="24"/>
+          <w:shd w:fill="606060" w:val="clear"/>
+          <w:rtl w:val="0"/>
+        </w:rPr>
+        <w:t xml:space="preserve"> </w:t>
+      </w:r>
+    </w:p>
+    <w:p>
+      <w:pPr>
+        <w:pBdr>
+          <w:top w:color="000000" w:space="0" w:sz="0" w:val="none"/>
+          <w:left w:color="000000" w:space="0" w:sz="0" w:val="none"/>
+          <w:bottom w:color="000000" w:space="0" w:sz="0" w:val="none"/>
+          <w:right w:color="000000" w:space="0" w:sz="0" w:val="none"/>
+          <w:between w:color="000000" w:space="0" w:sz="0" w:val="none"/>
+        </w:pBdr>
+        <w:shd w:fill="ffffff" w:val="clear"/>
+        <w:spacing w:after="120" w:lineRule="auto"/>
+        <w:jc w:val="both"/>
+        <w:rPr>
+          <w:sz w:val="24"/>
+          <w:szCs w:val="24"/>
+          <w:shd w:fill="606060" w:val="clear"/>
+        </w:rPr>
+      </w:pPr>
+      <w:r>
+        <w:rPr>
+          <w:b w:val="1"/>
+          <w:bCs w:val="1"/>
+          <w:sz w:val="24"/>
+          <w:szCs w:val="24"/>
+          <w:rtl w:val="0"/>
+        </w:rPr>
+        <w:t xml:space="preserve">INCISO VIII</w:t>
+      </w:r>
+      <w:r>
+        <w:rPr>
+          <w:sz w:val="24"/>
+          <w:szCs w:val="24"/>
+          <w:rtl w:val="0"/>
+        </w:rPr>
+        <w:t xml:space="preserve"> </w:t>
+      </w:r>
+      <w:r>
+        <w:rPr>
+          <w:b w:val="1"/>
+          <w:bCs w:val="1"/>
+          <w:sz w:val="24"/>
+          <w:szCs w:val="24"/>
+          <w:rtl w:val="0"/>
+        </w:rPr>
+        <w:t xml:space="preserve">–</w:t>
+      </w:r>
+      <w:r>
+        <w:rPr>
+          <w:sz w:val="24"/>
+          <w:szCs w:val="24"/>
+          <w:rtl w:val="0"/>
+        </w:rPr>
+        <w:t xml:space="preserve"> Prestar informações ao CONTRATANTE sempre que este lhe solicitar, informando sobre a execução de seus serviços e demais detalhes sobre a execução de suas atividades.</w:t>
+      </w:r>
+      <w:r>
+        <w:rPr>
+          <w:sz w:val="24"/>
+          <w:szCs w:val="24"/>
+          <w:shd w:fill="606060" w:val="clear"/>
+          <w:rtl w:val="0"/>
+        </w:rPr>
+        <w:t xml:space="preserve"> </w:t>
+      </w:r>
+    </w:p>
+    <w:p>
+      <w:pPr>
+        <w:pBdr>
+          <w:top w:color="000000" w:space="0" w:sz="0" w:val="none"/>
+          <w:left w:color="000000" w:space="0" w:sz="0" w:val="none"/>
+          <w:bottom w:color="000000" w:space="0" w:sz="0" w:val="none"/>
+          <w:right w:color="000000" w:space="0" w:sz="0" w:val="none"/>
+          <w:between w:color="000000" w:space="0" w:sz="0" w:val="none"/>
+        </w:pBdr>
+        <w:shd w:fill="ffffff" w:val="clear"/>
+        <w:spacing w:after="120" w:lineRule="auto"/>
+        <w:jc w:val="both"/>
+        <w:rPr>
+          <w:sz w:val="24"/>
+          <w:szCs w:val="24"/>
+          <w:shd w:fill="606060" w:val="clear"/>
+        </w:rPr>
+      </w:pPr>
+      <w:r>
+        <w:rPr>
+          <w:b w:val="1"/>
+          <w:bCs w:val="1"/>
+          <w:sz w:val="24"/>
+          <w:szCs w:val="24"/>
+          <w:rtl w:val="0"/>
+        </w:rPr>
+        <w:t xml:space="preserve">INCISO IX –</w:t>
+      </w:r>
+      <w:r>
+        <w:rPr>
+          <w:sz w:val="24"/>
+          <w:szCs w:val="24"/>
+          <w:rtl w:val="0"/>
+        </w:rPr>
+        <w:t xml:space="preserve"> Providenciar os meios e os equipamentos necessários à correta execução do serviço.</w:t>
+      </w:r>
+      <w:r>
+        <w:rPr>
+          <w:sz w:val="24"/>
+          <w:szCs w:val="24"/>
+          <w:shd w:fill="606060" w:val="clear"/>
+          <w:rtl w:val="0"/>
+        </w:rPr>
+        <w:t xml:space="preserve"> </w:t>
+      </w:r>
+    </w:p>
+    <w:p>
+      <w:pPr>
+        <w:pBdr>
+          <w:top w:color="000000" w:space="0" w:sz="0" w:val="none"/>
+          <w:left w:color="000000" w:space="0" w:sz="0" w:val="none"/>
+          <w:bottom w:color="000000" w:space="0" w:sz="0" w:val="none"/>
+          <w:right w:color="000000" w:space="0" w:sz="0" w:val="none"/>
+          <w:between w:color="000000" w:space="0" w:sz="0" w:val="none"/>
+        </w:pBdr>
+        <w:shd w:fill="ffffff" w:val="clear"/>
+        <w:spacing w:after="120" w:lineRule="auto"/>
+        <w:jc w:val="both"/>
+        <w:rPr>
+          <w:sz w:val="24"/>
+          <w:szCs w:val="24"/>
+          <w:shd w:fill="606060" w:val="clear"/>
+        </w:rPr>
+      </w:pPr>
+      <w:r>
+        <w:rPr>
+          <w:b w:val="1"/>
+          <w:bCs w:val="1"/>
+          <w:sz w:val="24"/>
+          <w:szCs w:val="24"/>
+          <w:rtl w:val="0"/>
+        </w:rPr>
+        <w:t xml:space="preserve">INCISO X -</w:t>
+      </w:r>
+      <w:r>
+        <w:rPr>
+          <w:sz w:val="24"/>
+          <w:szCs w:val="24"/>
+          <w:rtl w:val="0"/>
+        </w:rPr>
+        <w:t xml:space="preserve"> Participar de eventos e reuniões virtuais de alinhamento, quando solicitado.</w:t>
+      </w:r>
+      <w:r>
+        <w:rPr>
+          <w:sz w:val="24"/>
+          <w:szCs w:val="24"/>
+          <w:shd w:fill="606060" w:val="clear"/>
+          <w:rtl w:val="0"/>
+        </w:rPr>
+        <w:t xml:space="preserve"> </w:t>
+      </w:r>
+    </w:p>
+    <w:p>
+      <w:pPr>
+        <w:pBdr>
+          <w:top w:color="000000" w:space="0" w:sz="0" w:val="none"/>
+          <w:left w:color="000000" w:space="0" w:sz="0" w:val="none"/>
+          <w:bottom w:color="000000" w:space="0" w:sz="0" w:val="none"/>
+          <w:right w:color="000000" w:space="0" w:sz="0" w:val="none"/>
+          <w:between w:color="000000" w:space="0" w:sz="0" w:val="none"/>
+        </w:pBdr>
+        <w:shd w:fill="ffffff" w:val="clear"/>
+        <w:spacing w:after="120" w:lineRule="auto"/>
+        <w:jc w:val="center"/>
+        <w:rPr>
+          <w:sz w:val="24"/>
+          <w:szCs w:val="24"/>
+          <w:shd w:fill="606060" w:val="clear"/>
+        </w:rPr>
+      </w:pPr>
+      <w:r>
+        <w:rPr>
+          <w:b w:val="1"/>
+          <w:bCs w:val="1"/>
+          <w:sz w:val="24"/>
+          <w:szCs w:val="24"/>
+          <w:u w:val="single"/>
+          <w:rtl w:val="0"/>
+        </w:rPr>
+        <w:t xml:space="preserve">CLÁUSULA SEXTA – DA RESCISÃO</w:t>
+      </w:r>
+      <w:r>
+        <w:rPr>
+          <w:sz w:val="24"/>
+          <w:szCs w:val="24"/>
+          <w:shd w:fill="606060" w:val="clear"/>
+          <w:rtl w:val="0"/>
+        </w:rPr>
+        <w:t xml:space="preserve"> </w:t>
+      </w:r>
+    </w:p>
+    <w:p>
+      <w:pPr>
+        <w:pBdr>
+          <w:top w:color="000000" w:space="0" w:sz="0" w:val="none"/>
+          <w:left w:color="000000" w:space="0" w:sz="0" w:val="none"/>
+          <w:bottom w:color="000000" w:space="0" w:sz="0" w:val="none"/>
+          <w:right w:color="000000" w:space="0" w:sz="0" w:val="none"/>
+          <w:between w:color="000000" w:space="0" w:sz="0" w:val="none"/>
+        </w:pBdr>
+        <w:shd w:fill="ffffff" w:val="clear"/>
+        <w:spacing w:after="120" w:lineRule="auto"/>
+        <w:jc w:val="both"/>
+        <w:rPr>
+          <w:sz w:val="24"/>
+          <w:szCs w:val="24"/>
+          <w:shd w:fill="606060" w:val="clear"/>
+        </w:rPr>
+      </w:pPr>
+      <w:r>
+        <w:rPr>
+          <w:sz w:val="24"/>
+          <w:szCs w:val="24"/>
+          <w:rtl w:val="0"/>
+        </w:rPr>
+        <w:t xml:space="preserve">A qualquer momento, poderão as partes rescindir este contrato, desde que avisem com antecedência de 10 (dez) dias à outra parte deste instrumento mediante notificação por escrito.</w:t>
+      </w:r>
+      <w:r>
+        <w:rPr>
+          <w:sz w:val="24"/>
+          <w:szCs w:val="24"/>
+          <w:shd w:fill="606060" w:val="clear"/>
+          <w:rtl w:val="0"/>
+        </w:rPr>
+        <w:t xml:space="preserve"> </w:t>
+      </w:r>
+    </w:p>
+    <w:p>
+      <w:pPr>
+        <w:pBdr>
+          <w:top w:color="000000" w:space="0" w:sz="0" w:val="none"/>
+          <w:left w:color="000000" w:space="0" w:sz="0" w:val="none"/>
+          <w:bottom w:color="000000" w:space="0" w:sz="0" w:val="none"/>
+          <w:right w:color="000000" w:space="0" w:sz="0" w:val="none"/>
+          <w:between w:color="000000" w:space="0" w:sz="0" w:val="none"/>
+        </w:pBdr>
+        <w:shd w:fill="ffffff" w:val="clear"/>
+        <w:spacing w:after="120" w:lineRule="auto"/>
+        <w:jc w:val="both"/>
+        <w:rPr>
+          <w:sz w:val="24"/>
+          <w:szCs w:val="24"/>
+          <w:shd w:fill="606060" w:val="clear"/>
+        </w:rPr>
+      </w:pPr>
+      <w:r>
+        <w:rPr>
+          <w:b w:val="1"/>
+          <w:bCs w:val="1"/>
+          <w:sz w:val="24"/>
+          <w:szCs w:val="24"/>
+          <w:rtl w:val="0"/>
+        </w:rPr>
+        <w:t xml:space="preserve">INCISO I –</w:t>
+      </w:r>
+      <w:r>
+        <w:rPr>
+          <w:sz w:val="24"/>
+          <w:szCs w:val="24"/>
+          <w:rtl w:val="0"/>
+        </w:rPr>
+        <w:t xml:space="preserve"> A rescisão sem justa causa por parte da CONTRATADA não retira dele o direito de retribuição vencida proporcional aos serviços prestados, porém sujeita-o ao pagamento de perdas e danos ao CONTRATANTE.</w:t>
+      </w:r>
+      <w:r>
+        <w:rPr>
+          <w:sz w:val="24"/>
+          <w:szCs w:val="24"/>
+          <w:shd w:fill="606060" w:val="clear"/>
+          <w:rtl w:val="0"/>
+        </w:rPr>
+        <w:t xml:space="preserve"> </w:t>
+      </w:r>
+    </w:p>
+    <w:p>
+      <w:pPr>
+        <w:pBdr>
+          <w:top w:color="000000" w:space="0" w:sz="0" w:val="none"/>
+          <w:left w:color="000000" w:space="0" w:sz="0" w:val="none"/>
+          <w:bottom w:color="000000" w:space="0" w:sz="0" w:val="none"/>
+          <w:right w:color="000000" w:space="0" w:sz="0" w:val="none"/>
+          <w:between w:color="000000" w:space="0" w:sz="0" w:val="none"/>
+        </w:pBdr>
+        <w:shd w:fill="ffffff" w:val="clear"/>
+        <w:spacing w:after="120" w:lineRule="auto"/>
+        <w:jc w:val="both"/>
+        <w:rPr>
+          <w:sz w:val="24"/>
+          <w:szCs w:val="24"/>
+          <w:shd w:fill="606060" w:val="clear"/>
+        </w:rPr>
+      </w:pPr>
+      <w:r>
+        <w:rPr>
+          <w:b w:val="1"/>
+          <w:bCs w:val="1"/>
+          <w:sz w:val="24"/>
+          <w:szCs w:val="24"/>
+          <w:rtl w:val="0"/>
+        </w:rPr>
+        <w:t xml:space="preserve">INCISO II –</w:t>
+      </w:r>
+      <w:r>
+        <w:rPr>
+          <w:sz w:val="24"/>
+          <w:szCs w:val="24"/>
+          <w:rtl w:val="0"/>
+        </w:rPr>
+        <w:t xml:space="preserve"> Não será aplicado o prazo fixado nesta cláusula às rescisões por justa causa.</w:t>
+      </w:r>
+      <w:r>
+        <w:rPr>
+          <w:sz w:val="24"/>
+          <w:szCs w:val="24"/>
+          <w:shd w:fill="606060" w:val="clear"/>
+          <w:rtl w:val="0"/>
+        </w:rPr>
+        <w:t xml:space="preserve"> </w:t>
+      </w:r>
+    </w:p>
+    <w:p>
+      <w:pPr>
+        <w:pBdr>
+          <w:top w:color="000000" w:space="0" w:sz="0" w:val="none"/>
+          <w:left w:color="000000" w:space="0" w:sz="0" w:val="none"/>
+          <w:bottom w:color="000000" w:space="0" w:sz="0" w:val="none"/>
+          <w:right w:color="000000" w:space="0" w:sz="0" w:val="none"/>
+          <w:between w:color="000000" w:space="0" w:sz="0" w:val="none"/>
+        </w:pBdr>
+        <w:shd w:fill="ffffff" w:val="clear"/>
+        <w:spacing w:after="120" w:lineRule="auto"/>
+        <w:jc w:val="both"/>
+        <w:rPr>
+          <w:sz w:val="24"/>
+          <w:szCs w:val="24"/>
+          <w:shd w:fill="606060" w:val="clear"/>
+        </w:rPr>
+      </w:pPr>
+      <w:r>
+        <w:rPr>
+          <w:b w:val="1"/>
+          <w:bCs w:val="1"/>
+          <w:sz w:val="24"/>
+          <w:szCs w:val="24"/>
+          <w:rtl w:val="0"/>
+        </w:rPr>
+        <w:t xml:space="preserve">INCISO III - </w:t>
+      </w:r>
+      <w:r>
+        <w:rPr>
+          <w:sz w:val="24"/>
+          <w:szCs w:val="24"/>
+          <w:rtl w:val="0"/>
+        </w:rPr>
+        <w:t xml:space="preserve">Caso qualquer das partes notifique a outra acerca da intenção de não renovar, conforme previsto no parágrafo primeiro, o presente contrato será considerado encerrado ao final do período vigente. Poderá, contudo, haver acordo entre as partes para a conclusão das demandas já encaminhadas, hipótese em que será fixado, de comum acordo, prazo específico para sua finalização.</w:t>
+      </w:r>
+      <w:r>
+        <w:rPr>
+          <w:sz w:val="24"/>
+          <w:szCs w:val="24"/>
+          <w:shd w:fill="606060" w:val="clear"/>
+          <w:rtl w:val="0"/>
+        </w:rPr>
+        <w:t xml:space="preserve"> </w:t>
+      </w:r>
+    </w:p>
+    <w:p>
+      <w:pPr>
+        <w:pBdr>
+          <w:top w:color="000000" w:space="0" w:sz="0" w:val="none"/>
+          <w:left w:color="000000" w:space="0" w:sz="0" w:val="none"/>
+          <w:bottom w:color="000000" w:space="0" w:sz="0" w:val="none"/>
+          <w:right w:color="000000" w:space="0" w:sz="0" w:val="none"/>
+          <w:between w:color="000000" w:space="0" w:sz="0" w:val="none"/>
+        </w:pBdr>
+        <w:shd w:fill="ffffff" w:val="clear"/>
+        <w:spacing w:after="240" w:before="240" w:lineRule="auto"/>
+        <w:jc w:val="both"/>
+        <w:rPr>
+          <w:sz w:val="24"/>
+          <w:szCs w:val="24"/>
+          <w:shd w:fill="606060" w:val="clear"/>
+        </w:rPr>
+      </w:pPr>
+      <w:r>
+        <w:rPr>
+          <w:sz w:val="24"/>
+          <w:szCs w:val="24"/>
+          <w:rtl w:val="0"/>
+        </w:rPr>
+        <w:t xml:space="preserve">Efetuado o último pagamento e não havendo manifestação de discordância por parte da CONTRATADA, considerada automaticamente quitadas todas as obrigações da CONTRATANTE.</w:t>
+      </w:r>
+      <w:r>
+        <w:rPr>
+          <w:sz w:val="24"/>
+          <w:szCs w:val="24"/>
+          <w:shd w:fill="606060" w:val="clear"/>
+          <w:rtl w:val="0"/>
+        </w:rPr>
+        <w:t xml:space="preserve"> </w:t>
+      </w:r>
+    </w:p>
+    <w:p>
+      <w:pPr>
+        <w:numPr>
+          <w:ilvl w:val="0"/>
+          <w:numId w:val="3"/>
+        </w:numPr>
+        <w:pBdr>
+          <w:top w:color="000000" w:space="0" w:sz="0" w:val="none"/>
+          <w:bottom w:color="000000" w:space="0" w:sz="0" w:val="none"/>
+          <w:right w:color="000000" w:space="0" w:sz="0" w:val="none"/>
+          <w:between w:color="000000" w:space="0" w:sz="0" w:val="none"/>
+        </w:pBdr>
+        <w:ind w:left="1080" w:hanging="360"/>
+        <w:rPr/>
+      </w:pPr>
+      <w:r>
+        <w:rPr>
+          <w:sz w:val="24"/>
+          <w:szCs w:val="24"/>
+          <w:rtl w:val="0"/>
+        </w:rPr>
+        <w:t xml:space="preserve">A rescisão do contrato poderá ocorrer de forma imediata, permitindo a retirada dos processos e garantindo o pagamento pelas etapas já finalizadas pela CONTRATADA até o momento da rescisão. Seguindo a referência nesses casos de R$ 100,00 por processo e R$ 25,00 por etapa dentro da regularização.</w:t>
       </w:r>
       <w:r>
         <w:rPr>
@@ -611,34 +3189,894 @@
       </w:pPr>
       <w:r>
         <w:rPr>
-          <w:color w:val="242a2e"/>
-          <w:sz w:val="24"/>
-          <w:szCs w:val="24"/>
-          <w:rtl w:val="0"/>
-        </w:rPr>
-        <w:t xml:space="preserve">Coleta e análise de documentos;</w:t>
-      </w:r>
-      <w:r>
-        <w:rPr>
-          <w:color w:val="242a2e"/>
-          <w:sz w:val="24"/>
-          <w:szCs w:val="24"/>
-          <w:shd w:fill="606060" w:val="clear"/>
-          <w:rtl w:val="0"/>
-        </w:rPr>
-        <w:t xml:space="preserve"> </w:t>
-      </w:r>
-      <w:r>
-        <w:rPr>
-          <w:rtl w:val="0"/>
-        </w:rPr>
+          <w:sz w:val="24"/>
+          <w:szCs w:val="24"/>
+          <w:rtl w:val="0"/>
+        </w:rPr>
+        <w:t xml:space="preserve">Poderá ser acordado, no momento da notificação, um período para que a CONTRATADA conclua os processos já delegados, sem que novos processos sejam enviados a ela. O prazo para finalização desses processos será estabelecido em comum acordo entre as partes.</w:t>
+      </w:r>
+      <w:r>
+        <w:rPr>
+          <w:sz w:val="24"/>
+          <w:szCs w:val="24"/>
+          <w:shd w:fill="606060" w:val="clear"/>
+          <w:rtl w:val="0"/>
+        </w:rPr>
+        <w:t xml:space="preserve"> </w:t>
+      </w:r>
+      <w:r>
+        <w:rPr>
+          <w:rtl w:val="0"/>
+        </w:rPr>
+      </w:r>
+    </w:p>
+    <w:p>
+      <w:pPr>
+        <w:pBdr>
+          <w:top w:color="000000" w:space="0" w:sz="0" w:val="none"/>
+          <w:left w:color="000000" w:space="0" w:sz="0" w:val="none"/>
+          <w:bottom w:color="000000" w:space="0" w:sz="0" w:val="none"/>
+          <w:right w:color="000000" w:space="0" w:sz="0" w:val="none"/>
+          <w:between w:color="000000" w:space="0" w:sz="0" w:val="none"/>
+        </w:pBdr>
+        <w:shd w:fill="ffffff" w:val="clear"/>
+        <w:spacing w:after="120" w:lineRule="auto"/>
+        <w:jc w:val="both"/>
+        <w:rPr>
+          <w:sz w:val="24"/>
+          <w:szCs w:val="24"/>
+          <w:shd w:fill="606060" w:val="clear"/>
+        </w:rPr>
+      </w:pPr>
+      <w:r>
+        <w:rPr>
+          <w:b w:val="1"/>
+          <w:bCs w:val="1"/>
+          <w:sz w:val="24"/>
+          <w:szCs w:val="24"/>
+          <w:rtl w:val="0"/>
+        </w:rPr>
+        <w:t xml:space="preserve">INCISO IV –</w:t>
+      </w:r>
+      <w:r>
+        <w:rPr>
+          <w:sz w:val="24"/>
+          <w:szCs w:val="24"/>
+          <w:rtl w:val="0"/>
+        </w:rPr>
+        <w:t xml:space="preserve"> A rescisão com justa causa por parte da CONTRATANTE obriga a devolução, pela CONTRATADA, dos eventuais valores já pagos referentes a serviços não desenvolvidos.</w:t>
+      </w:r>
+      <w:r>
+        <w:rPr>
+          <w:sz w:val="24"/>
+          <w:szCs w:val="24"/>
+          <w:shd w:fill="606060" w:val="clear"/>
+          <w:rtl w:val="0"/>
+        </w:rPr>
+        <w:t xml:space="preserve"> </w:t>
+      </w:r>
+    </w:p>
+    <w:p>
+      <w:pPr>
+        <w:pBdr>
+          <w:top w:color="000000" w:space="0" w:sz="0" w:val="none"/>
+          <w:left w:color="000000" w:space="0" w:sz="0" w:val="none"/>
+          <w:bottom w:color="000000" w:space="0" w:sz="0" w:val="none"/>
+          <w:right w:color="000000" w:space="0" w:sz="0" w:val="none"/>
+          <w:between w:color="000000" w:space="0" w:sz="0" w:val="none"/>
+        </w:pBdr>
+        <w:shd w:fill="ffffff" w:val="clear"/>
+        <w:spacing w:after="120" w:lineRule="auto"/>
+        <w:jc w:val="both"/>
+        <w:rPr>
+          <w:sz w:val="24"/>
+          <w:szCs w:val="24"/>
+          <w:shd w:fill="606060" w:val="clear"/>
+        </w:rPr>
+      </w:pPr>
+      <w:r>
+        <w:rPr>
+          <w:b w:val="1"/>
+          <w:bCs w:val="1"/>
+          <w:sz w:val="24"/>
+          <w:szCs w:val="24"/>
+          <w:rtl w:val="0"/>
+        </w:rPr>
+        <w:t xml:space="preserve">PARÁGRAFO ÚNICO -</w:t>
+      </w:r>
+      <w:r>
+        <w:rPr>
+          <w:sz w:val="24"/>
+          <w:szCs w:val="24"/>
+          <w:rtl w:val="0"/>
+        </w:rPr>
+        <w:t xml:space="preserve"> Qualquer violação das disposições deste instrumento poderá ensejar a rescisão do contrato por justa causa.</w:t>
+      </w:r>
+      <w:r>
+        <w:rPr>
+          <w:sz w:val="24"/>
+          <w:szCs w:val="24"/>
+          <w:shd w:fill="606060" w:val="clear"/>
+          <w:rtl w:val="0"/>
+        </w:rPr>
+        <w:t xml:space="preserve"> </w:t>
+      </w:r>
+    </w:p>
+    <w:p>
+      <w:pPr>
+        <w:pBdr>
+          <w:top w:color="000000" w:space="0" w:sz="0" w:val="none"/>
+          <w:left w:color="000000" w:space="0" w:sz="0" w:val="none"/>
+          <w:bottom w:color="000000" w:space="0" w:sz="0" w:val="none"/>
+          <w:right w:color="000000" w:space="0" w:sz="0" w:val="none"/>
+          <w:between w:color="000000" w:space="0" w:sz="0" w:val="none"/>
+        </w:pBdr>
+        <w:shd w:fill="ffffff" w:val="clear"/>
+        <w:spacing w:after="120" w:lineRule="auto"/>
+        <w:jc w:val="both"/>
+        <w:rPr>
+          <w:sz w:val="24"/>
+          <w:szCs w:val="24"/>
+          <w:shd w:fill="606060" w:val="clear"/>
+        </w:rPr>
+      </w:pPr>
+      <w:r>
+        <w:rPr>
+          <w:b w:val="1"/>
+          <w:bCs w:val="1"/>
+          <w:sz w:val="24"/>
+          <w:szCs w:val="24"/>
+          <w:rtl w:val="0"/>
+        </w:rPr>
+        <w:t xml:space="preserve">INCISO V – </w:t>
+      </w:r>
+      <w:r>
+        <w:rPr>
+          <w:sz w:val="24"/>
+          <w:szCs w:val="24"/>
+          <w:rtl w:val="0"/>
+        </w:rPr>
+        <w:t xml:space="preserve">No caso de serviços, metas e planejamentos já iniciados e houver a decisão de término do presente contrato imediatamente, os trabalhos deverão ser interrompidos na data acordada pelas partes.</w:t>
+      </w:r>
+      <w:r>
+        <w:rPr>
+          <w:sz w:val="24"/>
+          <w:szCs w:val="24"/>
+          <w:shd w:fill="606060" w:val="clear"/>
+          <w:rtl w:val="0"/>
+        </w:rPr>
+        <w:t xml:space="preserve"> </w:t>
+      </w:r>
+    </w:p>
+    <w:p>
+      <w:pPr>
+        <w:pBdr>
+          <w:top w:color="000000" w:space="0" w:sz="0" w:val="none"/>
+          <w:left w:color="000000" w:space="0" w:sz="0" w:val="none"/>
+          <w:bottom w:color="000000" w:space="0" w:sz="0" w:val="none"/>
+          <w:right w:color="000000" w:space="0" w:sz="0" w:val="none"/>
+          <w:between w:color="000000" w:space="0" w:sz="0" w:val="none"/>
+        </w:pBdr>
+        <w:shd w:fill="ffffff" w:val="clear"/>
+        <w:spacing w:after="120" w:lineRule="auto"/>
+        <w:jc w:val="both"/>
+        <w:rPr>
+          <w:sz w:val="24"/>
+          <w:szCs w:val="24"/>
+          <w:shd w:fill="606060" w:val="clear"/>
+        </w:rPr>
+      </w:pPr>
+      <w:r>
+        <w:rPr>
+          <w:b w:val="1"/>
+          <w:bCs w:val="1"/>
+          <w:sz w:val="24"/>
+          <w:szCs w:val="24"/>
+          <w:rtl w:val="0"/>
+        </w:rPr>
+        <w:t xml:space="preserve">INCISO VI – </w:t>
+      </w:r>
+      <w:r>
+        <w:rPr>
+          <w:sz w:val="24"/>
+          <w:szCs w:val="24"/>
+          <w:rtl w:val="0"/>
+        </w:rPr>
+        <w:t xml:space="preserve">Independentemente do motivo de encerramento do presente instrumento, as obrigações aqui previstas no que tange à propriedade intelectual, direitos de autor e confidencialidade permanecem válidas e deverão ser respeitadas ainda que após a vigência do contrato.</w:t>
+      </w:r>
+      <w:r>
+        <w:rPr>
+          <w:sz w:val="24"/>
+          <w:szCs w:val="24"/>
+          <w:shd w:fill="606060" w:val="clear"/>
+          <w:rtl w:val="0"/>
+        </w:rPr>
+        <w:t xml:space="preserve"> </w:t>
+      </w:r>
+    </w:p>
+    <w:p>
+      <w:pPr>
+        <w:pBdr>
+          <w:top w:color="000000" w:space="0" w:sz="0" w:val="none"/>
+          <w:left w:color="000000" w:space="0" w:sz="0" w:val="none"/>
+          <w:bottom w:color="000000" w:space="0" w:sz="0" w:val="none"/>
+          <w:right w:color="000000" w:space="0" w:sz="0" w:val="none"/>
+          <w:between w:color="000000" w:space="0" w:sz="0" w:val="none"/>
+        </w:pBdr>
+        <w:shd w:fill="ffffff" w:val="clear"/>
+        <w:spacing w:after="120" w:lineRule="auto"/>
+        <w:jc w:val="both"/>
+        <w:rPr>
+          <w:sz w:val="24"/>
+          <w:szCs w:val="24"/>
+          <w:shd w:fill="606060" w:val="clear"/>
+        </w:rPr>
+      </w:pPr>
+      <w:r>
+        <w:rPr>
+          <w:rtl w:val="0"/>
+        </w:rPr>
+        <w:t xml:space="preserve">INCISO VII – Ocorrendo o falecimento da CONTRATADA ou dos representantes legais da CONTRATANTE, o presente contrato se resolverá sem qualquer ônus, indenização ou multa para os sucessores, sendo que, neste caso, será devido à CONTRATADA ou a seus sucessores apenas o valor proporcional aos serviços prestados.</w:t>
+      </w:r>
+      <w:r>
+        <w:rPr>
+          <w:rtl w:val="0"/>
+        </w:rPr>
+      </w:r>
+    </w:p>
+    <w:p>
+      <w:pPr>
+        <w:pBdr>
+          <w:top w:color="000000" w:space="0" w:sz="0" w:val="none"/>
+          <w:left w:color="000000" w:space="0" w:sz="0" w:val="none"/>
+          <w:bottom w:color="000000" w:space="0" w:sz="0" w:val="none"/>
+          <w:right w:color="000000" w:space="0" w:sz="0" w:val="none"/>
+          <w:between w:color="000000" w:space="0" w:sz="0" w:val="none"/>
+        </w:pBdr>
+        <w:shd w:fill="ffffff" w:val="clear"/>
+        <w:spacing w:after="120" w:lineRule="auto"/>
+        <w:jc w:val="both"/>
+        <w:rPr>
+          <w:sz w:val="24"/>
+          <w:szCs w:val="24"/>
+          <w:shd w:fill="606060" w:val="clear"/>
+        </w:rPr>
+      </w:pPr>
+      <w:r>
+        <w:rPr>
+          <w:sz w:val="24"/>
+          <w:szCs w:val="24"/>
+          <w:shd w:fill="606060" w:val="clear"/>
+          <w:rtl w:val="0"/>
+        </w:rPr>
+        <w:t xml:space="preserve"> </w:t>
+      </w:r>
+    </w:p>
+    <w:p>
+      <w:pPr>
+        <w:pBdr>
+          <w:top w:color="000000" w:space="0" w:sz="0" w:val="none"/>
+          <w:left w:color="000000" w:space="0" w:sz="0" w:val="none"/>
+          <w:bottom w:color="000000" w:space="0" w:sz="0" w:val="none"/>
+          <w:right w:color="000000" w:space="0" w:sz="0" w:val="none"/>
+          <w:between w:color="000000" w:space="0" w:sz="0" w:val="none"/>
+        </w:pBdr>
+        <w:shd w:fill="ffffff" w:val="clear"/>
+        <w:spacing w:after="120" w:lineRule="auto"/>
+        <w:jc w:val="center"/>
+        <w:rPr>
+          <w:sz w:val="24"/>
+          <w:szCs w:val="24"/>
+          <w:shd w:fill="606060" w:val="clear"/>
+        </w:rPr>
+      </w:pPr>
+      <w:r>
+        <w:rPr>
+          <w:b w:val="1"/>
+          <w:bCs w:val="1"/>
+          <w:sz w:val="24"/>
+          <w:szCs w:val="24"/>
+          <w:u w:val="single"/>
+          <w:rtl w:val="0"/>
+        </w:rPr>
+        <w:t xml:space="preserve">CLÁUSULA SÉTIMA – DA EXTINÇÃO DO CONTRATO</w:t>
+      </w:r>
+      <w:r>
+        <w:rPr>
+          <w:sz w:val="24"/>
+          <w:szCs w:val="24"/>
+          <w:shd w:fill="606060" w:val="clear"/>
+          <w:rtl w:val="0"/>
+        </w:rPr>
+        <w:t xml:space="preserve"> </w:t>
+      </w:r>
+    </w:p>
+    <w:p>
+      <w:pPr>
+        <w:pBdr>
+          <w:top w:color="000000" w:space="0" w:sz="0" w:val="none"/>
+          <w:left w:color="000000" w:space="0" w:sz="0" w:val="none"/>
+          <w:bottom w:color="000000" w:space="0" w:sz="0" w:val="none"/>
+          <w:right w:color="000000" w:space="0" w:sz="0" w:val="none"/>
+          <w:between w:color="000000" w:space="0" w:sz="0" w:val="none"/>
+        </w:pBdr>
+        <w:shd w:fill="ffffff" w:val="clear"/>
+        <w:spacing w:after="120" w:lineRule="auto"/>
+        <w:jc w:val="both"/>
+        <w:rPr>
+          <w:sz w:val="24"/>
+          <w:szCs w:val="24"/>
+          <w:shd w:fill="606060" w:val="clear"/>
+        </w:rPr>
+      </w:pPr>
+      <w:r>
+        <w:rPr>
+          <w:sz w:val="24"/>
+          <w:szCs w:val="24"/>
+          <w:rtl w:val="0"/>
+        </w:rPr>
+        <w:t xml:space="preserve">O presente contrato extingue-se mediante a ocorrência de uma das seguintes hipóteses:</w:t>
+      </w:r>
+      <w:r>
+        <w:rPr>
+          <w:sz w:val="24"/>
+          <w:szCs w:val="24"/>
+          <w:shd w:fill="606060" w:val="clear"/>
+          <w:rtl w:val="0"/>
+        </w:rPr>
+        <w:t xml:space="preserve"> </w:t>
+      </w:r>
+    </w:p>
+    <w:p>
+      <w:pPr>
+        <w:pBdr>
+          <w:top w:color="000000" w:space="0" w:sz="0" w:val="none"/>
+          <w:left w:color="000000" w:space="0" w:sz="0" w:val="none"/>
+          <w:bottom w:color="000000" w:space="0" w:sz="0" w:val="none"/>
+          <w:right w:color="000000" w:space="0" w:sz="0" w:val="none"/>
+          <w:between w:color="000000" w:space="0" w:sz="0" w:val="none"/>
+        </w:pBdr>
+        <w:shd w:fill="ffffff" w:val="clear"/>
+        <w:spacing w:after="120" w:lineRule="auto"/>
+        <w:jc w:val="both"/>
+        <w:rPr>
+          <w:sz w:val="24"/>
+          <w:szCs w:val="24"/>
+          <w:shd w:fill="606060" w:val="clear"/>
+        </w:rPr>
+      </w:pPr>
+      <w:r>
+        <w:rPr>
+          <w:b w:val="1"/>
+          <w:bCs w:val="1"/>
+          <w:sz w:val="24"/>
+          <w:szCs w:val="24"/>
+          <w:rtl w:val="0"/>
+        </w:rPr>
+        <w:t xml:space="preserve">INCISO I –</w:t>
+      </w:r>
+      <w:r>
+        <w:rPr>
+          <w:sz w:val="24"/>
+          <w:szCs w:val="24"/>
+          <w:rtl w:val="0"/>
+        </w:rPr>
+        <w:t xml:space="preserve"> Morte, se pessoa física, ou extinção, se pessoa jurídica, de qualquer das partes.</w:t>
+      </w:r>
+      <w:r>
+        <w:rPr>
+          <w:sz w:val="24"/>
+          <w:szCs w:val="24"/>
+          <w:shd w:fill="606060" w:val="clear"/>
+          <w:rtl w:val="0"/>
+        </w:rPr>
+        <w:t xml:space="preserve"> </w:t>
+      </w:r>
+    </w:p>
+    <w:p>
+      <w:pPr>
+        <w:pBdr>
+          <w:top w:color="000000" w:space="0" w:sz="0" w:val="none"/>
+          <w:left w:color="000000" w:space="0" w:sz="0" w:val="none"/>
+          <w:bottom w:color="000000" w:space="0" w:sz="0" w:val="none"/>
+          <w:right w:color="000000" w:space="0" w:sz="0" w:val="none"/>
+          <w:between w:color="000000" w:space="0" w:sz="0" w:val="none"/>
+        </w:pBdr>
+        <w:shd w:fill="ffffff" w:val="clear"/>
+        <w:spacing w:after="120" w:lineRule="auto"/>
+        <w:jc w:val="both"/>
+        <w:rPr>
+          <w:sz w:val="24"/>
+          <w:szCs w:val="24"/>
+          <w:shd w:fill="606060" w:val="clear"/>
+        </w:rPr>
+      </w:pPr>
+      <w:r>
+        <w:rPr>
+          <w:b w:val="1"/>
+          <w:bCs w:val="1"/>
+          <w:sz w:val="24"/>
+          <w:szCs w:val="24"/>
+          <w:rtl w:val="0"/>
+        </w:rPr>
+        <w:t xml:space="preserve">INCISO II –</w:t>
+      </w:r>
+      <w:r>
+        <w:rPr>
+          <w:sz w:val="24"/>
+          <w:szCs w:val="24"/>
+          <w:rtl w:val="0"/>
+        </w:rPr>
+        <w:t xml:space="preserve"> Pelo escoamento do prazo, em caso de não haver renovação.</w:t>
+      </w:r>
+      <w:r>
+        <w:rPr>
+          <w:sz w:val="24"/>
+          <w:szCs w:val="24"/>
+          <w:shd w:fill="606060" w:val="clear"/>
+          <w:rtl w:val="0"/>
+        </w:rPr>
+        <w:t xml:space="preserve"> </w:t>
+      </w:r>
+    </w:p>
+    <w:p>
+      <w:pPr>
+        <w:pBdr>
+          <w:top w:color="000000" w:space="0" w:sz="0" w:val="none"/>
+          <w:left w:color="000000" w:space="0" w:sz="0" w:val="none"/>
+          <w:bottom w:color="000000" w:space="0" w:sz="0" w:val="none"/>
+          <w:right w:color="000000" w:space="0" w:sz="0" w:val="none"/>
+          <w:between w:color="000000" w:space="0" w:sz="0" w:val="none"/>
+        </w:pBdr>
+        <w:shd w:fill="ffffff" w:val="clear"/>
+        <w:spacing w:after="120" w:lineRule="auto"/>
+        <w:jc w:val="both"/>
+        <w:rPr>
+          <w:sz w:val="24"/>
+          <w:szCs w:val="24"/>
+          <w:shd w:fill="606060" w:val="clear"/>
+        </w:rPr>
+      </w:pPr>
+      <w:r>
+        <w:rPr>
+          <w:b w:val="1"/>
+          <w:bCs w:val="1"/>
+          <w:sz w:val="24"/>
+          <w:szCs w:val="24"/>
+          <w:rtl w:val="0"/>
+        </w:rPr>
+        <w:t xml:space="preserve">INCISO III –</w:t>
+      </w:r>
+      <w:r>
+        <w:rPr>
+          <w:sz w:val="24"/>
+          <w:szCs w:val="24"/>
+          <w:rtl w:val="0"/>
+        </w:rPr>
+        <w:t xml:space="preserve"> Rescisão do contrato mediante aviso prévio previsto na cláusula sexta.</w:t>
+      </w:r>
+      <w:r>
+        <w:rPr>
+          <w:sz w:val="24"/>
+          <w:szCs w:val="24"/>
+          <w:shd w:fill="606060" w:val="clear"/>
+          <w:rtl w:val="0"/>
+        </w:rPr>
+        <w:t xml:space="preserve"> </w:t>
+      </w:r>
+    </w:p>
+    <w:p>
+      <w:pPr>
+        <w:pBdr>
+          <w:top w:color="000000" w:space="0" w:sz="0" w:val="none"/>
+          <w:left w:color="000000" w:space="0" w:sz="0" w:val="none"/>
+          <w:bottom w:color="000000" w:space="0" w:sz="0" w:val="none"/>
+          <w:right w:color="000000" w:space="0" w:sz="0" w:val="none"/>
+          <w:between w:color="000000" w:space="0" w:sz="0" w:val="none"/>
+        </w:pBdr>
+        <w:shd w:fill="ffffff" w:val="clear"/>
+        <w:spacing w:after="120" w:lineRule="auto"/>
+        <w:jc w:val="both"/>
+        <w:rPr>
+          <w:sz w:val="24"/>
+          <w:szCs w:val="24"/>
+          <w:shd w:fill="606060" w:val="clear"/>
+        </w:rPr>
+      </w:pPr>
+      <w:r>
+        <w:rPr>
+          <w:b w:val="1"/>
+          <w:bCs w:val="1"/>
+          <w:sz w:val="24"/>
+          <w:szCs w:val="24"/>
+          <w:rtl w:val="0"/>
+        </w:rPr>
+        <w:t xml:space="preserve">INCISO IV –</w:t>
+      </w:r>
+      <w:r>
+        <w:rPr>
+          <w:sz w:val="24"/>
+          <w:szCs w:val="24"/>
+          <w:rtl w:val="0"/>
+        </w:rPr>
+        <w:t xml:space="preserve"> Por inadimplemento de qualquer das partes ou pela impossibilidade da continuação do contrato, motivada por força maior.</w:t>
+      </w:r>
+      <w:r>
+        <w:rPr>
+          <w:sz w:val="24"/>
+          <w:szCs w:val="24"/>
+          <w:shd w:fill="606060" w:val="clear"/>
+          <w:rtl w:val="0"/>
+        </w:rPr>
+        <w:t xml:space="preserve"> </w:t>
+      </w:r>
+    </w:p>
+    <w:p>
+      <w:pPr>
+        <w:pBdr>
+          <w:top w:color="000000" w:space="0" w:sz="0" w:val="none"/>
+          <w:left w:color="000000" w:space="0" w:sz="0" w:val="none"/>
+          <w:bottom w:color="000000" w:space="0" w:sz="0" w:val="none"/>
+          <w:right w:color="000000" w:space="0" w:sz="0" w:val="none"/>
+          <w:between w:color="000000" w:space="0" w:sz="0" w:val="none"/>
+        </w:pBdr>
+        <w:shd w:fill="ffffff" w:val="clear"/>
+        <w:spacing w:after="120" w:lineRule="auto"/>
+        <w:jc w:val="both"/>
+        <w:rPr>
+          <w:sz w:val="24"/>
+          <w:szCs w:val="24"/>
+          <w:shd w:fill="606060" w:val="clear"/>
+        </w:rPr>
+      </w:pPr>
+      <w:r>
+        <w:rPr>
+          <w:b w:val="1"/>
+          <w:bCs w:val="1"/>
+          <w:sz w:val="24"/>
+          <w:szCs w:val="24"/>
+          <w:rtl w:val="0"/>
+        </w:rPr>
+        <w:t xml:space="preserve">PARÁGRAFO ÚNICO –</w:t>
+      </w:r>
+      <w:r>
+        <w:rPr>
+          <w:sz w:val="24"/>
+          <w:szCs w:val="24"/>
+          <w:rtl w:val="0"/>
+        </w:rPr>
+        <w:t xml:space="preserve"> Ainda que a extinção do contrato tenha sido realizada pela CONTRATADA sem justo motivo, ela terá direito a exigir da CONTRATANTE o distrato.</w:t>
+      </w:r>
+      <w:r>
+        <w:rPr>
+          <w:sz w:val="24"/>
+          <w:szCs w:val="24"/>
+          <w:shd w:fill="606060" w:val="clear"/>
+          <w:rtl w:val="0"/>
+        </w:rPr>
+        <w:t xml:space="preserve"> </w:t>
+      </w:r>
+    </w:p>
+    <w:p>
+      <w:pPr>
+        <w:pBdr>
+          <w:top w:color="000000" w:space="0" w:sz="0" w:val="none"/>
+          <w:left w:color="000000" w:space="0" w:sz="0" w:val="none"/>
+          <w:bottom w:color="000000" w:space="0" w:sz="0" w:val="none"/>
+          <w:right w:color="000000" w:space="0" w:sz="0" w:val="none"/>
+          <w:between w:color="000000" w:space="0" w:sz="0" w:val="none"/>
+        </w:pBdr>
+        <w:shd w:fill="ffffff" w:val="clear"/>
+        <w:spacing w:after="120" w:lineRule="auto"/>
+        <w:jc w:val="center"/>
+        <w:rPr>
+          <w:sz w:val="24"/>
+          <w:szCs w:val="24"/>
+          <w:shd w:fill="606060" w:val="clear"/>
+        </w:rPr>
+      </w:pPr>
+      <w:r>
+        <w:rPr>
+          <w:b w:val="1"/>
+          <w:bCs w:val="1"/>
+          <w:sz w:val="24"/>
+          <w:szCs w:val="24"/>
+          <w:u w:val="single"/>
+          <w:rtl w:val="0"/>
+        </w:rPr>
+        <w:t xml:space="preserve">CLÁUSULA OITAVA – DO ACESSO AOS ARQUIVOS E INFORMAÇÕES DA CONTRATANTE</w:t>
+      </w:r>
+      <w:r>
+        <w:rPr>
+          <w:sz w:val="24"/>
+          <w:szCs w:val="24"/>
+          <w:shd w:fill="606060" w:val="clear"/>
+          <w:rtl w:val="0"/>
+        </w:rPr>
+        <w:t xml:space="preserve"> </w:t>
+      </w:r>
+    </w:p>
+    <w:p>
+      <w:pPr>
+        <w:pBdr>
+          <w:top w:color="000000" w:space="0" w:sz="0" w:val="none"/>
+          <w:left w:color="000000" w:space="0" w:sz="0" w:val="none"/>
+          <w:bottom w:color="000000" w:space="0" w:sz="0" w:val="none"/>
+          <w:right w:color="000000" w:space="0" w:sz="0" w:val="none"/>
+          <w:between w:color="000000" w:space="0" w:sz="0" w:val="none"/>
+        </w:pBdr>
+        <w:shd w:fill="ffffff" w:val="clear"/>
+        <w:spacing w:after="120" w:lineRule="auto"/>
+        <w:jc w:val="both"/>
+        <w:rPr>
+          <w:sz w:val="24"/>
+          <w:szCs w:val="24"/>
+          <w:shd w:fill="606060" w:val="clear"/>
+        </w:rPr>
+      </w:pPr>
+      <w:r>
+        <w:rPr>
+          <w:sz w:val="24"/>
+          <w:szCs w:val="24"/>
+          <w:shd w:fill="606060" w:val="clear"/>
+          <w:rtl w:val="0"/>
+        </w:rPr>
+        <w:t xml:space="preserve"> </w:t>
+      </w:r>
+    </w:p>
+    <w:p>
+      <w:pPr>
+        <w:pBdr>
+          <w:top w:color="000000" w:space="0" w:sz="0" w:val="none"/>
+          <w:left w:color="000000" w:space="0" w:sz="0" w:val="none"/>
+          <w:bottom w:color="000000" w:space="0" w:sz="0" w:val="none"/>
+          <w:right w:color="000000" w:space="0" w:sz="0" w:val="none"/>
+          <w:between w:color="000000" w:space="0" w:sz="0" w:val="none"/>
+        </w:pBdr>
+        <w:shd w:fill="ffffff" w:val="clear"/>
+        <w:spacing w:after="120" w:lineRule="auto"/>
+        <w:jc w:val="both"/>
+        <w:rPr>
+          <w:sz w:val="24"/>
+          <w:szCs w:val="24"/>
+          <w:shd w:fill="606060" w:val="clear"/>
+        </w:rPr>
+      </w:pPr>
+      <w:r>
+        <w:rPr>
+          <w:b w:val="1"/>
+          <w:bCs w:val="1"/>
+          <w:sz w:val="24"/>
+          <w:szCs w:val="24"/>
+          <w:rtl w:val="0"/>
+        </w:rPr>
+        <w:t xml:space="preserve">INCISO I – </w:t>
+      </w:r>
+      <w:r>
+        <w:rPr>
+          <w:sz w:val="24"/>
+          <w:szCs w:val="24"/>
+          <w:rtl w:val="0"/>
+        </w:rPr>
+        <w:t xml:space="preserve">A CONTRATADA poderá receber as senhas para acessar os sistemas e plataformas, da CONTRATANTE, e, inclusive um endereço de e-mail, as quais deverão ser utilizadas única e exclusivamente para fins de execução dos serviços para o qual foi contratada.</w:t>
+      </w:r>
+      <w:r>
+        <w:rPr>
+          <w:sz w:val="24"/>
+          <w:szCs w:val="24"/>
+          <w:shd w:fill="606060" w:val="clear"/>
+          <w:rtl w:val="0"/>
+        </w:rPr>
+        <w:t xml:space="preserve"> </w:t>
+      </w:r>
+    </w:p>
+    <w:p>
+      <w:pPr>
+        <w:pBdr>
+          <w:top w:color="000000" w:space="0" w:sz="0" w:val="none"/>
+          <w:left w:color="000000" w:space="0" w:sz="0" w:val="none"/>
+          <w:bottom w:color="000000" w:space="0" w:sz="0" w:val="none"/>
+          <w:right w:color="000000" w:space="0" w:sz="0" w:val="none"/>
+          <w:between w:color="000000" w:space="0" w:sz="0" w:val="none"/>
+        </w:pBdr>
+        <w:shd w:fill="ffffff" w:val="clear"/>
+        <w:spacing w:after="120" w:lineRule="auto"/>
+        <w:jc w:val="both"/>
+        <w:rPr>
+          <w:sz w:val="24"/>
+          <w:szCs w:val="24"/>
+          <w:shd w:fill="606060" w:val="clear"/>
+        </w:rPr>
+      </w:pPr>
+      <w:r>
+        <w:rPr>
+          <w:b w:val="1"/>
+          <w:bCs w:val="1"/>
+          <w:sz w:val="24"/>
+          <w:szCs w:val="24"/>
+          <w:rtl w:val="0"/>
+        </w:rPr>
+        <w:t xml:space="preserve">PARÁGRAFO ÚNICO – </w:t>
+      </w:r>
+      <w:r>
+        <w:rPr>
+          <w:sz w:val="24"/>
+          <w:szCs w:val="24"/>
+          <w:rtl w:val="0"/>
+        </w:rPr>
+        <w:t xml:space="preserve">As comunicações internas  entre CONTRATADA e CONTRATANTE deverão ocorrer através dos programas e sistemas indicados pela CONTRATANTE, sendo que, no caso de mensagens trocadas por outras plataformas, a CONTRATANTE deverá ser informada.</w:t>
+      </w:r>
+      <w:r>
+        <w:rPr>
+          <w:sz w:val="24"/>
+          <w:szCs w:val="24"/>
+          <w:shd w:fill="606060" w:val="clear"/>
+          <w:rtl w:val="0"/>
+        </w:rPr>
+        <w:t xml:space="preserve"> </w:t>
+      </w:r>
+    </w:p>
+    <w:p>
+      <w:pPr>
+        <w:pBdr>
+          <w:top w:color="000000" w:space="0" w:sz="0" w:val="none"/>
+          <w:left w:color="000000" w:space="0" w:sz="0" w:val="none"/>
+          <w:bottom w:color="000000" w:space="0" w:sz="0" w:val="none"/>
+          <w:right w:color="000000" w:space="0" w:sz="0" w:val="none"/>
+          <w:between w:color="000000" w:space="0" w:sz="0" w:val="none"/>
+        </w:pBdr>
+        <w:shd w:fill="ffffff" w:val="clear"/>
+        <w:spacing w:after="120" w:lineRule="auto"/>
+        <w:jc w:val="both"/>
+        <w:rPr>
+          <w:sz w:val="24"/>
+          <w:szCs w:val="24"/>
+          <w:shd w:fill="606060" w:val="clear"/>
+        </w:rPr>
+      </w:pPr>
+      <w:r>
+        <w:rPr>
+          <w:b w:val="1"/>
+          <w:bCs w:val="1"/>
+          <w:sz w:val="24"/>
+          <w:szCs w:val="24"/>
+          <w:rtl w:val="0"/>
+        </w:rPr>
+        <w:t xml:space="preserve">INCISO II – </w:t>
+      </w:r>
+      <w:r>
+        <w:rPr>
+          <w:sz w:val="24"/>
+          <w:szCs w:val="24"/>
+          <w:rtl w:val="0"/>
+        </w:rPr>
+        <w:t xml:space="preserve">A CONTRATADA manterá a confidencialidade dos dados de clientes, assim como das senhas que tiver acesso e não os compartilhará com terceiros ou externos, com a responsabilidade de responder pelos seus atos enquanto possuírem acesso ao </w:t>
+      </w:r>
+      <w:r>
+        <w:rPr>
+          <w:i w:val="1"/>
+          <w:iCs w:val="1"/>
+          <w:sz w:val="24"/>
+          <w:szCs w:val="24"/>
+          <w:rtl w:val="0"/>
+        </w:rPr>
+        <w:t xml:space="preserve">login</w:t>
+      </w:r>
+      <w:r>
+        <w:rPr>
+          <w:sz w:val="24"/>
+          <w:szCs w:val="24"/>
+          <w:rtl w:val="0"/>
+        </w:rPr>
+        <w:t xml:space="preserve"> de tais sistemas, programas e/planilhas.</w:t>
+      </w:r>
+      <w:r>
+        <w:rPr>
+          <w:sz w:val="24"/>
+          <w:szCs w:val="24"/>
+          <w:shd w:fill="606060" w:val="clear"/>
+          <w:rtl w:val="0"/>
+        </w:rPr>
+        <w:t xml:space="preserve"> </w:t>
+      </w:r>
+    </w:p>
+    <w:p>
+      <w:pPr>
+        <w:pBdr>
+          <w:top w:color="000000" w:space="0" w:sz="0" w:val="none"/>
+          <w:left w:color="000000" w:space="0" w:sz="0" w:val="none"/>
+          <w:bottom w:color="000000" w:space="0" w:sz="0" w:val="none"/>
+          <w:right w:color="000000" w:space="0" w:sz="0" w:val="none"/>
+          <w:between w:color="000000" w:space="0" w:sz="0" w:val="none"/>
+        </w:pBdr>
+        <w:shd w:fill="ffffff" w:val="clear"/>
+        <w:spacing w:after="120" w:lineRule="auto"/>
+        <w:jc w:val="both"/>
+        <w:rPr>
+          <w:sz w:val="24"/>
+          <w:szCs w:val="24"/>
+          <w:shd w:fill="606060" w:val="clear"/>
+        </w:rPr>
+      </w:pPr>
+      <w:r>
+        <w:rPr>
+          <w:b w:val="1"/>
+          <w:bCs w:val="1"/>
+          <w:sz w:val="24"/>
+          <w:szCs w:val="24"/>
+          <w:rtl w:val="0"/>
+        </w:rPr>
+        <w:t xml:space="preserve">PARÁGRAFO ÚNICO – </w:t>
+      </w:r>
+      <w:r>
+        <w:rPr>
+          <w:sz w:val="24"/>
+          <w:szCs w:val="24"/>
+          <w:rtl w:val="0"/>
+        </w:rPr>
+        <w:t xml:space="preserve">Caberá à CONTRATADA, ainda, comunicar imediatamente à CONTRATANTE caso saiba do acesso indevido por terceiros, para que bloqueie suas contas, altere as senhas e tome as demais providências cabíveis.</w:t>
+      </w:r>
+      <w:r>
+        <w:rPr>
+          <w:sz w:val="24"/>
+          <w:szCs w:val="24"/>
+          <w:shd w:fill="606060" w:val="clear"/>
+          <w:rtl w:val="0"/>
+        </w:rPr>
+        <w:t xml:space="preserve"> </w:t>
+      </w:r>
+    </w:p>
+    <w:p>
+      <w:pPr>
+        <w:pBdr>
+          <w:top w:color="000000" w:space="0" w:sz="0" w:val="none"/>
+          <w:left w:color="000000" w:space="0" w:sz="0" w:val="none"/>
+          <w:bottom w:color="000000" w:space="0" w:sz="0" w:val="none"/>
+          <w:right w:color="000000" w:space="0" w:sz="0" w:val="none"/>
+          <w:between w:color="000000" w:space="0" w:sz="0" w:val="none"/>
+        </w:pBdr>
+        <w:shd w:fill="ffffff" w:val="clear"/>
+        <w:spacing w:after="120" w:lineRule="auto"/>
+        <w:jc w:val="both"/>
+        <w:rPr>
+          <w:sz w:val="24"/>
+          <w:szCs w:val="24"/>
+          <w:shd w:fill="606060" w:val="clear"/>
+        </w:rPr>
+      </w:pPr>
+      <w:r>
+        <w:rPr>
+          <w:b w:val="1"/>
+          <w:bCs w:val="1"/>
+          <w:sz w:val="24"/>
+          <w:szCs w:val="24"/>
+          <w:rtl w:val="0"/>
+        </w:rPr>
+        <w:t xml:space="preserve">INCISO III – </w:t>
+      </w:r>
+      <w:r>
+        <w:rPr>
+          <w:sz w:val="24"/>
+          <w:szCs w:val="24"/>
+          <w:rtl w:val="0"/>
+        </w:rPr>
+        <w:t xml:space="preserve">A CONTRATADA adotará padrões de conduta e ética perante o público interno e externo, abstendo-se de:</w:t>
+      </w:r>
+      <w:r>
+        <w:rPr>
+          <w:sz w:val="24"/>
+          <w:szCs w:val="24"/>
+          <w:shd w:fill="606060" w:val="clear"/>
+          <w:rtl w:val="0"/>
+        </w:rPr>
+        <w:t xml:space="preserve"> </w:t>
       </w:r>
     </w:p>
     <w:p>
       <w:pPr>
         <w:numPr>
           <w:ilvl w:val="0"/>
-          <w:numId w:val="7"/>
+          <w:numId w:val="20"/>
         </w:numPr>
         <w:pBdr>
           <w:top w:color="000000" w:space="0" w:sz="0" w:val="none"/>
@@ -651,16 +4089,14 @@
       </w:pPr>
       <w:r>
         <w:rPr>
-          <w:color w:val="242a2e"/>
-          <w:sz w:val="24"/>
-          <w:szCs w:val="24"/>
-          <w:rtl w:val="0"/>
-        </w:rPr>
-        <w:t xml:space="preserve">Agendamento de serviços, </w:t>
-      </w:r>
-      <w:r>
-        <w:rPr>
-          <w:color w:val="242a2e"/>
+          <w:sz w:val="24"/>
+          <w:szCs w:val="24"/>
+          <w:rtl w:val="0"/>
+        </w:rPr>
+        <w:t xml:space="preserve">Violar a privacidade e demais direitos de terceiros;</w:t>
+      </w:r>
+      <w:r>
+        <w:rPr>
           <w:sz w:val="24"/>
           <w:szCs w:val="24"/>
           <w:shd w:fill="606060" w:val="clear"/>
@@ -678,7 +4114,7 @@
       <w:pPr>
         <w:numPr>
           <w:ilvl w:val="0"/>
-          <w:numId w:val="16"/>
+          <w:numId w:val="10"/>
         </w:numPr>
         <w:pBdr>
           <w:top w:color="000000" w:space="0" w:sz="0" w:val="none"/>
@@ -691,16 +4127,32 @@
       </w:pPr>
       <w:r>
         <w:rPr>
-          <w:color w:val="242a2e"/>
-          <w:sz w:val="24"/>
-          <w:szCs w:val="24"/>
-          <w:rtl w:val="0"/>
-        </w:rPr>
-        <w:t xml:space="preserve">Acompanhamento de processos, intermediação e comunicação entre o cliente, os órgãos responsáveis e equipe interna;</w:t>
-      </w:r>
-      <w:r>
-        <w:rPr>
-          <w:color w:val="242a2e"/>
+          <w:sz w:val="24"/>
+          <w:szCs w:val="24"/>
+          <w:rtl w:val="0"/>
+        </w:rPr>
+        <w:t xml:space="preserve">Utilizar indevidamente os códigos de acesso, </w:t>
+      </w:r>
+      <w:r>
+        <w:rPr>
+          <w:i w:val="1"/>
+          <w:iCs w:val="1"/>
+          <w:sz w:val="24"/>
+          <w:szCs w:val="24"/>
+          <w:rtl w:val="0"/>
+        </w:rPr>
+        <w:t xml:space="preserve">login</w:t>
+      </w:r>
+      <w:r>
+        <w:rPr>
+          <w:sz w:val="24"/>
+          <w:szCs w:val="24"/>
+          <w:rtl w:val="0"/>
+        </w:rPr>
+        <w:t xml:space="preserve"> e/ou senha seus ou de outros usuários;</w:t>
+      </w:r>
+      <w:r>
+        <w:rPr>
           <w:sz w:val="24"/>
           <w:szCs w:val="24"/>
           <w:shd w:fill="606060" w:val="clear"/>
@@ -718,7 +4170,7 @@
       <w:pPr>
         <w:numPr>
           <w:ilvl w:val="0"/>
-          <w:numId w:val="3"/>
+          <w:numId w:val="2"/>
         </w:numPr>
         <w:pBdr>
           <w:top w:color="000000" w:space="0" w:sz="0" w:val="none"/>
@@ -731,56 +4183,14 @@
       </w:pPr>
       <w:r>
         <w:rPr>
-          <w:color w:val="242a2e"/>
-          <w:sz w:val="24"/>
-          <w:szCs w:val="24"/>
-          <w:rtl w:val="0"/>
-        </w:rPr>
-        <w:t xml:space="preserve">Emissão das guias de ITBI, bem como dos demais tributos e boletos necessários ao processo de regularização do imóvel; </w:t>
-      </w:r>
-      <w:r>
-        <w:rPr>
-          <w:color w:val="242a2e"/>
-          <w:sz w:val="24"/>
-          <w:szCs w:val="24"/>
-          <w:shd w:fill="606060" w:val="clear"/>
-          <w:rtl w:val="0"/>
-        </w:rPr>
-        <w:t xml:space="preserve"> </w:t>
-      </w:r>
-      <w:r>
-        <w:rPr>
-          <w:rtl w:val="0"/>
-        </w:rPr>
-      </w:r>
-    </w:p>
-    <w:p>
-      <w:pPr>
-        <w:numPr>
-          <w:ilvl w:val="0"/>
-          <w:numId w:val="17"/>
-        </w:numPr>
-        <w:pBdr>
-          <w:top w:color="000000" w:space="0" w:sz="0" w:val="none"/>
-          <w:bottom w:color="000000" w:space="0" w:sz="0" w:val="none"/>
-          <w:right w:color="000000" w:space="0" w:sz="0" w:val="none"/>
-          <w:between w:color="000000" w:space="0" w:sz="0" w:val="none"/>
-        </w:pBdr>
-        <w:ind w:left="1080" w:hanging="360"/>
-        <w:rPr/>
-      </w:pPr>
-      <w:r>
-        <w:rPr>
-          <w:color w:val="242a2e"/>
-          <w:sz w:val="24"/>
-          <w:szCs w:val="24"/>
-          <w:rtl w:val="0"/>
-        </w:rPr>
-        <w:t xml:space="preserve">Atuar na emissão e confecção de contratos a vista de compra e venda, acompanhamento e suporte ao cliente em casos de contratos particulares envolvendo financiamento e/ou FGTS, intermediar junto aos Cartórios de Notas a lavratura de Escritura Pública, concedendo toda a documentação necessária;</w:t>
-      </w:r>
-      <w:r>
-        <w:rPr>
-          <w:color w:val="242a2e"/>
+          <w:sz w:val="24"/>
+          <w:szCs w:val="24"/>
+          <w:rtl w:val="0"/>
+        </w:rPr>
+        <w:t xml:space="preserve">Reproduzir, compartilhar, ceder ou transferir arquivos e informações que tiver acesso, sob pena de responder cível e criminalmente por violação de direitos autorais e de propriedade intelectual;</w:t>
+      </w:r>
+      <w:r>
+        <w:rPr>
           <w:sz w:val="24"/>
           <w:szCs w:val="24"/>
           <w:shd w:fill="606060" w:val="clear"/>
@@ -811,16 +4221,14 @@
       </w:pPr>
       <w:r>
         <w:rPr>
-          <w:color w:val="242a2e"/>
-          <w:sz w:val="24"/>
-          <w:szCs w:val="24"/>
-          <w:rtl w:val="0"/>
-        </w:rPr>
-        <w:t xml:space="preserve">Troca de Titularidade nos documentos municipais;</w:t>
-      </w:r>
-      <w:r>
-        <w:rPr>
-          <w:color w:val="242a2e"/>
+          <w:sz w:val="24"/>
+          <w:szCs w:val="24"/>
+          <w:rtl w:val="0"/>
+        </w:rPr>
+        <w:t xml:space="preserve">Propagar vírus de computador e programas invasivos que prejudiquem a operação da CONTRATANTE;</w:t>
+      </w:r>
+      <w:r>
+        <w:rPr>
           <w:sz w:val="24"/>
           <w:szCs w:val="24"/>
           <w:shd w:fill="606060" w:val="clear"/>
@@ -838,7 +4246,7 @@
       <w:pPr>
         <w:numPr>
           <w:ilvl w:val="0"/>
-          <w:numId w:val="5"/>
+          <w:numId w:val="12"/>
         </w:numPr>
         <w:pBdr>
           <w:top w:color="000000" w:space="0" w:sz="0" w:val="none"/>
@@ -851,3343 +4259,11 @@
       </w:pPr>
       <w:r>
         <w:rPr>
-          <w:color w:val="242a2e"/>
-          <w:sz w:val="24"/>
-          <w:szCs w:val="24"/>
-          <w:rtl w:val="0"/>
-        </w:rPr>
-        <w:t xml:space="preserve">Protocolo de registro digital através do cadastro concedido pela CONTRATADA no processo inicial para a CONTRATANTE, da plataforma ONR;</w:t>
-      </w:r>
-      <w:r>
-        <w:rPr>
-          <w:color w:val="242a2e"/>
-          <w:sz w:val="24"/>
-          <w:szCs w:val="24"/>
-          <w:shd w:fill="606060" w:val="clear"/>
-          <w:rtl w:val="0"/>
-        </w:rPr>
-        <w:t xml:space="preserve"> </w:t>
-      </w:r>
-      <w:r>
-        <w:rPr>
-          <w:rtl w:val="0"/>
-        </w:rPr>
-      </w:r>
-    </w:p>
-    <w:p>
-      <w:pPr>
-        <w:numPr>
-          <w:ilvl w:val="0"/>
-          <w:numId w:val="8"/>
-        </w:numPr>
-        <w:pBdr>
-          <w:top w:color="000000" w:space="0" w:sz="0" w:val="none"/>
-          <w:bottom w:color="000000" w:space="0" w:sz="0" w:val="none"/>
-          <w:right w:color="000000" w:space="0" w:sz="0" w:val="none"/>
-          <w:between w:color="000000" w:space="0" w:sz="0" w:val="none"/>
-        </w:pBdr>
-        <w:ind w:left="1080" w:hanging="360"/>
-        <w:rPr/>
-      </w:pPr>
-      <w:r>
-        <w:rPr>
-          <w:color w:val="242a2e"/>
-          <w:sz w:val="24"/>
-          <w:szCs w:val="24"/>
-          <w:rtl w:val="0"/>
-        </w:rPr>
-        <w:t xml:space="preserve">Emissão da Matrícula de Inteiro Teor em nome do comprador;</w:t>
-      </w:r>
-      <w:r>
-        <w:rPr>
-          <w:color w:val="242a2e"/>
-          <w:sz w:val="24"/>
-          <w:szCs w:val="24"/>
-          <w:shd w:fill="606060" w:val="clear"/>
-          <w:rtl w:val="0"/>
-        </w:rPr>
-        <w:t xml:space="preserve"> </w:t>
-      </w:r>
-      <w:r>
-        <w:rPr>
-          <w:rtl w:val="0"/>
-        </w:rPr>
-      </w:r>
-    </w:p>
-    <w:p>
-      <w:pPr>
-        <w:numPr>
-          <w:ilvl w:val="0"/>
-          <w:numId w:val="19"/>
-        </w:numPr>
-        <w:pBdr>
-          <w:top w:color="000000" w:space="0" w:sz="0" w:val="none"/>
-          <w:bottom w:color="000000" w:space="0" w:sz="0" w:val="none"/>
-          <w:right w:color="000000" w:space="0" w:sz="0" w:val="none"/>
-          <w:between w:color="000000" w:space="0" w:sz="0" w:val="none"/>
-        </w:pBdr>
-        <w:ind w:left="1080" w:hanging="360"/>
-        <w:rPr/>
-      </w:pPr>
-      <w:r>
-        <w:rPr>
-          <w:color w:val="242a2e"/>
-          <w:sz w:val="24"/>
-          <w:szCs w:val="24"/>
-          <w:rtl w:val="0"/>
-        </w:rPr>
-        <w:t xml:space="preserve">Salvamento dos documentos de todas as etapas do processo de regularização na ferramenta compartilhada; </w:t>
-      </w:r>
-      <w:r>
-        <w:rPr>
-          <w:color w:val="242a2e"/>
-          <w:sz w:val="24"/>
-          <w:szCs w:val="24"/>
-          <w:shd w:fill="606060" w:val="clear"/>
-          <w:rtl w:val="0"/>
-        </w:rPr>
-        <w:t xml:space="preserve"> </w:t>
-      </w:r>
-      <w:r>
-        <w:rPr>
-          <w:rtl w:val="0"/>
-        </w:rPr>
-      </w:r>
-    </w:p>
-    <w:p>
-      <w:pPr>
-        <w:pBdr>
-          <w:top w:color="000000" w:space="0" w:sz="0" w:val="none"/>
-          <w:left w:color="000000" w:space="0" w:sz="0" w:val="none"/>
-          <w:bottom w:color="000000" w:space="0" w:sz="0" w:val="none"/>
-          <w:right w:color="000000" w:space="0" w:sz="0" w:val="none"/>
-          <w:between w:color="000000" w:space="0" w:sz="0" w:val="none"/>
-        </w:pBdr>
-        <w:shd w:fill="ffffff" w:val="clear"/>
-        <w:jc w:val="both"/>
-        <w:rPr>
-          <w:color w:val="242a2e"/>
-          <w:sz w:val="24"/>
-          <w:szCs w:val="24"/>
-          <w:shd w:fill="606060" w:val="clear"/>
-        </w:rPr>
-      </w:pPr>
-      <w:r>
-        <w:rPr>
-          <w:color w:val="242a2e"/>
-          <w:sz w:val="24"/>
-          <w:szCs w:val="24"/>
-          <w:shd w:fill="606060" w:val="clear"/>
-          <w:rtl w:val="0"/>
-        </w:rPr>
-        <w:t xml:space="preserve"> </w:t>
-      </w:r>
-    </w:p>
-    <w:p>
-      <w:pPr>
-        <w:pBdr>
-          <w:top w:color="000000" w:space="0" w:sz="0" w:val="none"/>
-          <w:left w:color="000000" w:space="0" w:sz="0" w:val="none"/>
-          <w:bottom w:color="000000" w:space="0" w:sz="0" w:val="none"/>
-          <w:right w:color="000000" w:space="0" w:sz="0" w:val="none"/>
-          <w:between w:color="000000" w:space="0" w:sz="0" w:val="none"/>
-        </w:pBdr>
-        <w:shd w:fill="ffffff" w:val="clear"/>
-        <w:jc w:val="both"/>
-        <w:rPr>
-          <w:color w:val="242a2e"/>
-          <w:sz w:val="24"/>
-          <w:szCs w:val="24"/>
-        </w:rPr>
-      </w:pPr>
-      <w:r>
-        <w:rPr>
-          <w:b w:val="1"/>
-          <w:bCs w:val="1"/>
-          <w:color w:val="242a2e"/>
-          <w:sz w:val="24"/>
-          <w:szCs w:val="24"/>
-          <w:rtl w:val="0"/>
-        </w:rPr>
-        <w:t xml:space="preserve">PARÁGRAFO PRIMEIRO</w:t>
-      </w:r>
-      <w:r>
-        <w:rPr>
-          <w:color w:val="242a2e"/>
-          <w:sz w:val="24"/>
-          <w:szCs w:val="24"/>
-          <w:rtl w:val="0"/>
-        </w:rPr>
-        <w:t xml:space="preserve"> - Todos os débitos mencionados deverão, após o pagamento pelo cliente ou pela Caixa Econômica Federal, ter sua quitação devidamente comprovada por meio de documentação oficial expedida pelos órgãos competentes, a ser providenciada pela CONTRATADA junto às respectivas entidades responsáveis. </w:t>
-      </w:r>
-    </w:p>
-    <w:p>
-      <w:pPr>
-        <w:pBdr>
-          <w:top w:color="000000" w:space="0" w:sz="0" w:val="none"/>
-          <w:left w:color="000000" w:space="0" w:sz="0" w:val="none"/>
-          <w:bottom w:color="000000" w:space="0" w:sz="0" w:val="none"/>
-          <w:right w:color="000000" w:space="0" w:sz="0" w:val="none"/>
-          <w:between w:color="000000" w:space="0" w:sz="0" w:val="none"/>
-        </w:pBdr>
-        <w:shd w:fill="ffffff" w:val="clear"/>
-        <w:jc w:val="both"/>
-        <w:rPr>
-          <w:color w:val="242a2e"/>
-          <w:sz w:val="24"/>
-          <w:szCs w:val="24"/>
-          <w:shd w:fill="606060" w:val="clear"/>
-        </w:rPr>
-      </w:pPr>
-      <w:r>
-        <w:rPr>
-          <w:color w:val="242a2e"/>
-          <w:sz w:val="24"/>
-          <w:szCs w:val="24"/>
-          <w:shd w:fill="606060" w:val="clear"/>
-          <w:rtl w:val="0"/>
-        </w:rPr>
-        <w:t xml:space="preserve"> </w:t>
-      </w:r>
-    </w:p>
-    <w:p>
-      <w:pPr>
-        <w:pBdr>
-          <w:top w:color="000000" w:space="0" w:sz="0" w:val="none"/>
-          <w:left w:color="000000" w:space="0" w:sz="0" w:val="none"/>
-          <w:bottom w:color="000000" w:space="0" w:sz="0" w:val="none"/>
-          <w:right w:color="000000" w:space="0" w:sz="0" w:val="none"/>
-          <w:between w:color="000000" w:space="0" w:sz="0" w:val="none"/>
-        </w:pBdr>
-        <w:shd w:fill="ffffff" w:val="clear"/>
-        <w:jc w:val="both"/>
-        <w:rPr>
-          <w:color w:val="242a2e"/>
-          <w:sz w:val="24"/>
-          <w:szCs w:val="24"/>
-          <w:shd w:fill="606060" w:val="clear"/>
-        </w:rPr>
-      </w:pPr>
-      <w:r>
-        <w:rPr>
-          <w:b w:val="1"/>
-          <w:bCs w:val="1"/>
-          <w:color w:val="242a2e"/>
-          <w:sz w:val="24"/>
-          <w:szCs w:val="24"/>
-          <w:rtl w:val="0"/>
-        </w:rPr>
-        <w:t xml:space="preserve">PARÁGRAFO SEGUNDO </w:t>
-      </w:r>
-      <w:r>
-        <w:rPr>
-          <w:color w:val="242a2e"/>
-          <w:sz w:val="24"/>
-          <w:szCs w:val="24"/>
-          <w:rtl w:val="0"/>
-        </w:rPr>
-        <w:t xml:space="preserve">- Para fins de comprovação da troca de titularidade, será necessário documento emitido pela Prefeitura que identifique o comprador como novo proprietário, sem qualquer vínculo com a Caixa Econômica Federal no referido documento, devendo constar o endereço do imóvel conforme a proposta e a matrícula de inteiro teor do imóvel arrematado. O documento deverá ser emitido em papel timbrado da Prefeitura, não sendo aceita, para esse fim, a Guia de Imposto de Transmissão de Bens Imóveis (ITBI) ou qualquer outro documento a ela vinculado.</w:t>
-      </w:r>
-      <w:r>
-        <w:rPr>
-          <w:color w:val="242a2e"/>
-          <w:sz w:val="24"/>
-          <w:szCs w:val="24"/>
-          <w:shd w:fill="606060" w:val="clear"/>
-          <w:rtl w:val="0"/>
-        </w:rPr>
-        <w:t xml:space="preserve"> </w:t>
-      </w:r>
-    </w:p>
-    <w:p>
-      <w:pPr>
-        <w:pBdr>
-          <w:top w:color="000000" w:space="0" w:sz="0" w:val="none"/>
-          <w:left w:color="000000" w:space="0" w:sz="0" w:val="none"/>
-          <w:bottom w:color="000000" w:space="0" w:sz="0" w:val="none"/>
-          <w:right w:color="000000" w:space="0" w:sz="0" w:val="none"/>
-          <w:between w:color="000000" w:space="0" w:sz="0" w:val="none"/>
-        </w:pBdr>
-        <w:shd w:fill="ffffff" w:val="clear"/>
-        <w:ind w:left="720" w:firstLine="0"/>
-        <w:jc w:val="both"/>
-        <w:rPr>
-          <w:color w:val="242a2e"/>
-          <w:sz w:val="24"/>
-          <w:szCs w:val="24"/>
-          <w:shd w:fill="606060" w:val="clear"/>
-        </w:rPr>
-      </w:pPr>
-      <w:r>
-        <w:rPr>
-          <w:color w:val="242a2e"/>
-          <w:sz w:val="24"/>
-          <w:szCs w:val="24"/>
-          <w:shd w:fill="606060" w:val="clear"/>
-          <w:rtl w:val="0"/>
-        </w:rPr>
-        <w:t xml:space="preserve"> </w:t>
-      </w:r>
-    </w:p>
-    <w:p>
-      <w:pPr>
-        <w:pBdr>
-          <w:top w:color="000000" w:space="0" w:sz="0" w:val="none"/>
-          <w:left w:color="000000" w:space="0" w:sz="0" w:val="none"/>
-          <w:bottom w:color="000000" w:space="0" w:sz="0" w:val="none"/>
-          <w:right w:color="000000" w:space="0" w:sz="0" w:val="none"/>
-          <w:between w:color="000000" w:space="0" w:sz="0" w:val="none"/>
-        </w:pBdr>
-        <w:shd w:fill="ffffff" w:val="clear"/>
-        <w:spacing w:after="120" w:lineRule="auto"/>
-        <w:jc w:val="both"/>
-        <w:rPr>
-          <w:sz w:val="24"/>
-          <w:szCs w:val="24"/>
-          <w:shd w:fill="606060" w:val="clear"/>
-        </w:rPr>
-      </w:pPr>
-      <w:r>
-        <w:rPr>
-          <w:b w:val="1"/>
-          <w:bCs w:val="1"/>
-          <w:sz w:val="24"/>
-          <w:szCs w:val="24"/>
-          <w:rtl w:val="0"/>
-        </w:rPr>
-        <w:t xml:space="preserve">PARÁGRAFO TERCEIRO -</w:t>
-      </w:r>
-      <w:r>
-        <w:rPr>
-          <w:sz w:val="24"/>
-          <w:szCs w:val="24"/>
-          <w:rtl w:val="0"/>
-        </w:rPr>
-        <w:t xml:space="preserve"> Os serviços acima descritos serão prestados com total autonomia, liberdade de horário, sem pessoalidade e sem qualquer subordinação ao CONTRATANTE.</w:t>
-      </w:r>
-      <w:r>
-        <w:rPr>
-          <w:sz w:val="24"/>
-          <w:szCs w:val="24"/>
-          <w:shd w:fill="606060" w:val="clear"/>
-          <w:rtl w:val="0"/>
-        </w:rPr>
-        <w:t xml:space="preserve"> </w:t>
-      </w:r>
-    </w:p>
-    <w:p>
-      <w:pPr>
-        <w:pBdr>
-          <w:top w:color="000000" w:space="0" w:sz="0" w:val="none"/>
-          <w:left w:color="000000" w:space="0" w:sz="0" w:val="none"/>
-          <w:bottom w:color="000000" w:space="0" w:sz="0" w:val="none"/>
-          <w:right w:color="000000" w:space="0" w:sz="0" w:val="none"/>
-          <w:between w:color="000000" w:space="0" w:sz="0" w:val="none"/>
-        </w:pBdr>
-        <w:shd w:fill="ffffff" w:val="clear"/>
-        <w:spacing w:after="120" w:lineRule="auto"/>
-        <w:jc w:val="both"/>
-        <w:rPr>
-          <w:sz w:val="24"/>
-          <w:szCs w:val="24"/>
-          <w:shd w:fill="606060" w:val="clear"/>
-        </w:rPr>
-      </w:pPr>
-      <w:r>
-        <w:rPr>
-          <w:sz w:val="24"/>
-          <w:szCs w:val="24"/>
-          <w:shd w:fill="606060" w:val="clear"/>
-          <w:rtl w:val="0"/>
-        </w:rPr>
-        <w:t xml:space="preserve"> </w:t>
-      </w:r>
-    </w:p>
-    <w:p>
-      <w:pPr>
-        <w:pBdr>
-          <w:top w:color="000000" w:space="0" w:sz="0" w:val="none"/>
-          <w:left w:color="000000" w:space="0" w:sz="0" w:val="none"/>
-          <w:bottom w:color="000000" w:space="0" w:sz="0" w:val="none"/>
-          <w:right w:color="000000" w:space="0" w:sz="0" w:val="none"/>
-          <w:between w:color="000000" w:space="0" w:sz="0" w:val="none"/>
-        </w:pBdr>
-        <w:shd w:fill="ffffff" w:val="clear"/>
-        <w:spacing w:after="120" w:lineRule="auto"/>
-        <w:jc w:val="both"/>
-        <w:rPr>
-          <w:sz w:val="24"/>
-          <w:szCs w:val="24"/>
-          <w:shd w:fill="606060" w:val="clear"/>
-        </w:rPr>
-      </w:pPr>
-      <w:r>
-        <w:rPr>
-          <w:b w:val="1"/>
-          <w:bCs w:val="1"/>
-          <w:sz w:val="24"/>
-          <w:szCs w:val="24"/>
-          <w:rtl w:val="0"/>
-        </w:rPr>
-        <w:t xml:space="preserve">PARÁGRAFO QUARTO -</w:t>
-      </w:r>
-      <w:r>
-        <w:rPr>
-          <w:sz w:val="24"/>
-          <w:szCs w:val="24"/>
-          <w:rtl w:val="0"/>
-        </w:rPr>
-        <w:t xml:space="preserve"> A responsabilidade pela emissão de débitos de IPTU ou de condomínio caberá à CONTRATANTE ou ao comprador, conforme as regras estabelecidas na proposta do imóvel arrematado.</w:t>
-      </w:r>
-      <w:r>
-        <w:rPr>
-          <w:sz w:val="24"/>
-          <w:szCs w:val="24"/>
-          <w:shd w:fill="606060" w:val="clear"/>
-          <w:rtl w:val="0"/>
-        </w:rPr>
-        <w:t xml:space="preserve"> </w:t>
-      </w:r>
-    </w:p>
-    <w:p>
-      <w:pPr>
-        <w:pBdr>
-          <w:top w:color="000000" w:space="0" w:sz="0" w:val="none"/>
-          <w:left w:color="000000" w:space="0" w:sz="0" w:val="none"/>
-          <w:bottom w:color="000000" w:space="0" w:sz="0" w:val="none"/>
-          <w:right w:color="000000" w:space="0" w:sz="0" w:val="none"/>
-          <w:between w:color="000000" w:space="0" w:sz="0" w:val="none"/>
-        </w:pBdr>
-        <w:shd w:fill="ffffff" w:val="clear"/>
-        <w:spacing w:after="240" w:before="240" w:lineRule="auto"/>
-        <w:jc w:val="both"/>
-        <w:rPr>
-          <w:sz w:val="24"/>
-          <w:szCs w:val="24"/>
-          <w:shd w:fill="606060" w:val="clear"/>
-        </w:rPr>
-      </w:pPr>
-      <w:r>
-        <w:rPr>
-          <w:sz w:val="24"/>
-          <w:szCs w:val="24"/>
-          <w:rtl w:val="0"/>
-        </w:rPr>
-        <w:t xml:space="preserve">A CONTRATADA poderá, de forma excepcional, realizar a emissão dos débitos de IPTU caso tal medida seja necessária para viabilizar a execução das demais etapas sob sua responsabilidade. Contudo, não será devida qualquer remuneração adicional por esse serviço, uma vez que tais providências são, em regra, de responsabilidade da CONTRATANTE ou do comprador, conforme disposto anteriormente.</w:t>
-      </w:r>
-      <w:r>
-        <w:rPr>
-          <w:sz w:val="24"/>
-          <w:szCs w:val="24"/>
-          <w:shd w:fill="606060" w:val="clear"/>
-          <w:rtl w:val="0"/>
-        </w:rPr>
-        <w:t xml:space="preserve"> </w:t>
-      </w:r>
-    </w:p>
-    <w:p>
-      <w:pPr>
-        <w:pBdr>
-          <w:top w:color="000000" w:space="0" w:sz="0" w:val="none"/>
-          <w:left w:color="000000" w:space="0" w:sz="0" w:val="none"/>
-          <w:bottom w:color="000000" w:space="0" w:sz="0" w:val="none"/>
-          <w:right w:color="000000" w:space="0" w:sz="0" w:val="none"/>
-          <w:between w:color="000000" w:space="0" w:sz="0" w:val="none"/>
-        </w:pBdr>
-        <w:shd w:fill="ffffff" w:val="clear"/>
-        <w:spacing w:after="120" w:lineRule="auto"/>
-        <w:jc w:val="center"/>
-        <w:rPr>
-          <w:sz w:val="24"/>
-          <w:szCs w:val="24"/>
-          <w:shd w:fill="606060" w:val="clear"/>
-        </w:rPr>
-      </w:pPr>
-      <w:r>
-        <w:rPr>
-          <w:b w:val="1"/>
-          <w:bCs w:val="1"/>
-          <w:sz w:val="24"/>
-          <w:szCs w:val="24"/>
-          <w:u w:val="single"/>
-          <w:rtl w:val="0"/>
-        </w:rPr>
-        <w:t xml:space="preserve">CLÁUSULA SEGUNDA: DO PRAZO</w:t>
-      </w:r>
-      <w:r>
-        <w:rPr>
-          <w:sz w:val="24"/>
-          <w:szCs w:val="24"/>
-          <w:shd w:fill="606060" w:val="clear"/>
-          <w:rtl w:val="0"/>
-        </w:rPr>
-        <w:t xml:space="preserve"> </w:t>
-      </w:r>
-    </w:p>
-    <w:p>
-      <w:pPr>
-        <w:pBdr>
-          <w:top w:color="000000" w:space="0" w:sz="0" w:val="none"/>
-          <w:left w:color="000000" w:space="0" w:sz="0" w:val="none"/>
-          <w:bottom w:color="000000" w:space="0" w:sz="0" w:val="none"/>
-          <w:right w:color="000000" w:space="0" w:sz="0" w:val="none"/>
-          <w:between w:color="000000" w:space="0" w:sz="0" w:val="none"/>
-        </w:pBdr>
-        <w:shd w:fill="ffffff" w:val="clear"/>
-        <w:spacing w:after="120" w:lineRule="auto"/>
-        <w:jc w:val="both"/>
-        <w:rPr>
-          <w:sz w:val="24"/>
-          <w:szCs w:val="24"/>
-          <w:shd w:fill="606060" w:val="clear"/>
-        </w:rPr>
-      </w:pPr>
-      <w:r>
-        <w:rPr>
-          <w:b w:val="1"/>
-          <w:bCs w:val="1"/>
-          <w:sz w:val="24"/>
-          <w:szCs w:val="24"/>
-          <w:rtl w:val="0"/>
-        </w:rPr>
-        <w:t xml:space="preserve">INCISO I –</w:t>
-      </w:r>
-      <w:r>
-        <w:rPr>
-          <w:sz w:val="24"/>
-          <w:szCs w:val="24"/>
-          <w:rtl w:val="0"/>
-        </w:rPr>
-        <w:t xml:space="preserve"> Este contrato possui validade de 06 (seis) meses, iniciando-se a contagem  na data da sua assinatura. </w:t>
-      </w:r>
-      <w:r>
-        <w:rPr>
-          <w:sz w:val="24"/>
-          <w:szCs w:val="24"/>
-          <w:shd w:fill="606060" w:val="clear"/>
-          <w:rtl w:val="0"/>
-        </w:rPr>
-        <w:t xml:space="preserve"> </w:t>
-      </w:r>
-    </w:p>
-    <w:p>
-      <w:pPr>
-        <w:pBdr>
-          <w:top w:color="000000" w:space="0" w:sz="0" w:val="none"/>
-          <w:left w:color="000000" w:space="0" w:sz="0" w:val="none"/>
-          <w:bottom w:color="000000" w:space="0" w:sz="0" w:val="none"/>
-          <w:right w:color="000000" w:space="0" w:sz="0" w:val="none"/>
-          <w:between w:color="000000" w:space="0" w:sz="0" w:val="none"/>
-        </w:pBdr>
-        <w:shd w:fill="ffffff" w:val="clear"/>
-        <w:spacing w:after="120" w:lineRule="auto"/>
-        <w:jc w:val="both"/>
-        <w:rPr>
-          <w:sz w:val="24"/>
-          <w:szCs w:val="24"/>
-          <w:shd w:fill="606060" w:val="clear"/>
-        </w:rPr>
-      </w:pPr>
-      <w:r>
-        <w:rPr>
-          <w:b w:val="1"/>
-          <w:bCs w:val="1"/>
-          <w:sz w:val="24"/>
-          <w:szCs w:val="24"/>
-          <w:rtl w:val="0"/>
-        </w:rPr>
-        <w:t xml:space="preserve">PARÁGRAFO PRIMEIRO -</w:t>
-      </w:r>
-      <w:r>
-        <w:rPr>
-          <w:sz w:val="24"/>
-          <w:szCs w:val="24"/>
-          <w:rtl w:val="0"/>
-        </w:rPr>
-        <w:t xml:space="preserve"> Ao final do prazo mencionado no inciso I desta cláusula, o contrato poderá ser renovado automaticamente, por igual período, a menos que qualquer uma das partes notifique a outra por escrito sobre sua intenção de não renovar, com antecedência mínima de 10 (dez) dias antes do término do período em vigor.</w:t>
-      </w:r>
-      <w:r>
-        <w:rPr>
-          <w:sz w:val="24"/>
-          <w:szCs w:val="24"/>
-          <w:shd w:fill="606060" w:val="clear"/>
-          <w:rtl w:val="0"/>
-        </w:rPr>
-        <w:t xml:space="preserve"> </w:t>
-      </w:r>
-    </w:p>
-    <w:p>
-      <w:pPr>
-        <w:pBdr>
-          <w:top w:color="000000" w:space="0" w:sz="0" w:val="none"/>
-          <w:left w:color="000000" w:space="0" w:sz="0" w:val="none"/>
-          <w:bottom w:color="000000" w:space="0" w:sz="0" w:val="none"/>
-          <w:right w:color="000000" w:space="0" w:sz="0" w:val="none"/>
-          <w:between w:color="000000" w:space="0" w:sz="0" w:val="none"/>
-        </w:pBdr>
-        <w:shd w:fill="ffffff" w:val="clear"/>
-        <w:spacing w:after="120" w:lineRule="auto"/>
-        <w:jc w:val="both"/>
-        <w:rPr>
-          <w:sz w:val="24"/>
-          <w:szCs w:val="24"/>
-          <w:shd w:fill="606060" w:val="clear"/>
-        </w:rPr>
-      </w:pPr>
-      <w:r>
-        <w:rPr>
-          <w:b w:val="1"/>
-          <w:bCs w:val="1"/>
-          <w:sz w:val="24"/>
-          <w:szCs w:val="24"/>
-          <w:rtl w:val="0"/>
-        </w:rPr>
-        <w:t xml:space="preserve">PARÁGRAFO SEGUNDO – </w:t>
-      </w:r>
-      <w:r>
-        <w:rPr>
-          <w:sz w:val="24"/>
-          <w:szCs w:val="24"/>
-          <w:rtl w:val="0"/>
-        </w:rPr>
-        <w:t xml:space="preserve">Caso qualquer das partes notifique a outra acerca da intenção de não renovar, conforme previsto no parágrafo primeiro, o presente contrato será considerado encerrado ao final do período vigente. Poderá, contudo, haver acordo entre as partes para a conclusão das demandas já encaminhadas, hipótese em que será fixado, de comum acordo, prazo específico para sua finalização.</w:t>
-      </w:r>
-      <w:r>
-        <w:rPr>
-          <w:sz w:val="24"/>
-          <w:szCs w:val="24"/>
-          <w:shd w:fill="606060" w:val="clear"/>
-          <w:rtl w:val="0"/>
-        </w:rPr>
-        <w:t xml:space="preserve"> </w:t>
-      </w:r>
-    </w:p>
-    <w:p>
-      <w:pPr>
-        <w:pBdr>
-          <w:top w:color="000000" w:space="0" w:sz="0" w:val="none"/>
-          <w:left w:color="000000" w:space="0" w:sz="0" w:val="none"/>
-          <w:bottom w:color="000000" w:space="0" w:sz="0" w:val="none"/>
-          <w:right w:color="000000" w:space="0" w:sz="0" w:val="none"/>
-          <w:between w:color="000000" w:space="0" w:sz="0" w:val="none"/>
-        </w:pBdr>
-        <w:shd w:fill="ffffff" w:val="clear"/>
-        <w:spacing w:after="240" w:before="240" w:lineRule="auto"/>
-        <w:jc w:val="both"/>
-        <w:rPr>
-          <w:sz w:val="24"/>
-          <w:szCs w:val="24"/>
-          <w:shd w:fill="606060" w:val="clear"/>
-        </w:rPr>
-      </w:pPr>
-      <w:r>
-        <w:rPr>
-          <w:sz w:val="24"/>
-          <w:szCs w:val="24"/>
-          <w:rtl w:val="0"/>
-        </w:rPr>
-        <w:t xml:space="preserve">Efetuado o último pagamento e não havendo manifestação de discordância por parte da CONTRATADA, considerada automaticamente quitadas todas as obrigações da CONTRATANTE.</w:t>
-      </w:r>
-      <w:r>
-        <w:rPr>
-          <w:sz w:val="24"/>
-          <w:szCs w:val="24"/>
-          <w:shd w:fill="606060" w:val="clear"/>
-          <w:rtl w:val="0"/>
-        </w:rPr>
-        <w:t xml:space="preserve"> </w:t>
-      </w:r>
-    </w:p>
-    <w:p>
-      <w:pPr>
-        <w:pBdr>
-          <w:top w:color="000000" w:space="0" w:sz="0" w:val="none"/>
-          <w:left w:color="000000" w:space="0" w:sz="0" w:val="none"/>
-          <w:bottom w:color="000000" w:space="0" w:sz="0" w:val="none"/>
-          <w:right w:color="000000" w:space="0" w:sz="0" w:val="none"/>
-          <w:between w:color="000000" w:space="0" w:sz="0" w:val="none"/>
-        </w:pBdr>
-        <w:shd w:fill="ffffff" w:val="clear"/>
-        <w:spacing w:after="120" w:lineRule="auto"/>
-        <w:jc w:val="both"/>
-        <w:rPr>
-          <w:sz w:val="24"/>
-          <w:szCs w:val="24"/>
-          <w:shd w:fill="606060" w:val="clear"/>
-        </w:rPr>
-      </w:pPr>
-      <w:r>
-        <w:rPr>
-          <w:b w:val="1"/>
-          <w:bCs w:val="1"/>
-          <w:sz w:val="24"/>
-          <w:szCs w:val="24"/>
-          <w:rtl w:val="0"/>
-        </w:rPr>
-        <w:t xml:space="preserve">INCISO II – </w:t>
-      </w:r>
-      <w:r>
-        <w:rPr>
-          <w:sz w:val="24"/>
-          <w:szCs w:val="24"/>
-          <w:rtl w:val="0"/>
-        </w:rPr>
-        <w:t xml:space="preserve">A CONTRATADA, caso já tenha recebido algum valor retroativo, referente a este contrato pela CONTRATANTE, desde já, da quitação total ao pagamento, nada mais tendo a receber em relação à eventual período retrocessivo.</w:t>
-      </w:r>
-      <w:r>
-        <w:rPr>
-          <w:sz w:val="24"/>
-          <w:szCs w:val="24"/>
-          <w:shd w:fill="606060" w:val="clear"/>
-          <w:rtl w:val="0"/>
-        </w:rPr>
-        <w:t xml:space="preserve"> </w:t>
-      </w:r>
-    </w:p>
-    <w:p>
-      <w:pPr>
-        <w:pBdr>
-          <w:top w:color="000000" w:space="0" w:sz="0" w:val="none"/>
-          <w:left w:color="000000" w:space="0" w:sz="0" w:val="none"/>
-          <w:bottom w:color="000000" w:space="0" w:sz="0" w:val="none"/>
-          <w:right w:color="000000" w:space="0" w:sz="0" w:val="none"/>
-          <w:between w:color="000000" w:space="0" w:sz="0" w:val="none"/>
-        </w:pBdr>
-        <w:shd w:fill="ffffff" w:val="clear"/>
-        <w:spacing w:after="120" w:lineRule="auto"/>
-        <w:jc w:val="both"/>
-        <w:rPr>
-          <w:sz w:val="24"/>
-          <w:szCs w:val="24"/>
-          <w:shd w:fill="606060" w:val="clear"/>
-        </w:rPr>
-      </w:pPr>
-      <w:r>
-        <w:rPr>
-          <w:sz w:val="24"/>
-          <w:szCs w:val="24"/>
-          <w:shd w:fill="606060" w:val="clear"/>
-          <w:rtl w:val="0"/>
-        </w:rPr>
-        <w:t xml:space="preserve"> </w:t>
-      </w:r>
-    </w:p>
-    <w:p>
-      <w:pPr>
-        <w:pBdr>
-          <w:top w:color="000000" w:space="0" w:sz="0" w:val="none"/>
-          <w:left w:color="000000" w:space="0" w:sz="0" w:val="none"/>
-          <w:bottom w:color="000000" w:space="0" w:sz="0" w:val="none"/>
-          <w:right w:color="000000" w:space="0" w:sz="0" w:val="none"/>
-          <w:between w:color="000000" w:space="0" w:sz="0" w:val="none"/>
-        </w:pBdr>
-        <w:shd w:fill="ffffff" w:val="clear"/>
-        <w:spacing w:after="120" w:lineRule="auto"/>
-        <w:jc w:val="center"/>
-        <w:rPr>
-          <w:sz w:val="24"/>
-          <w:szCs w:val="24"/>
-          <w:shd w:fill="606060" w:val="clear"/>
-        </w:rPr>
-      </w:pPr>
-      <w:r>
-        <w:rPr>
-          <w:b w:val="1"/>
-          <w:bCs w:val="1"/>
-          <w:sz w:val="24"/>
-          <w:szCs w:val="24"/>
-          <w:u w:val="single"/>
-          <w:rtl w:val="0"/>
-        </w:rPr>
-        <w:t xml:space="preserve">CLÁUSULA TERCEIRA – DA CONTRAPRESTAÇÃO</w:t>
-      </w:r>
-      <w:r>
-        <w:rPr>
-          <w:sz w:val="24"/>
-          <w:szCs w:val="24"/>
-          <w:shd w:fill="606060" w:val="clear"/>
-          <w:rtl w:val="0"/>
-        </w:rPr>
-        <w:t xml:space="preserve"> </w:t>
-      </w:r>
-    </w:p>
-    <w:p>
-      <w:pPr>
-        <w:pBdr>
-          <w:top w:color="000000" w:space="0" w:sz="0" w:val="none"/>
-          <w:left w:color="000000" w:space="0" w:sz="0" w:val="none"/>
-          <w:bottom w:color="000000" w:space="0" w:sz="0" w:val="none"/>
-          <w:right w:color="000000" w:space="0" w:sz="0" w:val="none"/>
-          <w:between w:color="000000" w:space="0" w:sz="0" w:val="none"/>
-        </w:pBdr>
-        <w:shd w:fill="ffffff" w:val="clear"/>
-        <w:spacing w:after="120" w:lineRule="auto"/>
-        <w:rPr>
-          <w:sz w:val="20"/>
-          <w:szCs w:val="20"/>
-          <w:shd w:fill="606060" w:val="clear"/>
-        </w:rPr>
-      </w:pPr>
-      <w:r>
-        <w:rPr>
-          <w:sz w:val="24"/>
-          <w:szCs w:val="24"/>
-          <w:rtl w:val="0"/>
-        </w:rPr>
-        <w:t xml:space="preserve">A CONTRATADA perceberá, a título de retribuição pela prestação de serviço, o valor por processo finalizado de acordo com o tempo de finalização desde a atribuição do processo, indicado pela tabela abaixo: </w:t>
-        <w:br w:type="textWrapping"/>
-      </w:r>
-      <w:r>
-        <w:rPr>
-          <w:sz w:val="20"/>
-          <w:szCs w:val="20"/>
-          <w:rtl w:val="0"/>
-        </w:rPr>
-        <w:t xml:space="preserve"> </w:t>
-        <w:br w:type="textWrapping"/>
-        <w:t xml:space="preserve">R$300,00: Igual ou inferior a 30 dias corridos </w:t>
-      </w:r>
-      <w:r>
-        <w:rPr>
-          <w:sz w:val="20"/>
-          <w:szCs w:val="20"/>
-          <w:shd w:fill="606060" w:val="clear"/>
-          <w:rtl w:val="0"/>
-        </w:rPr>
-        <w:t xml:space="preserve"> </w:t>
-      </w:r>
-    </w:p>
-    <w:p>
-      <w:pPr>
-        <w:pBdr>
-          <w:top w:color="000000" w:space="0" w:sz="0" w:val="none"/>
-          <w:left w:color="000000" w:space="0" w:sz="0" w:val="none"/>
-          <w:bottom w:color="000000" w:space="0" w:sz="0" w:val="none"/>
-          <w:right w:color="000000" w:space="0" w:sz="0" w:val="none"/>
-          <w:between w:color="000000" w:space="0" w:sz="0" w:val="none"/>
-        </w:pBdr>
-        <w:shd w:fill="ffffff" w:val="clear"/>
-        <w:spacing w:after="120" w:lineRule="auto"/>
-        <w:jc w:val="both"/>
-        <w:rPr>
-          <w:sz w:val="20"/>
-          <w:szCs w:val="20"/>
-          <w:shd w:fill="606060" w:val="clear"/>
-        </w:rPr>
-      </w:pPr>
-      <w:r>
-        <w:rPr>
-          <w:sz w:val="20"/>
-          <w:szCs w:val="20"/>
-          <w:rtl w:val="0"/>
-        </w:rPr>
-        <w:t xml:space="preserve">R$250,00: entre o intervalo de 30,01 a 45 dias corridos</w:t>
-      </w:r>
-      <w:r>
-        <w:rPr>
-          <w:sz w:val="20"/>
-          <w:szCs w:val="20"/>
-          <w:shd w:fill="606060" w:val="clear"/>
-          <w:rtl w:val="0"/>
-        </w:rPr>
-        <w:t xml:space="preserve"> </w:t>
-      </w:r>
-    </w:p>
-    <w:p>
-      <w:pPr>
-        <w:pBdr>
-          <w:top w:color="000000" w:space="0" w:sz="0" w:val="none"/>
-          <w:left w:color="000000" w:space="0" w:sz="0" w:val="none"/>
-          <w:bottom w:color="000000" w:space="0" w:sz="0" w:val="none"/>
-          <w:right w:color="000000" w:space="0" w:sz="0" w:val="none"/>
-          <w:between w:color="000000" w:space="0" w:sz="0" w:val="none"/>
-        </w:pBdr>
-        <w:shd w:fill="ffffff" w:val="clear"/>
-        <w:spacing w:after="120" w:lineRule="auto"/>
-        <w:jc w:val="both"/>
-        <w:rPr>
-          <w:sz w:val="20"/>
-          <w:szCs w:val="20"/>
-          <w:shd w:fill="606060" w:val="clear"/>
-        </w:rPr>
-      </w:pPr>
-      <w:r>
-        <w:rPr>
-          <w:sz w:val="20"/>
-          <w:szCs w:val="20"/>
-          <w:rtl w:val="0"/>
-        </w:rPr>
-        <w:t xml:space="preserve">R$200,00: entre o intervalo de 45,01 a 60 dias corridos</w:t>
-      </w:r>
-      <w:r>
-        <w:rPr>
-          <w:sz w:val="20"/>
-          <w:szCs w:val="20"/>
-          <w:shd w:fill="606060" w:val="clear"/>
-          <w:rtl w:val="0"/>
-        </w:rPr>
-        <w:t xml:space="preserve"> </w:t>
-      </w:r>
-    </w:p>
-    <w:p>
-      <w:pPr>
-        <w:pBdr>
-          <w:top w:color="000000" w:space="0" w:sz="0" w:val="none"/>
-          <w:left w:color="000000" w:space="0" w:sz="0" w:val="none"/>
-          <w:bottom w:color="000000" w:space="0" w:sz="0" w:val="none"/>
-          <w:right w:color="000000" w:space="0" w:sz="0" w:val="none"/>
-          <w:between w:color="000000" w:space="0" w:sz="0" w:val="none"/>
-        </w:pBdr>
-        <w:shd w:fill="ffffff" w:val="clear"/>
-        <w:spacing w:after="120" w:lineRule="auto"/>
-        <w:jc w:val="both"/>
-        <w:rPr>
-          <w:sz w:val="20"/>
-          <w:szCs w:val="20"/>
-          <w:shd w:fill="606060" w:val="clear"/>
-        </w:rPr>
-      </w:pPr>
-      <w:r>
-        <w:rPr>
-          <w:sz w:val="20"/>
-          <w:szCs w:val="20"/>
-          <w:rtl w:val="0"/>
-        </w:rPr>
-        <w:t xml:space="preserve">R$150,00: entre o intervalo de 60,01 a 75 dias corridos</w:t>
-      </w:r>
-      <w:r>
-        <w:rPr>
-          <w:sz w:val="20"/>
-          <w:szCs w:val="20"/>
-          <w:shd w:fill="606060" w:val="clear"/>
-          <w:rtl w:val="0"/>
-        </w:rPr>
-        <w:t xml:space="preserve"> </w:t>
-      </w:r>
-    </w:p>
-    <w:p>
-      <w:pPr>
-        <w:pBdr>
-          <w:top w:color="000000" w:space="0" w:sz="0" w:val="none"/>
-          <w:left w:color="000000" w:space="0" w:sz="0" w:val="none"/>
-          <w:bottom w:color="000000" w:space="0" w:sz="0" w:val="none"/>
-          <w:right w:color="000000" w:space="0" w:sz="0" w:val="none"/>
-          <w:between w:color="000000" w:space="0" w:sz="0" w:val="none"/>
-        </w:pBdr>
-        <w:shd w:fill="ffffff" w:val="clear"/>
-        <w:spacing w:after="120" w:lineRule="auto"/>
-        <w:jc w:val="both"/>
-        <w:rPr>
-          <w:sz w:val="20"/>
-          <w:szCs w:val="20"/>
-          <w:shd w:fill="606060" w:val="clear"/>
-        </w:rPr>
-      </w:pPr>
-      <w:r>
-        <w:rPr>
-          <w:sz w:val="20"/>
-          <w:szCs w:val="20"/>
-          <w:rtl w:val="0"/>
-        </w:rPr>
-        <w:t xml:space="preserve">R$100,00: igual ou maior que 75,01 dias corridos</w:t>
-      </w:r>
-      <w:r>
-        <w:rPr>
-          <w:sz w:val="20"/>
-          <w:szCs w:val="20"/>
-          <w:shd w:fill="606060" w:val="clear"/>
-          <w:rtl w:val="0"/>
-        </w:rPr>
-        <w:t xml:space="preserve"> </w:t>
-      </w:r>
-    </w:p>
-    <w:p>
-      <w:pPr>
-        <w:pBdr>
-          <w:top w:color="000000" w:space="0" w:sz="0" w:val="none"/>
-          <w:left w:color="000000" w:space="0" w:sz="0" w:val="none"/>
-          <w:bottom w:color="000000" w:space="0" w:sz="0" w:val="none"/>
-          <w:right w:color="000000" w:space="0" w:sz="0" w:val="none"/>
-          <w:between w:color="000000" w:space="0" w:sz="0" w:val="none"/>
-        </w:pBdr>
-        <w:shd w:fill="ffffff" w:val="clear"/>
-        <w:spacing w:after="120" w:lineRule="auto"/>
-        <w:jc w:val="both"/>
-        <w:rPr>
-          <w:shd w:fill="606060" w:val="clear"/>
-        </w:rPr>
-      </w:pPr>
-      <w:r>
-        <w:rPr>
-          <w:shd w:fill="606060" w:val="clear"/>
-          <w:rtl w:val="0"/>
-        </w:rPr>
-        <w:t xml:space="preserve"> </w:t>
-      </w:r>
-    </w:p>
-    <w:p>
-      <w:pPr>
-        <w:pBdr>
-          <w:top w:color="000000" w:space="0" w:sz="0" w:val="none"/>
-          <w:left w:color="000000" w:space="0" w:sz="0" w:val="none"/>
-          <w:bottom w:color="000000" w:space="0" w:sz="0" w:val="none"/>
-          <w:right w:color="000000" w:space="0" w:sz="0" w:val="none"/>
-          <w:between w:color="000000" w:space="0" w:sz="0" w:val="none"/>
-        </w:pBdr>
-        <w:shd w:fill="ffffff" w:val="clear"/>
-        <w:spacing w:after="120" w:lineRule="auto"/>
-        <w:jc w:val="both"/>
-        <w:rPr>
-          <w:sz w:val="24"/>
-          <w:szCs w:val="24"/>
-          <w:shd w:fill="606060" w:val="clear"/>
-        </w:rPr>
-      </w:pPr>
-      <w:r>
-        <w:rPr>
-          <w:b w:val="1"/>
-          <w:bCs w:val="1"/>
-          <w:rtl w:val="0"/>
-        </w:rPr>
-        <w:t xml:space="preserve">INCISO I –</w:t>
-      </w:r>
-      <w:r>
-        <w:rPr>
-          <w:rtl w:val="0"/>
-        </w:rPr>
-        <w:t xml:space="preserve"> O pagamento mencionado deverá ser realizado pela CONTRATANTE todo último dia útil do mês, para aqueles imóveis que tenham matrícula atualizada em nome do novo comprador cuja titularidade tenha sido alterada e comprovada documentalmente até o dia de fechamento da comissão, todo dia 23 do mês, através de {{formaPagamento}}, para a conta indicada pela CONTRATADA, qual seja, Código do banco (COMPE): {{codigoBanco}}, Agência: {{agenciaBancaria}}, {{tipoContaBancaria}}: {{contaBancaria}}, {{tipoChavePix}}: {{chavePix}}, desde que a nota fiscal ou recibo referente ao serviço prestado seja emitida com antecedência de 05 (cinco) dias. </w:t>
-      </w:r>
-      <w:r>
-        <w:rPr>
-          <w:rtl w:val="0"/>
-        </w:rPr>
-      </w:r>
-    </w:p>
-    <w:p>
-      <w:pPr>
-        <w:pBdr>
-          <w:top w:color="000000" w:space="0" w:sz="0" w:val="none"/>
-          <w:left w:color="000000" w:space="0" w:sz="0" w:val="none"/>
-          <w:bottom w:color="000000" w:space="0" w:sz="0" w:val="none"/>
-          <w:right w:color="000000" w:space="0" w:sz="0" w:val="none"/>
-          <w:between w:color="000000" w:space="0" w:sz="0" w:val="none"/>
-        </w:pBdr>
-        <w:shd w:fill="ffffff" w:val="clear"/>
-        <w:spacing w:after="120" w:lineRule="auto"/>
-        <w:jc w:val="both"/>
-        <w:rPr>
-          <w:sz w:val="24"/>
-          <w:szCs w:val="24"/>
-          <w:shd w:fill="606060" w:val="clear"/>
-        </w:rPr>
-      </w:pPr>
-      <w:r>
-        <w:rPr>
-          <w:b w:val="1"/>
-          <w:bCs w:val="1"/>
-          <w:sz w:val="24"/>
-          <w:szCs w:val="24"/>
-          <w:rtl w:val="0"/>
-        </w:rPr>
-        <w:t xml:space="preserve">INCISO II - </w:t>
-      </w:r>
-      <w:r>
-        <w:rPr>
-          <w:sz w:val="24"/>
-          <w:szCs w:val="24"/>
-          <w:rtl w:val="0"/>
-        </w:rPr>
-        <w:t xml:space="preserve">A CONTRATADA é responsável por fiscalizar e assegurar que todos os campos na planilha de controle referentes a “executores” estejam devidamente preenchidos e em conformidade, tendo por finalidade em garantir a correta identificação dos responsáveis pelas atividades executadas, resguardando a apuração e o pagamento devido, de forma precisa e transparente. </w:t>
-      </w:r>
-      <w:r>
-        <w:rPr>
-          <w:sz w:val="24"/>
-          <w:szCs w:val="24"/>
-          <w:shd w:fill="606060" w:val="clear"/>
-          <w:rtl w:val="0"/>
-        </w:rPr>
-        <w:t xml:space="preserve"> </w:t>
-      </w:r>
-    </w:p>
-    <w:p>
-      <w:pPr>
-        <w:pBdr>
-          <w:top w:color="000000" w:space="0" w:sz="0" w:val="none"/>
-          <w:left w:color="000000" w:space="0" w:sz="0" w:val="none"/>
-          <w:bottom w:color="000000" w:space="0" w:sz="0" w:val="none"/>
-          <w:right w:color="000000" w:space="0" w:sz="0" w:val="none"/>
-          <w:between w:color="000000" w:space="0" w:sz="0" w:val="none"/>
-        </w:pBdr>
-        <w:shd w:fill="ffffff" w:val="clear"/>
-        <w:spacing w:after="120" w:lineRule="auto"/>
-        <w:jc w:val="both"/>
-        <w:rPr>
-          <w:sz w:val="24"/>
-          <w:szCs w:val="24"/>
-          <w:shd w:fill="606060" w:val="clear"/>
-        </w:rPr>
-      </w:pPr>
-      <w:r>
-        <w:rPr>
-          <w:b w:val="1"/>
-          <w:bCs w:val="1"/>
-          <w:sz w:val="24"/>
-          <w:szCs w:val="24"/>
-          <w:rtl w:val="0"/>
-        </w:rPr>
-        <w:t xml:space="preserve">INCISO III - </w:t>
-      </w:r>
-      <w:r>
-        <w:rPr>
-          <w:sz w:val="24"/>
-          <w:szCs w:val="24"/>
-          <w:rtl w:val="0"/>
-        </w:rPr>
-        <w:t xml:space="preserve">A data considerada para pagamento será aquela correspondente ao salvamento, até o final do dia 23 de cada mês, dos documentos que comprovem a finalização do processo de regularização do imóvel, conforme disposto neste instrumento. Para tanto, será necessário o arquivamento dos documentos que comprovem a troca de titularidade e a matrícula de inteiro teor, atestando o registro do imóvel em nome do cliente.</w:t>
-      </w:r>
-      <w:r>
-        <w:rPr>
-          <w:sz w:val="24"/>
-          <w:szCs w:val="24"/>
-          <w:shd w:fill="606060" w:val="clear"/>
-          <w:rtl w:val="0"/>
-        </w:rPr>
-        <w:t xml:space="preserve"> </w:t>
-      </w:r>
-    </w:p>
-    <w:p>
-      <w:pPr>
-        <w:pBdr>
-          <w:top w:color="000000" w:space="0" w:sz="0" w:val="none"/>
-          <w:left w:color="000000" w:space="0" w:sz="0" w:val="none"/>
-          <w:bottom w:color="000000" w:space="0" w:sz="0" w:val="none"/>
-          <w:right w:color="000000" w:space="0" w:sz="0" w:val="none"/>
-          <w:between w:color="000000" w:space="0" w:sz="0" w:val="none"/>
-        </w:pBdr>
-        <w:shd w:fill="ffffff" w:val="clear"/>
-        <w:spacing w:after="120" w:lineRule="auto"/>
-        <w:jc w:val="both"/>
-        <w:rPr>
-          <w:sz w:val="24"/>
-          <w:szCs w:val="24"/>
-          <w:shd w:fill="606060" w:val="clear"/>
-        </w:rPr>
-      </w:pPr>
-      <w:r>
-        <w:rPr>
-          <w:b w:val="1"/>
-          <w:bCs w:val="1"/>
-          <w:sz w:val="24"/>
-          <w:szCs w:val="24"/>
-          <w:rtl w:val="0"/>
-        </w:rPr>
-        <w:t xml:space="preserve">PARÁGRAFO PRIMEIRO – </w:t>
-      </w:r>
-      <w:r>
-        <w:rPr>
-          <w:sz w:val="24"/>
-          <w:szCs w:val="24"/>
-          <w:rtl w:val="0"/>
-        </w:rPr>
-        <w:t xml:space="preserve">Caso a nota fiscal ou recibo não seja emitido dentro do prazo, o pagamento somente no mês seguinte. </w:t>
-      </w:r>
-      <w:r>
-        <w:rPr>
-          <w:sz w:val="24"/>
-          <w:szCs w:val="24"/>
-          <w:shd w:fill="606060" w:val="clear"/>
-          <w:rtl w:val="0"/>
-        </w:rPr>
-        <w:t xml:space="preserve"> </w:t>
-      </w:r>
-    </w:p>
-    <w:p>
-      <w:pPr>
-        <w:pBdr>
-          <w:top w:color="000000" w:space="0" w:sz="0" w:val="none"/>
-          <w:left w:color="000000" w:space="0" w:sz="0" w:val="none"/>
-          <w:bottom w:color="000000" w:space="0" w:sz="0" w:val="none"/>
-          <w:right w:color="000000" w:space="0" w:sz="0" w:val="none"/>
-          <w:between w:color="000000" w:space="0" w:sz="0" w:val="none"/>
-        </w:pBdr>
-        <w:shd w:fill="ffffff" w:val="clear"/>
-        <w:spacing w:after="120" w:lineRule="auto"/>
-        <w:jc w:val="both"/>
-        <w:rPr>
-          <w:sz w:val="24"/>
-          <w:szCs w:val="24"/>
-          <w:shd w:fill="606060" w:val="clear"/>
-        </w:rPr>
-      </w:pPr>
-      <w:r>
-        <w:rPr>
-          <w:sz w:val="24"/>
-          <w:szCs w:val="24"/>
-          <w:shd w:fill="606060" w:val="clear"/>
-          <w:rtl w:val="0"/>
-        </w:rPr>
-        <w:t xml:space="preserve"> </w:t>
-      </w:r>
-    </w:p>
-    <w:p>
-      <w:pPr>
-        <w:pBdr>
-          <w:top w:color="000000" w:space="0" w:sz="0" w:val="none"/>
-          <w:left w:color="000000" w:space="0" w:sz="0" w:val="none"/>
-          <w:bottom w:color="000000" w:space="0" w:sz="0" w:val="none"/>
-          <w:right w:color="000000" w:space="0" w:sz="0" w:val="none"/>
-          <w:between w:color="000000" w:space="0" w:sz="0" w:val="none"/>
-        </w:pBdr>
-        <w:shd w:fill="ffffff" w:val="clear"/>
-        <w:spacing w:after="120" w:lineRule="auto"/>
-        <w:jc w:val="center"/>
-        <w:rPr>
-          <w:sz w:val="24"/>
-          <w:szCs w:val="24"/>
-          <w:shd w:fill="606060" w:val="clear"/>
-        </w:rPr>
-      </w:pPr>
-      <w:r>
-        <w:rPr>
-          <w:b w:val="1"/>
-          <w:bCs w:val="1"/>
-          <w:sz w:val="24"/>
-          <w:szCs w:val="24"/>
-          <w:u w:val="single"/>
-          <w:rtl w:val="0"/>
-        </w:rPr>
-        <w:t xml:space="preserve">CLÁUSULA QUARTA – DAS OBRIGAÇÕES DA CONTRATANTE</w:t>
-      </w:r>
-      <w:r>
-        <w:rPr>
-          <w:sz w:val="24"/>
-          <w:szCs w:val="24"/>
-          <w:shd w:fill="606060" w:val="clear"/>
-          <w:rtl w:val="0"/>
-        </w:rPr>
-        <w:t xml:space="preserve"> </w:t>
-      </w:r>
-    </w:p>
-    <w:p>
-      <w:pPr>
-        <w:pBdr>
-          <w:top w:color="000000" w:space="0" w:sz="0" w:val="none"/>
-          <w:left w:color="000000" w:space="0" w:sz="0" w:val="none"/>
-          <w:bottom w:color="000000" w:space="0" w:sz="0" w:val="none"/>
-          <w:right w:color="000000" w:space="0" w:sz="0" w:val="none"/>
-          <w:between w:color="000000" w:space="0" w:sz="0" w:val="none"/>
-        </w:pBdr>
-        <w:shd w:fill="ffffff" w:val="clear"/>
-        <w:spacing w:after="120" w:lineRule="auto"/>
-        <w:jc w:val="both"/>
-        <w:rPr>
-          <w:sz w:val="24"/>
-          <w:szCs w:val="24"/>
-          <w:shd w:fill="606060" w:val="clear"/>
-        </w:rPr>
-      </w:pPr>
-      <w:r>
-        <w:rPr>
-          <w:b w:val="1"/>
-          <w:bCs w:val="1"/>
-          <w:sz w:val="24"/>
-          <w:szCs w:val="24"/>
-          <w:rtl w:val="0"/>
-        </w:rPr>
-        <w:t xml:space="preserve">INCISO I –</w:t>
-      </w:r>
-      <w:r>
-        <w:rPr>
-          <w:sz w:val="24"/>
-          <w:szCs w:val="24"/>
-          <w:rtl w:val="0"/>
-        </w:rPr>
-        <w:t xml:space="preserve"> Fornecer todas as informações necessárias à realização dos serviços, inclusive, especificando os detalhes e a forma de como eles devem ser entregues.</w:t>
-      </w:r>
-      <w:r>
-        <w:rPr>
-          <w:sz w:val="24"/>
-          <w:szCs w:val="24"/>
-          <w:shd w:fill="606060" w:val="clear"/>
-          <w:rtl w:val="0"/>
-        </w:rPr>
-        <w:t xml:space="preserve"> </w:t>
-      </w:r>
-    </w:p>
-    <w:p>
-      <w:pPr>
-        <w:pBdr>
-          <w:top w:color="000000" w:space="0" w:sz="0" w:val="none"/>
-          <w:left w:color="000000" w:space="0" w:sz="0" w:val="none"/>
-          <w:bottom w:color="000000" w:space="0" w:sz="0" w:val="none"/>
-          <w:right w:color="000000" w:space="0" w:sz="0" w:val="none"/>
-          <w:between w:color="000000" w:space="0" w:sz="0" w:val="none"/>
-        </w:pBdr>
-        <w:shd w:fill="ffffff" w:val="clear"/>
-        <w:spacing w:after="120" w:lineRule="auto"/>
-        <w:jc w:val="both"/>
-        <w:rPr>
-          <w:sz w:val="24"/>
-          <w:szCs w:val="24"/>
-          <w:shd w:fill="606060" w:val="clear"/>
-        </w:rPr>
-      </w:pPr>
-      <w:r>
-        <w:rPr>
-          <w:b w:val="1"/>
-          <w:bCs w:val="1"/>
-          <w:sz w:val="24"/>
-          <w:szCs w:val="24"/>
-          <w:rtl w:val="0"/>
-        </w:rPr>
-        <w:t xml:space="preserve">INCISO II –</w:t>
-      </w:r>
-      <w:r>
-        <w:rPr>
-          <w:sz w:val="24"/>
-          <w:szCs w:val="24"/>
-          <w:rtl w:val="0"/>
-        </w:rPr>
-        <w:t xml:space="preserve"> Efetuar o pagamento consoante o estabelecido na CLÁUSULA TERCEIRA deste contrato.</w:t>
-      </w:r>
-      <w:r>
-        <w:rPr>
-          <w:sz w:val="24"/>
-          <w:szCs w:val="24"/>
-          <w:shd w:fill="606060" w:val="clear"/>
-          <w:rtl w:val="0"/>
-        </w:rPr>
-        <w:t xml:space="preserve"> </w:t>
-      </w:r>
-    </w:p>
-    <w:p>
-      <w:pPr>
-        <w:pBdr>
-          <w:top w:color="000000" w:space="0" w:sz="0" w:val="none"/>
-          <w:left w:color="000000" w:space="0" w:sz="0" w:val="none"/>
-          <w:bottom w:color="000000" w:space="0" w:sz="0" w:val="none"/>
-          <w:right w:color="000000" w:space="0" w:sz="0" w:val="none"/>
-          <w:between w:color="000000" w:space="0" w:sz="0" w:val="none"/>
-        </w:pBdr>
-        <w:shd w:fill="ffffff" w:val="clear"/>
-        <w:spacing w:after="120" w:lineRule="auto"/>
-        <w:jc w:val="both"/>
-        <w:rPr>
-          <w:sz w:val="24"/>
-          <w:szCs w:val="24"/>
-          <w:shd w:fill="606060" w:val="clear"/>
-        </w:rPr>
-      </w:pPr>
-      <w:r>
-        <w:rPr>
-          <w:b w:val="1"/>
-          <w:bCs w:val="1"/>
-          <w:sz w:val="24"/>
-          <w:szCs w:val="24"/>
-          <w:rtl w:val="0"/>
-        </w:rPr>
-        <w:t xml:space="preserve">INCISO III –</w:t>
-      </w:r>
-      <w:r>
-        <w:rPr>
-          <w:sz w:val="24"/>
-          <w:szCs w:val="24"/>
-          <w:rtl w:val="0"/>
-        </w:rPr>
-        <w:t xml:space="preserve"> Comunicar imediatamente à CONTRATADA sobre eventuais reclamações feitas contra seus subordinados, assim como sobre danos por ele causados;</w:t>
-      </w:r>
-      <w:r>
-        <w:rPr>
-          <w:sz w:val="24"/>
-          <w:szCs w:val="24"/>
-          <w:shd w:fill="606060" w:val="clear"/>
-          <w:rtl w:val="0"/>
-        </w:rPr>
-        <w:t xml:space="preserve"> </w:t>
-      </w:r>
-    </w:p>
-    <w:p>
-      <w:pPr>
-        <w:pBdr>
-          <w:top w:color="000000" w:space="0" w:sz="0" w:val="none"/>
-          <w:left w:color="000000" w:space="0" w:sz="0" w:val="none"/>
-          <w:bottom w:color="000000" w:space="0" w:sz="0" w:val="none"/>
-          <w:right w:color="000000" w:space="0" w:sz="0" w:val="none"/>
-          <w:between w:color="000000" w:space="0" w:sz="0" w:val="none"/>
-        </w:pBdr>
-        <w:shd w:fill="ffffff" w:val="clear"/>
-        <w:spacing w:after="120" w:lineRule="auto"/>
-        <w:jc w:val="both"/>
-        <w:rPr>
-          <w:sz w:val="24"/>
-          <w:szCs w:val="24"/>
-          <w:shd w:fill="606060" w:val="clear"/>
-        </w:rPr>
-      </w:pPr>
-      <w:r>
-        <w:rPr>
-          <w:b w:val="1"/>
-          <w:bCs w:val="1"/>
-          <w:sz w:val="24"/>
-          <w:szCs w:val="24"/>
-          <w:rtl w:val="0"/>
-        </w:rPr>
-        <w:t xml:space="preserve">INCISO IV –</w:t>
-      </w:r>
-      <w:r>
-        <w:rPr>
-          <w:sz w:val="24"/>
-          <w:szCs w:val="24"/>
-          <w:rtl w:val="0"/>
-        </w:rPr>
-        <w:t xml:space="preserve"> Arcar com as eventuais despesas e obrigações de natureza tributária que sejam de sua responsabilidade, nos termos da legislação vigente, relacionadas aos serviços especificados neste contrato.</w:t>
-      </w:r>
-      <w:r>
-        <w:rPr>
-          <w:sz w:val="24"/>
-          <w:szCs w:val="24"/>
-          <w:shd w:fill="606060" w:val="clear"/>
-          <w:rtl w:val="0"/>
-        </w:rPr>
-        <w:t xml:space="preserve"> </w:t>
-      </w:r>
-    </w:p>
-    <w:p>
-      <w:pPr>
-        <w:pBdr>
-          <w:top w:color="000000" w:space="0" w:sz="0" w:val="none"/>
-          <w:left w:color="000000" w:space="0" w:sz="0" w:val="none"/>
-          <w:bottom w:color="000000" w:space="0" w:sz="0" w:val="none"/>
-          <w:right w:color="000000" w:space="0" w:sz="0" w:val="none"/>
-          <w:between w:color="000000" w:space="0" w:sz="0" w:val="none"/>
-        </w:pBdr>
-        <w:shd w:fill="ffffff" w:val="clear"/>
-        <w:spacing w:after="120" w:lineRule="auto"/>
-        <w:jc w:val="both"/>
-        <w:rPr>
-          <w:sz w:val="24"/>
-          <w:szCs w:val="24"/>
-          <w:shd w:fill="606060" w:val="clear"/>
-        </w:rPr>
-      </w:pPr>
-      <w:r>
-        <w:rPr>
-          <w:b w:val="1"/>
-          <w:bCs w:val="1"/>
-          <w:sz w:val="24"/>
-          <w:szCs w:val="24"/>
-          <w:rtl w:val="0"/>
-        </w:rPr>
-        <w:t xml:space="preserve">INCISO V –</w:t>
-      </w:r>
-      <w:r>
-        <w:rPr>
-          <w:sz w:val="24"/>
-          <w:szCs w:val="24"/>
-          <w:rtl w:val="0"/>
-        </w:rPr>
-        <w:t xml:space="preserve"> Estabelecer prazos de entrega da prestação de serviço. </w:t>
-      </w:r>
-      <w:r>
-        <w:rPr>
-          <w:sz w:val="24"/>
-          <w:szCs w:val="24"/>
-          <w:shd w:fill="606060" w:val="clear"/>
-          <w:rtl w:val="0"/>
-        </w:rPr>
-        <w:t xml:space="preserve"> </w:t>
-      </w:r>
-    </w:p>
-    <w:p>
-      <w:pPr>
-        <w:pBdr>
-          <w:top w:color="000000" w:space="0" w:sz="0" w:val="none"/>
-          <w:left w:color="000000" w:space="0" w:sz="0" w:val="none"/>
-          <w:bottom w:color="000000" w:space="0" w:sz="0" w:val="none"/>
-          <w:right w:color="000000" w:space="0" w:sz="0" w:val="none"/>
-          <w:between w:color="000000" w:space="0" w:sz="0" w:val="none"/>
-        </w:pBdr>
-        <w:shd w:fill="ffffff" w:val="clear"/>
-        <w:spacing w:after="120" w:lineRule="auto"/>
-        <w:jc w:val="both"/>
-        <w:rPr>
-          <w:sz w:val="24"/>
-          <w:szCs w:val="24"/>
-          <w:shd w:fill="606060" w:val="clear"/>
-        </w:rPr>
-      </w:pPr>
-      <w:r>
-        <w:rPr>
-          <w:b w:val="1"/>
-          <w:bCs w:val="1"/>
-          <w:sz w:val="24"/>
-          <w:szCs w:val="24"/>
-          <w:rtl w:val="0"/>
-        </w:rPr>
-        <w:t xml:space="preserve">INCISO VI -</w:t>
-      </w:r>
-      <w:r>
-        <w:rPr>
-          <w:sz w:val="24"/>
-          <w:szCs w:val="24"/>
-          <w:rtl w:val="0"/>
-        </w:rPr>
-        <w:t xml:space="preserve"> No que se refere aos documentos necessários para a averbação dos imóveis arrematados nos 1º (primeiro) e 2º (segundo) leilões, é de responsabilidade do comprador o envio dos documentos exigidos para a realização da averbação, a fim de viabilizar a prática do ato junto ao protocolo de registro competente. Caso seja necessário, os documentos devem ser solicitados diretamente pelo CONTRATADO ao cliente e/ou leiloeiro, sem atuação do CONTRATANTE.</w:t>
-      </w:r>
-      <w:r>
-        <w:rPr>
-          <w:rtl w:val="0"/>
-        </w:rPr>
-      </w:r>
-    </w:p>
-    <w:p>
-      <w:pPr>
-        <w:pBdr>
-          <w:top w:color="000000" w:space="0" w:sz="0" w:val="none"/>
-          <w:left w:color="000000" w:space="0" w:sz="0" w:val="none"/>
-          <w:bottom w:color="000000" w:space="0" w:sz="0" w:val="none"/>
-          <w:right w:color="000000" w:space="0" w:sz="0" w:val="none"/>
-          <w:between w:color="000000" w:space="0" w:sz="0" w:val="none"/>
-        </w:pBdr>
-        <w:shd w:fill="ffffff" w:val="clear"/>
-        <w:spacing w:after="120" w:lineRule="auto"/>
-        <w:jc w:val="both"/>
-        <w:rPr>
-          <w:sz w:val="24"/>
-          <w:szCs w:val="24"/>
-          <w:shd w:fill="606060" w:val="clear"/>
-        </w:rPr>
-      </w:pPr>
-      <w:r>
-        <w:rPr>
-          <w:sz w:val="24"/>
-          <w:szCs w:val="24"/>
-          <w:shd w:fill="606060" w:val="clear"/>
-          <w:rtl w:val="0"/>
-        </w:rPr>
-        <w:t xml:space="preserve"> </w:t>
-      </w:r>
-    </w:p>
-    <w:p>
-      <w:pPr>
-        <w:pBdr>
-          <w:top w:color="000000" w:space="0" w:sz="0" w:val="none"/>
-          <w:left w:color="000000" w:space="0" w:sz="0" w:val="none"/>
-          <w:bottom w:color="000000" w:space="0" w:sz="0" w:val="none"/>
-          <w:right w:color="000000" w:space="0" w:sz="0" w:val="none"/>
-          <w:between w:color="000000" w:space="0" w:sz="0" w:val="none"/>
-        </w:pBdr>
-        <w:shd w:fill="ffffff" w:val="clear"/>
-        <w:spacing w:after="120" w:lineRule="auto"/>
-        <w:jc w:val="center"/>
-        <w:rPr>
-          <w:sz w:val="24"/>
-          <w:szCs w:val="24"/>
-          <w:shd w:fill="606060" w:val="clear"/>
-        </w:rPr>
-      </w:pPr>
-      <w:r>
-        <w:rPr>
-          <w:b w:val="1"/>
-          <w:bCs w:val="1"/>
-          <w:sz w:val="24"/>
-          <w:szCs w:val="24"/>
-          <w:u w:val="single"/>
-          <w:rtl w:val="0"/>
-        </w:rPr>
-        <w:t xml:space="preserve">CLÁUSULA QUINTA – DAS OBRIGAÇÕES DA CONTRATADA</w:t>
-      </w:r>
-      <w:r>
-        <w:rPr>
-          <w:sz w:val="24"/>
-          <w:szCs w:val="24"/>
-          <w:shd w:fill="606060" w:val="clear"/>
-          <w:rtl w:val="0"/>
-        </w:rPr>
-        <w:t xml:space="preserve"> </w:t>
-      </w:r>
-    </w:p>
-    <w:p>
-      <w:pPr>
-        <w:pBdr>
-          <w:top w:color="000000" w:space="0" w:sz="0" w:val="none"/>
-          <w:left w:color="000000" w:space="0" w:sz="0" w:val="none"/>
-          <w:bottom w:color="000000" w:space="0" w:sz="0" w:val="none"/>
-          <w:right w:color="000000" w:space="0" w:sz="0" w:val="none"/>
-          <w:between w:color="000000" w:space="0" w:sz="0" w:val="none"/>
-        </w:pBdr>
-        <w:shd w:fill="ffffff" w:val="clear"/>
-        <w:spacing w:after="120" w:lineRule="auto"/>
-        <w:jc w:val="both"/>
-        <w:rPr>
-          <w:sz w:val="24"/>
-          <w:szCs w:val="24"/>
-          <w:shd w:fill="606060" w:val="clear"/>
-        </w:rPr>
-      </w:pPr>
-      <w:r>
-        <w:rPr>
-          <w:b w:val="1"/>
-          <w:bCs w:val="1"/>
-          <w:sz w:val="24"/>
-          <w:szCs w:val="24"/>
-          <w:rtl w:val="0"/>
-        </w:rPr>
-        <w:t xml:space="preserve">INCISO I –</w:t>
-      </w:r>
-      <w:r>
-        <w:rPr>
-          <w:sz w:val="24"/>
-          <w:szCs w:val="24"/>
-          <w:rtl w:val="0"/>
-        </w:rPr>
-        <w:t xml:space="preserve"> Prestar, com a devida dedicação e seriedade da forma e modo ajustados, os serviços descritos neste contrato, respeitando os prazos estipulados, devendo avisar com antecedência sob qualquer situação que possa gerar algum tipo de atraso.</w:t>
-      </w:r>
-      <w:r>
-        <w:rPr>
-          <w:sz w:val="24"/>
-          <w:szCs w:val="24"/>
-          <w:shd w:fill="606060" w:val="clear"/>
-          <w:rtl w:val="0"/>
-        </w:rPr>
-        <w:t xml:space="preserve"> </w:t>
-      </w:r>
-    </w:p>
-    <w:p>
-      <w:pPr>
-        <w:pBdr>
-          <w:top w:color="000000" w:space="0" w:sz="0" w:val="none"/>
-          <w:left w:color="000000" w:space="0" w:sz="0" w:val="none"/>
-          <w:bottom w:color="000000" w:space="0" w:sz="0" w:val="none"/>
-          <w:right w:color="000000" w:space="0" w:sz="0" w:val="none"/>
-          <w:between w:color="000000" w:space="0" w:sz="0" w:val="none"/>
-        </w:pBdr>
-        <w:shd w:fill="ffffff" w:val="clear"/>
-        <w:spacing w:after="120" w:lineRule="auto"/>
-        <w:jc w:val="both"/>
-        <w:rPr>
-          <w:sz w:val="24"/>
-          <w:szCs w:val="24"/>
-          <w:shd w:fill="606060" w:val="clear"/>
-        </w:rPr>
-      </w:pPr>
-      <w:r>
-        <w:rPr>
-          <w:b w:val="1"/>
-          <w:bCs w:val="1"/>
-          <w:sz w:val="24"/>
-          <w:szCs w:val="24"/>
-          <w:rtl w:val="0"/>
-        </w:rPr>
-        <w:t xml:space="preserve">INCISO II –</w:t>
-      </w:r>
-      <w:r>
-        <w:rPr>
-          <w:sz w:val="24"/>
-          <w:szCs w:val="24"/>
-          <w:rtl w:val="0"/>
-        </w:rPr>
-        <w:t xml:space="preserve"> Respeitar as normas, as especificações técnicas e as condições de segurança aplicáveis à espécie de serviços prestados, com ética, zelo, cuidado, qualidade e êxito, desenvolvendo um material original livre de qualquer ônus ou plágio. </w:t>
-      </w:r>
-      <w:r>
-        <w:rPr>
-          <w:sz w:val="24"/>
-          <w:szCs w:val="24"/>
-          <w:shd w:fill="606060" w:val="clear"/>
-          <w:rtl w:val="0"/>
-        </w:rPr>
-        <w:t xml:space="preserve"> </w:t>
-      </w:r>
-    </w:p>
-    <w:p>
-      <w:pPr>
-        <w:pBdr>
-          <w:top w:color="000000" w:space="0" w:sz="0" w:val="none"/>
-          <w:left w:color="000000" w:space="0" w:sz="0" w:val="none"/>
-          <w:bottom w:color="000000" w:space="0" w:sz="0" w:val="none"/>
-          <w:right w:color="000000" w:space="0" w:sz="0" w:val="none"/>
-          <w:between w:color="000000" w:space="0" w:sz="0" w:val="none"/>
-        </w:pBdr>
-        <w:shd w:fill="ffffff" w:val="clear"/>
-        <w:spacing w:after="120" w:lineRule="auto"/>
-        <w:jc w:val="both"/>
-        <w:rPr>
-          <w:sz w:val="24"/>
-          <w:szCs w:val="24"/>
-          <w:shd w:fill="606060" w:val="clear"/>
-        </w:rPr>
-      </w:pPr>
-      <w:r>
-        <w:rPr>
-          <w:b w:val="1"/>
-          <w:bCs w:val="1"/>
-          <w:sz w:val="24"/>
-          <w:szCs w:val="24"/>
-          <w:rtl w:val="0"/>
-        </w:rPr>
-        <w:t xml:space="preserve">INCISO III –</w:t>
-      </w:r>
-      <w:r>
-        <w:rPr>
-          <w:sz w:val="24"/>
-          <w:szCs w:val="24"/>
-          <w:rtl w:val="0"/>
-        </w:rPr>
-        <w:t xml:space="preserve"> Fornecer as notas fiscais ou recibos assinados referentes aos pagamentos efetuados pela CONTRATANTE.</w:t>
-      </w:r>
-      <w:r>
-        <w:rPr>
-          <w:sz w:val="24"/>
-          <w:szCs w:val="24"/>
-          <w:shd w:fill="606060" w:val="clear"/>
-          <w:rtl w:val="0"/>
-        </w:rPr>
-        <w:t xml:space="preserve"> </w:t>
-      </w:r>
-    </w:p>
-    <w:p>
-      <w:pPr>
-        <w:pBdr>
-          <w:top w:color="000000" w:space="0" w:sz="0" w:val="none"/>
-          <w:left w:color="000000" w:space="0" w:sz="0" w:val="none"/>
-          <w:bottom w:color="000000" w:space="0" w:sz="0" w:val="none"/>
-          <w:right w:color="000000" w:space="0" w:sz="0" w:val="none"/>
-          <w:between w:color="000000" w:space="0" w:sz="0" w:val="none"/>
-        </w:pBdr>
-        <w:shd w:fill="ffffff" w:val="clear"/>
-        <w:spacing w:after="120" w:lineRule="auto"/>
-        <w:jc w:val="both"/>
-        <w:rPr>
-          <w:sz w:val="24"/>
-          <w:szCs w:val="24"/>
-          <w:shd w:fill="606060" w:val="clear"/>
-        </w:rPr>
-      </w:pPr>
-      <w:r>
-        <w:rPr>
-          <w:b w:val="1"/>
-          <w:bCs w:val="1"/>
-          <w:sz w:val="24"/>
-          <w:szCs w:val="24"/>
-          <w:rtl w:val="0"/>
-        </w:rPr>
-        <w:t xml:space="preserve">INCISO IV –</w:t>
-      </w:r>
-      <w:r>
-        <w:rPr>
-          <w:sz w:val="24"/>
-          <w:szCs w:val="24"/>
-          <w:rtl w:val="0"/>
-        </w:rPr>
-        <w:t xml:space="preserve"> Se responsabilizar pelos atos e omissões praticadas, bem como por qualquer dano que venha a sofrer ou causar para a CONTRATANTE ou terceiros.</w:t>
-      </w:r>
-      <w:r>
-        <w:rPr>
-          <w:sz w:val="24"/>
-          <w:szCs w:val="24"/>
-          <w:shd w:fill="606060" w:val="clear"/>
-          <w:rtl w:val="0"/>
-        </w:rPr>
-        <w:t xml:space="preserve"> </w:t>
-      </w:r>
-    </w:p>
-    <w:p>
-      <w:pPr>
-        <w:pBdr>
-          <w:top w:color="000000" w:space="0" w:sz="0" w:val="none"/>
-          <w:left w:color="000000" w:space="0" w:sz="0" w:val="none"/>
-          <w:bottom w:color="000000" w:space="0" w:sz="0" w:val="none"/>
-          <w:right w:color="000000" w:space="0" w:sz="0" w:val="none"/>
-          <w:between w:color="000000" w:space="0" w:sz="0" w:val="none"/>
-        </w:pBdr>
-        <w:shd w:fill="ffffff" w:val="clear"/>
-        <w:spacing w:after="120" w:lineRule="auto"/>
-        <w:jc w:val="both"/>
-        <w:rPr>
-          <w:sz w:val="24"/>
-          <w:szCs w:val="24"/>
-          <w:shd w:fill="606060" w:val="clear"/>
-        </w:rPr>
-      </w:pPr>
-      <w:r>
-        <w:rPr>
-          <w:b w:val="1"/>
-          <w:bCs w:val="1"/>
-          <w:sz w:val="24"/>
-          <w:szCs w:val="24"/>
-          <w:rtl w:val="0"/>
-        </w:rPr>
-        <w:t xml:space="preserve">INCISO V –</w:t>
-      </w:r>
-      <w:r>
-        <w:rPr>
-          <w:sz w:val="24"/>
-          <w:szCs w:val="24"/>
-          <w:rtl w:val="0"/>
-        </w:rPr>
-        <w:t xml:space="preserve"> Arcar com as despesas e obrigações de natureza tributária que sejam de sua responsabilidade, emitindo as notas fiscais ou recibos, nos termos da legislação vigente, relacionadas aos serviços especificados neste contrato.</w:t>
-      </w:r>
-      <w:r>
-        <w:rPr>
-          <w:sz w:val="24"/>
-          <w:szCs w:val="24"/>
-          <w:shd w:fill="606060" w:val="clear"/>
-          <w:rtl w:val="0"/>
-        </w:rPr>
-        <w:t xml:space="preserve"> </w:t>
-      </w:r>
-    </w:p>
-    <w:p>
-      <w:pPr>
-        <w:pBdr>
-          <w:top w:color="000000" w:space="0" w:sz="0" w:val="none"/>
-          <w:left w:color="000000" w:space="0" w:sz="0" w:val="none"/>
-          <w:bottom w:color="000000" w:space="0" w:sz="0" w:val="none"/>
-          <w:right w:color="000000" w:space="0" w:sz="0" w:val="none"/>
-          <w:between w:color="000000" w:space="0" w:sz="0" w:val="none"/>
-        </w:pBdr>
-        <w:shd w:fill="ffffff" w:val="clear"/>
-        <w:spacing w:after="120" w:lineRule="auto"/>
-        <w:jc w:val="both"/>
-        <w:rPr>
-          <w:sz w:val="24"/>
-          <w:szCs w:val="24"/>
-          <w:shd w:fill="606060" w:val="clear"/>
-        </w:rPr>
-      </w:pPr>
-      <w:r>
-        <w:rPr>
-          <w:b w:val="1"/>
-          <w:bCs w:val="1"/>
-          <w:sz w:val="24"/>
-          <w:szCs w:val="24"/>
-          <w:rtl w:val="0"/>
-        </w:rPr>
-        <w:t xml:space="preserve">INCISO VI –</w:t>
-      </w:r>
-      <w:r>
-        <w:rPr>
-          <w:sz w:val="24"/>
-          <w:szCs w:val="24"/>
-          <w:rtl w:val="0"/>
-        </w:rPr>
-        <w:t xml:space="preserve"> Cumprir todas as determinações impostas pelas autoridades públicas competentes, referentes a estes serviços;</w:t>
-      </w:r>
-      <w:r>
-        <w:rPr>
-          <w:sz w:val="24"/>
-          <w:szCs w:val="24"/>
-          <w:shd w:fill="606060" w:val="clear"/>
-          <w:rtl w:val="0"/>
-        </w:rPr>
-        <w:t xml:space="preserve"> </w:t>
-      </w:r>
-    </w:p>
-    <w:p>
-      <w:pPr>
-        <w:pBdr>
-          <w:top w:color="000000" w:space="0" w:sz="0" w:val="none"/>
-          <w:left w:color="000000" w:space="0" w:sz="0" w:val="none"/>
-          <w:bottom w:color="000000" w:space="0" w:sz="0" w:val="none"/>
-          <w:right w:color="000000" w:space="0" w:sz="0" w:val="none"/>
-          <w:between w:color="000000" w:space="0" w:sz="0" w:val="none"/>
-        </w:pBdr>
-        <w:shd w:fill="ffffff" w:val="clear"/>
-        <w:spacing w:after="120" w:lineRule="auto"/>
-        <w:jc w:val="both"/>
-        <w:rPr>
-          <w:sz w:val="24"/>
-          <w:szCs w:val="24"/>
-          <w:shd w:fill="606060" w:val="clear"/>
-        </w:rPr>
-      </w:pPr>
-      <w:r>
-        <w:rPr>
-          <w:b w:val="1"/>
-          <w:bCs w:val="1"/>
-          <w:sz w:val="24"/>
-          <w:szCs w:val="24"/>
-          <w:rtl w:val="0"/>
-        </w:rPr>
-        <w:t xml:space="preserve">INCISO VII – </w:t>
-      </w:r>
-      <w:r>
-        <w:rPr>
-          <w:sz w:val="24"/>
-          <w:szCs w:val="24"/>
-          <w:rtl w:val="0"/>
-        </w:rPr>
-        <w:t xml:space="preserve">Manter sigilosas, mesmo após findo este contrato, as informações privilegiadas de qualquer natureza que teve acesso em virtude da execução destes serviços.</w:t>
-      </w:r>
-      <w:r>
-        <w:rPr>
-          <w:sz w:val="24"/>
-          <w:szCs w:val="24"/>
-          <w:shd w:fill="606060" w:val="clear"/>
-          <w:rtl w:val="0"/>
-        </w:rPr>
-        <w:t xml:space="preserve"> </w:t>
-      </w:r>
-    </w:p>
-    <w:p>
-      <w:pPr>
-        <w:pBdr>
-          <w:top w:color="000000" w:space="0" w:sz="0" w:val="none"/>
-          <w:left w:color="000000" w:space="0" w:sz="0" w:val="none"/>
-          <w:bottom w:color="000000" w:space="0" w:sz="0" w:val="none"/>
-          <w:right w:color="000000" w:space="0" w:sz="0" w:val="none"/>
-          <w:between w:color="000000" w:space="0" w:sz="0" w:val="none"/>
-        </w:pBdr>
-        <w:shd w:fill="ffffff" w:val="clear"/>
-        <w:spacing w:after="120" w:lineRule="auto"/>
-        <w:jc w:val="both"/>
-        <w:rPr>
-          <w:sz w:val="24"/>
-          <w:szCs w:val="24"/>
-          <w:shd w:fill="606060" w:val="clear"/>
-        </w:rPr>
-      </w:pPr>
-      <w:r>
-        <w:rPr>
-          <w:b w:val="1"/>
-          <w:bCs w:val="1"/>
-          <w:sz w:val="24"/>
-          <w:szCs w:val="24"/>
-          <w:rtl w:val="0"/>
-        </w:rPr>
-        <w:t xml:space="preserve">INCISO VIII</w:t>
-      </w:r>
-      <w:r>
-        <w:rPr>
-          <w:sz w:val="24"/>
-          <w:szCs w:val="24"/>
-          <w:rtl w:val="0"/>
-        </w:rPr>
-        <w:t xml:space="preserve"> </w:t>
-      </w:r>
-      <w:r>
-        <w:rPr>
-          <w:b w:val="1"/>
-          <w:bCs w:val="1"/>
-          <w:sz w:val="24"/>
-          <w:szCs w:val="24"/>
-          <w:rtl w:val="0"/>
-        </w:rPr>
-        <w:t xml:space="preserve">–</w:t>
-      </w:r>
-      <w:r>
-        <w:rPr>
-          <w:sz w:val="24"/>
-          <w:szCs w:val="24"/>
-          <w:rtl w:val="0"/>
-        </w:rPr>
-        <w:t xml:space="preserve"> Prestar informações ao CONTRATANTE sempre que este lhe solicitar, informando sobre a execução de seus serviços e demais detalhes sobre a execução de suas atividades.</w:t>
-      </w:r>
-      <w:r>
-        <w:rPr>
-          <w:sz w:val="24"/>
-          <w:szCs w:val="24"/>
-          <w:shd w:fill="606060" w:val="clear"/>
-          <w:rtl w:val="0"/>
-        </w:rPr>
-        <w:t xml:space="preserve"> </w:t>
-      </w:r>
-    </w:p>
-    <w:p>
-      <w:pPr>
-        <w:pBdr>
-          <w:top w:color="000000" w:space="0" w:sz="0" w:val="none"/>
-          <w:left w:color="000000" w:space="0" w:sz="0" w:val="none"/>
-          <w:bottom w:color="000000" w:space="0" w:sz="0" w:val="none"/>
-          <w:right w:color="000000" w:space="0" w:sz="0" w:val="none"/>
-          <w:between w:color="000000" w:space="0" w:sz="0" w:val="none"/>
-        </w:pBdr>
-        <w:shd w:fill="ffffff" w:val="clear"/>
-        <w:spacing w:after="120" w:lineRule="auto"/>
-        <w:jc w:val="both"/>
-        <w:rPr>
-          <w:sz w:val="24"/>
-          <w:szCs w:val="24"/>
-          <w:shd w:fill="606060" w:val="clear"/>
-        </w:rPr>
-      </w:pPr>
-      <w:r>
-        <w:rPr>
-          <w:b w:val="1"/>
-          <w:bCs w:val="1"/>
-          <w:sz w:val="24"/>
-          <w:szCs w:val="24"/>
-          <w:rtl w:val="0"/>
-        </w:rPr>
-        <w:t xml:space="preserve">INCISO IX –</w:t>
-      </w:r>
-      <w:r>
-        <w:rPr>
-          <w:sz w:val="24"/>
-          <w:szCs w:val="24"/>
-          <w:rtl w:val="0"/>
-        </w:rPr>
-        <w:t xml:space="preserve"> Providenciar os meios e os equipamentos necessários à correta execução do serviço.</w:t>
-      </w:r>
-      <w:r>
-        <w:rPr>
-          <w:sz w:val="24"/>
-          <w:szCs w:val="24"/>
-          <w:shd w:fill="606060" w:val="clear"/>
-          <w:rtl w:val="0"/>
-        </w:rPr>
-        <w:t xml:space="preserve"> </w:t>
-      </w:r>
-    </w:p>
-    <w:p>
-      <w:pPr>
-        <w:pBdr>
-          <w:top w:color="000000" w:space="0" w:sz="0" w:val="none"/>
-          <w:left w:color="000000" w:space="0" w:sz="0" w:val="none"/>
-          <w:bottom w:color="000000" w:space="0" w:sz="0" w:val="none"/>
-          <w:right w:color="000000" w:space="0" w:sz="0" w:val="none"/>
-          <w:between w:color="000000" w:space="0" w:sz="0" w:val="none"/>
-        </w:pBdr>
-        <w:shd w:fill="ffffff" w:val="clear"/>
-        <w:spacing w:after="120" w:lineRule="auto"/>
-        <w:jc w:val="both"/>
-        <w:rPr>
-          <w:sz w:val="24"/>
-          <w:szCs w:val="24"/>
-          <w:shd w:fill="606060" w:val="clear"/>
-        </w:rPr>
-      </w:pPr>
-      <w:r>
-        <w:rPr>
-          <w:b w:val="1"/>
-          <w:bCs w:val="1"/>
-          <w:sz w:val="24"/>
-          <w:szCs w:val="24"/>
-          <w:rtl w:val="0"/>
-        </w:rPr>
-        <w:t xml:space="preserve">INCISO X -</w:t>
-      </w:r>
-      <w:r>
-        <w:rPr>
-          <w:sz w:val="24"/>
-          <w:szCs w:val="24"/>
-          <w:rtl w:val="0"/>
-        </w:rPr>
-        <w:t xml:space="preserve"> Participar de eventos e reuniões virtuais de alinhamento, quando solicitado.</w:t>
-      </w:r>
-      <w:r>
-        <w:rPr>
-          <w:sz w:val="24"/>
-          <w:szCs w:val="24"/>
-          <w:shd w:fill="606060" w:val="clear"/>
-          <w:rtl w:val="0"/>
-        </w:rPr>
-        <w:t xml:space="preserve"> </w:t>
-      </w:r>
-    </w:p>
-    <w:p>
-      <w:pPr>
-        <w:pBdr>
-          <w:top w:color="000000" w:space="0" w:sz="0" w:val="none"/>
-          <w:left w:color="000000" w:space="0" w:sz="0" w:val="none"/>
-          <w:bottom w:color="000000" w:space="0" w:sz="0" w:val="none"/>
-          <w:right w:color="000000" w:space="0" w:sz="0" w:val="none"/>
-          <w:between w:color="000000" w:space="0" w:sz="0" w:val="none"/>
-        </w:pBdr>
-        <w:shd w:fill="ffffff" w:val="clear"/>
-        <w:spacing w:after="120" w:lineRule="auto"/>
-        <w:jc w:val="center"/>
-        <w:rPr>
-          <w:sz w:val="24"/>
-          <w:szCs w:val="24"/>
-          <w:shd w:fill="606060" w:val="clear"/>
-        </w:rPr>
-      </w:pPr>
-      <w:r>
-        <w:rPr>
-          <w:b w:val="1"/>
-          <w:bCs w:val="1"/>
-          <w:sz w:val="24"/>
-          <w:szCs w:val="24"/>
-          <w:u w:val="single"/>
-          <w:rtl w:val="0"/>
-        </w:rPr>
-        <w:t xml:space="preserve">CLÁUSULA SEXTA – DA RESCISÃO</w:t>
-      </w:r>
-      <w:r>
-        <w:rPr>
-          <w:sz w:val="24"/>
-          <w:szCs w:val="24"/>
-          <w:shd w:fill="606060" w:val="clear"/>
-          <w:rtl w:val="0"/>
-        </w:rPr>
-        <w:t xml:space="preserve"> </w:t>
-      </w:r>
-    </w:p>
-    <w:p>
-      <w:pPr>
-        <w:pBdr>
-          <w:top w:color="000000" w:space="0" w:sz="0" w:val="none"/>
-          <w:left w:color="000000" w:space="0" w:sz="0" w:val="none"/>
-          <w:bottom w:color="000000" w:space="0" w:sz="0" w:val="none"/>
-          <w:right w:color="000000" w:space="0" w:sz="0" w:val="none"/>
-          <w:between w:color="000000" w:space="0" w:sz="0" w:val="none"/>
-        </w:pBdr>
-        <w:shd w:fill="ffffff" w:val="clear"/>
-        <w:spacing w:after="120" w:lineRule="auto"/>
-        <w:jc w:val="both"/>
-        <w:rPr>
-          <w:sz w:val="24"/>
-          <w:szCs w:val="24"/>
-          <w:shd w:fill="606060" w:val="clear"/>
-        </w:rPr>
-      </w:pPr>
-      <w:r>
-        <w:rPr>
-          <w:sz w:val="24"/>
-          <w:szCs w:val="24"/>
-          <w:rtl w:val="0"/>
-        </w:rPr>
-        <w:t xml:space="preserve">A qualquer momento, poderão as partes rescindir este contrato, desde que avisem com antecedência de 10 (dez) dias à outra parte deste instrumento mediante notificação por escrito.</w:t>
-      </w:r>
-      <w:r>
-        <w:rPr>
-          <w:sz w:val="24"/>
-          <w:szCs w:val="24"/>
-          <w:shd w:fill="606060" w:val="clear"/>
-          <w:rtl w:val="0"/>
-        </w:rPr>
-        <w:t xml:space="preserve"> </w:t>
-      </w:r>
-    </w:p>
-    <w:p>
-      <w:pPr>
-        <w:pBdr>
-          <w:top w:color="000000" w:space="0" w:sz="0" w:val="none"/>
-          <w:left w:color="000000" w:space="0" w:sz="0" w:val="none"/>
-          <w:bottom w:color="000000" w:space="0" w:sz="0" w:val="none"/>
-          <w:right w:color="000000" w:space="0" w:sz="0" w:val="none"/>
-          <w:between w:color="000000" w:space="0" w:sz="0" w:val="none"/>
-        </w:pBdr>
-        <w:shd w:fill="ffffff" w:val="clear"/>
-        <w:spacing w:after="120" w:lineRule="auto"/>
-        <w:jc w:val="both"/>
-        <w:rPr>
-          <w:sz w:val="24"/>
-          <w:szCs w:val="24"/>
-          <w:shd w:fill="606060" w:val="clear"/>
-        </w:rPr>
-      </w:pPr>
-      <w:r>
-        <w:rPr>
-          <w:b w:val="1"/>
-          <w:bCs w:val="1"/>
-          <w:sz w:val="24"/>
-          <w:szCs w:val="24"/>
-          <w:rtl w:val="0"/>
-        </w:rPr>
-        <w:t xml:space="preserve">INCISO I –</w:t>
-      </w:r>
-      <w:r>
-        <w:rPr>
-          <w:sz w:val="24"/>
-          <w:szCs w:val="24"/>
-          <w:rtl w:val="0"/>
-        </w:rPr>
-        <w:t xml:space="preserve"> A rescisão sem justa causa por parte da CONTRATADA não retira dele o direito de retribuição vencida proporcional aos serviços prestados, porém sujeita-o ao pagamento de perdas e danos ao CONTRATANTE.</w:t>
-      </w:r>
-      <w:r>
-        <w:rPr>
-          <w:sz w:val="24"/>
-          <w:szCs w:val="24"/>
-          <w:shd w:fill="606060" w:val="clear"/>
-          <w:rtl w:val="0"/>
-        </w:rPr>
-        <w:t xml:space="preserve"> </w:t>
-      </w:r>
-    </w:p>
-    <w:p>
-      <w:pPr>
-        <w:pBdr>
-          <w:top w:color="000000" w:space="0" w:sz="0" w:val="none"/>
-          <w:left w:color="000000" w:space="0" w:sz="0" w:val="none"/>
-          <w:bottom w:color="000000" w:space="0" w:sz="0" w:val="none"/>
-          <w:right w:color="000000" w:space="0" w:sz="0" w:val="none"/>
-          <w:between w:color="000000" w:space="0" w:sz="0" w:val="none"/>
-        </w:pBdr>
-        <w:shd w:fill="ffffff" w:val="clear"/>
-        <w:spacing w:after="120" w:lineRule="auto"/>
-        <w:jc w:val="both"/>
-        <w:rPr>
-          <w:sz w:val="24"/>
-          <w:szCs w:val="24"/>
-          <w:shd w:fill="606060" w:val="clear"/>
-        </w:rPr>
-      </w:pPr>
-      <w:r>
-        <w:rPr>
-          <w:b w:val="1"/>
-          <w:bCs w:val="1"/>
-          <w:sz w:val="24"/>
-          <w:szCs w:val="24"/>
-          <w:rtl w:val="0"/>
-        </w:rPr>
-        <w:t xml:space="preserve">INCISO II –</w:t>
-      </w:r>
-      <w:r>
-        <w:rPr>
-          <w:sz w:val="24"/>
-          <w:szCs w:val="24"/>
-          <w:rtl w:val="0"/>
-        </w:rPr>
-        <w:t xml:space="preserve"> Não será aplicado o prazo fixado nesta cláusula às rescisões por justa causa.</w:t>
-      </w:r>
-      <w:r>
-        <w:rPr>
-          <w:sz w:val="24"/>
-          <w:szCs w:val="24"/>
-          <w:shd w:fill="606060" w:val="clear"/>
-          <w:rtl w:val="0"/>
-        </w:rPr>
-        <w:t xml:space="preserve"> </w:t>
-      </w:r>
-    </w:p>
-    <w:p>
-      <w:pPr>
-        <w:pBdr>
-          <w:top w:color="000000" w:space="0" w:sz="0" w:val="none"/>
-          <w:left w:color="000000" w:space="0" w:sz="0" w:val="none"/>
-          <w:bottom w:color="000000" w:space="0" w:sz="0" w:val="none"/>
-          <w:right w:color="000000" w:space="0" w:sz="0" w:val="none"/>
-          <w:between w:color="000000" w:space="0" w:sz="0" w:val="none"/>
-        </w:pBdr>
-        <w:shd w:fill="ffffff" w:val="clear"/>
-        <w:spacing w:after="120" w:lineRule="auto"/>
-        <w:jc w:val="both"/>
-        <w:rPr>
-          <w:sz w:val="24"/>
-          <w:szCs w:val="24"/>
-          <w:shd w:fill="606060" w:val="clear"/>
-        </w:rPr>
-      </w:pPr>
-      <w:r>
-        <w:rPr>
-          <w:b w:val="1"/>
-          <w:bCs w:val="1"/>
-          <w:sz w:val="24"/>
-          <w:szCs w:val="24"/>
-          <w:rtl w:val="0"/>
-        </w:rPr>
-        <w:t xml:space="preserve">INCISO III - </w:t>
-      </w:r>
-      <w:r>
-        <w:rPr>
-          <w:sz w:val="24"/>
-          <w:szCs w:val="24"/>
-          <w:rtl w:val="0"/>
-        </w:rPr>
-        <w:t xml:space="preserve">Caso qualquer das partes notifique a outra acerca da intenção de não renovar, conforme previsto no parágrafo primeiro, o presente contrato será considerado encerrado ao final do período vigente. Poderá, contudo, haver acordo entre as partes para a conclusão das demandas já encaminhadas, hipótese em que será fixado, de comum acordo, prazo específico para sua finalização.</w:t>
-      </w:r>
-      <w:r>
-        <w:rPr>
-          <w:sz w:val="24"/>
-          <w:szCs w:val="24"/>
-          <w:shd w:fill="606060" w:val="clear"/>
-          <w:rtl w:val="0"/>
-        </w:rPr>
-        <w:t xml:space="preserve"> </w:t>
-      </w:r>
-    </w:p>
-    <w:p>
-      <w:pPr>
-        <w:pBdr>
-          <w:top w:color="000000" w:space="0" w:sz="0" w:val="none"/>
-          <w:left w:color="000000" w:space="0" w:sz="0" w:val="none"/>
-          <w:bottom w:color="000000" w:space="0" w:sz="0" w:val="none"/>
-          <w:right w:color="000000" w:space="0" w:sz="0" w:val="none"/>
-          <w:between w:color="000000" w:space="0" w:sz="0" w:val="none"/>
-        </w:pBdr>
-        <w:shd w:fill="ffffff" w:val="clear"/>
-        <w:spacing w:after="240" w:before="240" w:lineRule="auto"/>
-        <w:jc w:val="both"/>
-        <w:rPr>
-          <w:sz w:val="24"/>
-          <w:szCs w:val="24"/>
-          <w:shd w:fill="606060" w:val="clear"/>
-        </w:rPr>
-      </w:pPr>
-      <w:r>
-        <w:rPr>
-          <w:sz w:val="24"/>
-          <w:szCs w:val="24"/>
-          <w:rtl w:val="0"/>
-        </w:rPr>
-        <w:t xml:space="preserve">Efetuado o último pagamento e não havendo manifestação de discordância por parte da CONTRATADA, considerada automaticamente quitadas todas as obrigações da CONTRATANTE.</w:t>
-      </w:r>
-      <w:r>
-        <w:rPr>
-          <w:sz w:val="24"/>
-          <w:szCs w:val="24"/>
-          <w:shd w:fill="606060" w:val="clear"/>
-          <w:rtl w:val="0"/>
-        </w:rPr>
-        <w:t xml:space="preserve"> </w:t>
-      </w:r>
-    </w:p>
-    <w:p>
-      <w:pPr>
-        <w:numPr>
-          <w:ilvl w:val="0"/>
-          <w:numId w:val="11"/>
-        </w:numPr>
-        <w:pBdr>
-          <w:top w:color="000000" w:space="0" w:sz="0" w:val="none"/>
-          <w:bottom w:color="000000" w:space="0" w:sz="0" w:val="none"/>
-          <w:right w:color="000000" w:space="0" w:sz="0" w:val="none"/>
-          <w:between w:color="000000" w:space="0" w:sz="0" w:val="none"/>
-        </w:pBdr>
-        <w:ind w:left="1080" w:hanging="360"/>
-        <w:rPr/>
-      </w:pPr>
-      <w:r>
-        <w:rPr>
-          <w:sz w:val="24"/>
-          <w:szCs w:val="24"/>
-          <w:rtl w:val="0"/>
-        </w:rPr>
-        <w:t xml:space="preserve">A rescisão do contrato poderá ocorrer de forma imediata, permitindo a retirada dos processos e garantindo o pagamento pelas etapas já finalizadas pela CONTRATADA até o momento da rescisão. Seguindo a referência nesses casos de R$ 100,00 por processo e R$ 25,00 por etapa dentro da regularização.</w:t>
-      </w:r>
-      <w:r>
-        <w:rPr>
-          <w:sz w:val="24"/>
-          <w:szCs w:val="24"/>
-          <w:shd w:fill="606060" w:val="clear"/>
-          <w:rtl w:val="0"/>
-        </w:rPr>
-        <w:t xml:space="preserve"> </w:t>
-      </w:r>
-      <w:r>
-        <w:rPr>
-          <w:rtl w:val="0"/>
-        </w:rPr>
-      </w:r>
-    </w:p>
-    <w:p>
-      <w:pPr>
-        <w:numPr>
-          <w:ilvl w:val="0"/>
-          <w:numId w:val="20"/>
-        </w:numPr>
-        <w:pBdr>
-          <w:top w:color="000000" w:space="0" w:sz="0" w:val="none"/>
-          <w:bottom w:color="000000" w:space="0" w:sz="0" w:val="none"/>
-          <w:right w:color="000000" w:space="0" w:sz="0" w:val="none"/>
-          <w:between w:color="000000" w:space="0" w:sz="0" w:val="none"/>
-        </w:pBdr>
-        <w:ind w:left="1080" w:hanging="360"/>
-        <w:rPr/>
-      </w:pPr>
-      <w:r>
-        <w:rPr>
-          <w:sz w:val="24"/>
-          <w:szCs w:val="24"/>
-          <w:rtl w:val="0"/>
-        </w:rPr>
-        <w:t xml:space="preserve">Poderá ser acordado, no momento da notificação, um período para que a CONTRATADA conclua os processos já delegados, sem que novos processos sejam enviados a ela. O prazo para finalização desses processos será estabelecido em comum acordo entre as partes.</w:t>
-      </w:r>
-      <w:r>
-        <w:rPr>
-          <w:sz w:val="24"/>
-          <w:szCs w:val="24"/>
-          <w:shd w:fill="606060" w:val="clear"/>
-          <w:rtl w:val="0"/>
-        </w:rPr>
-        <w:t xml:space="preserve"> </w:t>
-      </w:r>
-      <w:r>
-        <w:rPr>
-          <w:rtl w:val="0"/>
-        </w:rPr>
-      </w:r>
-    </w:p>
-    <w:p>
-      <w:pPr>
-        <w:pBdr>
-          <w:top w:color="000000" w:space="0" w:sz="0" w:val="none"/>
-          <w:left w:color="000000" w:space="0" w:sz="0" w:val="none"/>
-          <w:bottom w:color="000000" w:space="0" w:sz="0" w:val="none"/>
-          <w:right w:color="000000" w:space="0" w:sz="0" w:val="none"/>
-          <w:between w:color="000000" w:space="0" w:sz="0" w:val="none"/>
-        </w:pBdr>
-        <w:shd w:fill="ffffff" w:val="clear"/>
-        <w:spacing w:after="120" w:lineRule="auto"/>
-        <w:jc w:val="both"/>
-        <w:rPr>
-          <w:sz w:val="24"/>
-          <w:szCs w:val="24"/>
-          <w:shd w:fill="606060" w:val="clear"/>
-        </w:rPr>
-      </w:pPr>
-      <w:r>
-        <w:rPr>
-          <w:b w:val="1"/>
-          <w:bCs w:val="1"/>
-          <w:sz w:val="24"/>
-          <w:szCs w:val="24"/>
-          <w:rtl w:val="0"/>
-        </w:rPr>
-        <w:t xml:space="preserve">INCISO IV –</w:t>
-      </w:r>
-      <w:r>
-        <w:rPr>
-          <w:sz w:val="24"/>
-          <w:szCs w:val="24"/>
-          <w:rtl w:val="0"/>
-        </w:rPr>
-        <w:t xml:space="preserve"> A rescisão com justa causa por parte da CONTRATANTE obriga a devolução, pela CONTRATADA, dos eventuais valores já pagos referentes a serviços não desenvolvidos.</w:t>
-      </w:r>
-      <w:r>
-        <w:rPr>
-          <w:sz w:val="24"/>
-          <w:szCs w:val="24"/>
-          <w:shd w:fill="606060" w:val="clear"/>
-          <w:rtl w:val="0"/>
-        </w:rPr>
-        <w:t xml:space="preserve"> </w:t>
-      </w:r>
-    </w:p>
-    <w:p>
-      <w:pPr>
-        <w:pBdr>
-          <w:top w:color="000000" w:space="0" w:sz="0" w:val="none"/>
-          <w:left w:color="000000" w:space="0" w:sz="0" w:val="none"/>
-          <w:bottom w:color="000000" w:space="0" w:sz="0" w:val="none"/>
-          <w:right w:color="000000" w:space="0" w:sz="0" w:val="none"/>
-          <w:between w:color="000000" w:space="0" w:sz="0" w:val="none"/>
-        </w:pBdr>
-        <w:shd w:fill="ffffff" w:val="clear"/>
-        <w:spacing w:after="120" w:lineRule="auto"/>
-        <w:jc w:val="both"/>
-        <w:rPr>
-          <w:sz w:val="24"/>
-          <w:szCs w:val="24"/>
-          <w:shd w:fill="606060" w:val="clear"/>
-        </w:rPr>
-      </w:pPr>
-      <w:r>
-        <w:rPr>
-          <w:b w:val="1"/>
-          <w:bCs w:val="1"/>
-          <w:sz w:val="24"/>
-          <w:szCs w:val="24"/>
-          <w:rtl w:val="0"/>
-        </w:rPr>
-        <w:t xml:space="preserve">PARÁGRAFO ÚNICO -</w:t>
-      </w:r>
-      <w:r>
-        <w:rPr>
-          <w:sz w:val="24"/>
-          <w:szCs w:val="24"/>
-          <w:rtl w:val="0"/>
-        </w:rPr>
-        <w:t xml:space="preserve"> Qualquer violação das disposições deste instrumento poderá ensejar a rescisão do contrato por justa causa.</w:t>
-      </w:r>
-      <w:r>
-        <w:rPr>
-          <w:sz w:val="24"/>
-          <w:szCs w:val="24"/>
-          <w:shd w:fill="606060" w:val="clear"/>
-          <w:rtl w:val="0"/>
-        </w:rPr>
-        <w:t xml:space="preserve"> </w:t>
-      </w:r>
-    </w:p>
-    <w:p>
-      <w:pPr>
-        <w:pBdr>
-          <w:top w:color="000000" w:space="0" w:sz="0" w:val="none"/>
-          <w:left w:color="000000" w:space="0" w:sz="0" w:val="none"/>
-          <w:bottom w:color="000000" w:space="0" w:sz="0" w:val="none"/>
-          <w:right w:color="000000" w:space="0" w:sz="0" w:val="none"/>
-          <w:between w:color="000000" w:space="0" w:sz="0" w:val="none"/>
-        </w:pBdr>
-        <w:shd w:fill="ffffff" w:val="clear"/>
-        <w:spacing w:after="120" w:lineRule="auto"/>
-        <w:jc w:val="both"/>
-        <w:rPr>
-          <w:sz w:val="24"/>
-          <w:szCs w:val="24"/>
-          <w:shd w:fill="606060" w:val="clear"/>
-        </w:rPr>
-      </w:pPr>
-      <w:r>
-        <w:rPr>
-          <w:b w:val="1"/>
-          <w:bCs w:val="1"/>
-          <w:sz w:val="24"/>
-          <w:szCs w:val="24"/>
-          <w:rtl w:val="0"/>
-        </w:rPr>
-        <w:t xml:space="preserve">INCISO V – </w:t>
-      </w:r>
-      <w:r>
-        <w:rPr>
-          <w:sz w:val="24"/>
-          <w:szCs w:val="24"/>
-          <w:rtl w:val="0"/>
-        </w:rPr>
-        <w:t xml:space="preserve">No caso de serviços, metas e planejamentos já iniciados e houver a decisão de término do presente contrato imediatamente, os trabalhos deverão ser interrompidos na data acordada pelas partes.</w:t>
-      </w:r>
-      <w:r>
-        <w:rPr>
-          <w:sz w:val="24"/>
-          <w:szCs w:val="24"/>
-          <w:shd w:fill="606060" w:val="clear"/>
-          <w:rtl w:val="0"/>
-        </w:rPr>
-        <w:t xml:space="preserve"> </w:t>
-      </w:r>
-    </w:p>
-    <w:p>
-      <w:pPr>
-        <w:pBdr>
-          <w:top w:color="000000" w:space="0" w:sz="0" w:val="none"/>
-          <w:left w:color="000000" w:space="0" w:sz="0" w:val="none"/>
-          <w:bottom w:color="000000" w:space="0" w:sz="0" w:val="none"/>
-          <w:right w:color="000000" w:space="0" w:sz="0" w:val="none"/>
-          <w:between w:color="000000" w:space="0" w:sz="0" w:val="none"/>
-        </w:pBdr>
-        <w:shd w:fill="ffffff" w:val="clear"/>
-        <w:spacing w:after="120" w:lineRule="auto"/>
-        <w:jc w:val="both"/>
-        <w:rPr>
-          <w:sz w:val="24"/>
-          <w:szCs w:val="24"/>
-          <w:shd w:fill="606060" w:val="clear"/>
-        </w:rPr>
-      </w:pPr>
-      <w:r>
-        <w:rPr>
-          <w:b w:val="1"/>
-          <w:bCs w:val="1"/>
-          <w:sz w:val="24"/>
-          <w:szCs w:val="24"/>
-          <w:rtl w:val="0"/>
-        </w:rPr>
-        <w:t xml:space="preserve">INCISO VI – </w:t>
-      </w:r>
-      <w:r>
-        <w:rPr>
-          <w:sz w:val="24"/>
-          <w:szCs w:val="24"/>
-          <w:rtl w:val="0"/>
-        </w:rPr>
-        <w:t xml:space="preserve">Independentemente do motivo de encerramento do presente instrumento, as obrigações aqui previstas no que tange à propriedade intelectual, direitos de autor e confidencialidade permanecem válidas e deverão ser respeitadas ainda que após a vigência do contrato.</w:t>
-      </w:r>
-      <w:r>
-        <w:rPr>
-          <w:sz w:val="24"/>
-          <w:szCs w:val="24"/>
-          <w:shd w:fill="606060" w:val="clear"/>
-          <w:rtl w:val="0"/>
-        </w:rPr>
-        <w:t xml:space="preserve"> </w:t>
-      </w:r>
-    </w:p>
-    <w:p>
-      <w:pPr>
-        <w:pBdr>
-          <w:top w:color="000000" w:space="0" w:sz="0" w:val="none"/>
-          <w:left w:color="000000" w:space="0" w:sz="0" w:val="none"/>
-          <w:bottom w:color="000000" w:space="0" w:sz="0" w:val="none"/>
-          <w:right w:color="000000" w:space="0" w:sz="0" w:val="none"/>
-          <w:between w:color="000000" w:space="0" w:sz="0" w:val="none"/>
-        </w:pBdr>
-        <w:shd w:fill="ffffff" w:val="clear"/>
-        <w:spacing w:after="120" w:lineRule="auto"/>
-        <w:jc w:val="both"/>
-        <w:rPr>
-          <w:sz w:val="24"/>
-          <w:szCs w:val="24"/>
-          <w:shd w:fill="606060" w:val="clear"/>
-        </w:rPr>
-      </w:pPr>
-      <w:r>
-        <w:rPr>
-          <w:rtl w:val="0"/>
-        </w:rPr>
-        <w:t xml:space="preserve">INCISO VII – Ocorrendo o falecimento da CONTRATADA ou dos representantes legais da CONTRATANTE, o presente contrato se resolverá sem qualquer ônus, indenização ou multa para os sucessores, sendo que, neste caso, será devido à CONTRATADA ou a seus sucessores apenas o valor proporcional aos serviços prestados.</w:t>
-      </w:r>
-      <w:r>
-        <w:rPr>
-          <w:rtl w:val="0"/>
-        </w:rPr>
-      </w:r>
-    </w:p>
-    <w:p>
-      <w:pPr>
-        <w:pBdr>
-          <w:top w:color="000000" w:space="0" w:sz="0" w:val="none"/>
-          <w:left w:color="000000" w:space="0" w:sz="0" w:val="none"/>
-          <w:bottom w:color="000000" w:space="0" w:sz="0" w:val="none"/>
-          <w:right w:color="000000" w:space="0" w:sz="0" w:val="none"/>
-          <w:between w:color="000000" w:space="0" w:sz="0" w:val="none"/>
-        </w:pBdr>
-        <w:shd w:fill="ffffff" w:val="clear"/>
-        <w:spacing w:after="120" w:lineRule="auto"/>
-        <w:jc w:val="both"/>
-        <w:rPr>
-          <w:sz w:val="24"/>
-          <w:szCs w:val="24"/>
-          <w:shd w:fill="606060" w:val="clear"/>
-        </w:rPr>
-      </w:pPr>
-      <w:r>
-        <w:rPr>
-          <w:sz w:val="24"/>
-          <w:szCs w:val="24"/>
-          <w:shd w:fill="606060" w:val="clear"/>
-          <w:rtl w:val="0"/>
-        </w:rPr>
-        <w:t xml:space="preserve"> </w:t>
-      </w:r>
-    </w:p>
-    <w:p>
-      <w:pPr>
-        <w:pBdr>
-          <w:top w:color="000000" w:space="0" w:sz="0" w:val="none"/>
-          <w:left w:color="000000" w:space="0" w:sz="0" w:val="none"/>
-          <w:bottom w:color="000000" w:space="0" w:sz="0" w:val="none"/>
-          <w:right w:color="000000" w:space="0" w:sz="0" w:val="none"/>
-          <w:between w:color="000000" w:space="0" w:sz="0" w:val="none"/>
-        </w:pBdr>
-        <w:shd w:fill="ffffff" w:val="clear"/>
-        <w:spacing w:after="120" w:lineRule="auto"/>
-        <w:jc w:val="center"/>
-        <w:rPr>
-          <w:sz w:val="24"/>
-          <w:szCs w:val="24"/>
-          <w:shd w:fill="606060" w:val="clear"/>
-        </w:rPr>
-      </w:pPr>
-      <w:r>
-        <w:rPr>
-          <w:b w:val="1"/>
-          <w:bCs w:val="1"/>
-          <w:sz w:val="24"/>
-          <w:szCs w:val="24"/>
-          <w:u w:val="single"/>
-          <w:rtl w:val="0"/>
-        </w:rPr>
-        <w:t xml:space="preserve">CLÁUSULA SÉTIMA – DA EXTINÇÃO DO CONTRATO</w:t>
-      </w:r>
-      <w:r>
-        <w:rPr>
-          <w:sz w:val="24"/>
-          <w:szCs w:val="24"/>
-          <w:shd w:fill="606060" w:val="clear"/>
-          <w:rtl w:val="0"/>
-        </w:rPr>
-        <w:t xml:space="preserve"> </w:t>
-      </w:r>
-    </w:p>
-    <w:p>
-      <w:pPr>
-        <w:pBdr>
-          <w:top w:color="000000" w:space="0" w:sz="0" w:val="none"/>
-          <w:left w:color="000000" w:space="0" w:sz="0" w:val="none"/>
-          <w:bottom w:color="000000" w:space="0" w:sz="0" w:val="none"/>
-          <w:right w:color="000000" w:space="0" w:sz="0" w:val="none"/>
-          <w:between w:color="000000" w:space="0" w:sz="0" w:val="none"/>
-        </w:pBdr>
-        <w:shd w:fill="ffffff" w:val="clear"/>
-        <w:spacing w:after="120" w:lineRule="auto"/>
-        <w:jc w:val="both"/>
-        <w:rPr>
-          <w:sz w:val="24"/>
-          <w:szCs w:val="24"/>
-          <w:shd w:fill="606060" w:val="clear"/>
-        </w:rPr>
-      </w:pPr>
-      <w:r>
-        <w:rPr>
-          <w:sz w:val="24"/>
-          <w:szCs w:val="24"/>
-          <w:rtl w:val="0"/>
-        </w:rPr>
-        <w:t xml:space="preserve">O presente contrato extingue-se mediante a ocorrência de uma das seguintes hipóteses:</w:t>
-      </w:r>
-      <w:r>
-        <w:rPr>
-          <w:sz w:val="24"/>
-          <w:szCs w:val="24"/>
-          <w:shd w:fill="606060" w:val="clear"/>
-          <w:rtl w:val="0"/>
-        </w:rPr>
-        <w:t xml:space="preserve"> </w:t>
-      </w:r>
-    </w:p>
-    <w:p>
-      <w:pPr>
-        <w:pBdr>
-          <w:top w:color="000000" w:space="0" w:sz="0" w:val="none"/>
-          <w:left w:color="000000" w:space="0" w:sz="0" w:val="none"/>
-          <w:bottom w:color="000000" w:space="0" w:sz="0" w:val="none"/>
-          <w:right w:color="000000" w:space="0" w:sz="0" w:val="none"/>
-          <w:between w:color="000000" w:space="0" w:sz="0" w:val="none"/>
-        </w:pBdr>
-        <w:shd w:fill="ffffff" w:val="clear"/>
-        <w:spacing w:after="120" w:lineRule="auto"/>
-        <w:jc w:val="both"/>
-        <w:rPr>
-          <w:sz w:val="24"/>
-          <w:szCs w:val="24"/>
-          <w:shd w:fill="606060" w:val="clear"/>
-        </w:rPr>
-      </w:pPr>
-      <w:r>
-        <w:rPr>
-          <w:b w:val="1"/>
-          <w:bCs w:val="1"/>
-          <w:sz w:val="24"/>
-          <w:szCs w:val="24"/>
-          <w:rtl w:val="0"/>
-        </w:rPr>
-        <w:t xml:space="preserve">INCISO I –</w:t>
-      </w:r>
-      <w:r>
-        <w:rPr>
-          <w:sz w:val="24"/>
-          <w:szCs w:val="24"/>
-          <w:rtl w:val="0"/>
-        </w:rPr>
-        <w:t xml:space="preserve"> Morte, se pessoa física, ou extinção, se pessoa jurídica, de qualquer das partes.</w:t>
-      </w:r>
-      <w:r>
-        <w:rPr>
-          <w:sz w:val="24"/>
-          <w:szCs w:val="24"/>
-          <w:shd w:fill="606060" w:val="clear"/>
-          <w:rtl w:val="0"/>
-        </w:rPr>
-        <w:t xml:space="preserve"> </w:t>
-      </w:r>
-    </w:p>
-    <w:p>
-      <w:pPr>
-        <w:pBdr>
-          <w:top w:color="000000" w:space="0" w:sz="0" w:val="none"/>
-          <w:left w:color="000000" w:space="0" w:sz="0" w:val="none"/>
-          <w:bottom w:color="000000" w:space="0" w:sz="0" w:val="none"/>
-          <w:right w:color="000000" w:space="0" w:sz="0" w:val="none"/>
-          <w:between w:color="000000" w:space="0" w:sz="0" w:val="none"/>
-        </w:pBdr>
-        <w:shd w:fill="ffffff" w:val="clear"/>
-        <w:spacing w:after="120" w:lineRule="auto"/>
-        <w:jc w:val="both"/>
-        <w:rPr>
-          <w:sz w:val="24"/>
-          <w:szCs w:val="24"/>
-          <w:shd w:fill="606060" w:val="clear"/>
-        </w:rPr>
-      </w:pPr>
-      <w:r>
-        <w:rPr>
-          <w:b w:val="1"/>
-          <w:bCs w:val="1"/>
-          <w:sz w:val="24"/>
-          <w:szCs w:val="24"/>
-          <w:rtl w:val="0"/>
-        </w:rPr>
-        <w:t xml:space="preserve">INCISO II –</w:t>
-      </w:r>
-      <w:r>
-        <w:rPr>
-          <w:sz w:val="24"/>
-          <w:szCs w:val="24"/>
-          <w:rtl w:val="0"/>
-        </w:rPr>
-        <w:t xml:space="preserve"> Pelo escoamento do prazo, em caso de não haver renovação.</w:t>
-      </w:r>
-      <w:r>
-        <w:rPr>
-          <w:sz w:val="24"/>
-          <w:szCs w:val="24"/>
-          <w:shd w:fill="606060" w:val="clear"/>
-          <w:rtl w:val="0"/>
-        </w:rPr>
-        <w:t xml:space="preserve"> </w:t>
-      </w:r>
-    </w:p>
-    <w:p>
-      <w:pPr>
-        <w:pBdr>
-          <w:top w:color="000000" w:space="0" w:sz="0" w:val="none"/>
-          <w:left w:color="000000" w:space="0" w:sz="0" w:val="none"/>
-          <w:bottom w:color="000000" w:space="0" w:sz="0" w:val="none"/>
-          <w:right w:color="000000" w:space="0" w:sz="0" w:val="none"/>
-          <w:between w:color="000000" w:space="0" w:sz="0" w:val="none"/>
-        </w:pBdr>
-        <w:shd w:fill="ffffff" w:val="clear"/>
-        <w:spacing w:after="120" w:lineRule="auto"/>
-        <w:jc w:val="both"/>
-        <w:rPr>
-          <w:sz w:val="24"/>
-          <w:szCs w:val="24"/>
-          <w:shd w:fill="606060" w:val="clear"/>
-        </w:rPr>
-      </w:pPr>
-      <w:r>
-        <w:rPr>
-          <w:b w:val="1"/>
-          <w:bCs w:val="1"/>
-          <w:sz w:val="24"/>
-          <w:szCs w:val="24"/>
-          <w:rtl w:val="0"/>
-        </w:rPr>
-        <w:t xml:space="preserve">INCISO III –</w:t>
-      </w:r>
-      <w:r>
-        <w:rPr>
-          <w:sz w:val="24"/>
-          <w:szCs w:val="24"/>
-          <w:rtl w:val="0"/>
-        </w:rPr>
-        <w:t xml:space="preserve"> Rescisão do contrato mediante aviso prévio previsto na cláusula sexta.</w:t>
-      </w:r>
-      <w:r>
-        <w:rPr>
-          <w:sz w:val="24"/>
-          <w:szCs w:val="24"/>
-          <w:shd w:fill="606060" w:val="clear"/>
-          <w:rtl w:val="0"/>
-        </w:rPr>
-        <w:t xml:space="preserve"> </w:t>
-      </w:r>
-    </w:p>
-    <w:p>
-      <w:pPr>
-        <w:pBdr>
-          <w:top w:color="000000" w:space="0" w:sz="0" w:val="none"/>
-          <w:left w:color="000000" w:space="0" w:sz="0" w:val="none"/>
-          <w:bottom w:color="000000" w:space="0" w:sz="0" w:val="none"/>
-          <w:right w:color="000000" w:space="0" w:sz="0" w:val="none"/>
-          <w:between w:color="000000" w:space="0" w:sz="0" w:val="none"/>
-        </w:pBdr>
-        <w:shd w:fill="ffffff" w:val="clear"/>
-        <w:spacing w:after="120" w:lineRule="auto"/>
-        <w:jc w:val="both"/>
-        <w:rPr>
-          <w:sz w:val="24"/>
-          <w:szCs w:val="24"/>
-          <w:shd w:fill="606060" w:val="clear"/>
-        </w:rPr>
-      </w:pPr>
-      <w:r>
-        <w:rPr>
-          <w:b w:val="1"/>
-          <w:bCs w:val="1"/>
-          <w:sz w:val="24"/>
-          <w:szCs w:val="24"/>
-          <w:rtl w:val="0"/>
-        </w:rPr>
-        <w:t xml:space="preserve">INCISO IV –</w:t>
-      </w:r>
-      <w:r>
-        <w:rPr>
-          <w:sz w:val="24"/>
-          <w:szCs w:val="24"/>
-          <w:rtl w:val="0"/>
-        </w:rPr>
-        <w:t xml:space="preserve"> Por inadimplemento de qualquer das partes ou pela impossibilidade da continuação do contrato, motivada por força maior.</w:t>
-      </w:r>
-      <w:r>
-        <w:rPr>
-          <w:sz w:val="24"/>
-          <w:szCs w:val="24"/>
-          <w:shd w:fill="606060" w:val="clear"/>
-          <w:rtl w:val="0"/>
-        </w:rPr>
-        <w:t xml:space="preserve"> </w:t>
-      </w:r>
-    </w:p>
-    <w:p>
-      <w:pPr>
-        <w:pBdr>
-          <w:top w:color="000000" w:space="0" w:sz="0" w:val="none"/>
-          <w:left w:color="000000" w:space="0" w:sz="0" w:val="none"/>
-          <w:bottom w:color="000000" w:space="0" w:sz="0" w:val="none"/>
-          <w:right w:color="000000" w:space="0" w:sz="0" w:val="none"/>
-          <w:between w:color="000000" w:space="0" w:sz="0" w:val="none"/>
-        </w:pBdr>
-        <w:shd w:fill="ffffff" w:val="clear"/>
-        <w:spacing w:after="120" w:lineRule="auto"/>
-        <w:jc w:val="both"/>
-        <w:rPr>
-          <w:sz w:val="24"/>
-          <w:szCs w:val="24"/>
-          <w:shd w:fill="606060" w:val="clear"/>
-        </w:rPr>
-      </w:pPr>
-      <w:r>
-        <w:rPr>
-          <w:b w:val="1"/>
-          <w:bCs w:val="1"/>
-          <w:sz w:val="24"/>
-          <w:szCs w:val="24"/>
-          <w:rtl w:val="0"/>
-        </w:rPr>
-        <w:t xml:space="preserve">PARÁGRAFO ÚNICO –</w:t>
-      </w:r>
-      <w:r>
-        <w:rPr>
-          <w:sz w:val="24"/>
-          <w:szCs w:val="24"/>
-          <w:rtl w:val="0"/>
-        </w:rPr>
-        <w:t xml:space="preserve"> Ainda que a extinção do contrato tenha sido realizada pela CONTRATADA sem justo motivo, ela terá direito a exigir da CONTRATANTE o distrato.</w:t>
-      </w:r>
-      <w:r>
-        <w:rPr>
-          <w:sz w:val="24"/>
-          <w:szCs w:val="24"/>
-          <w:shd w:fill="606060" w:val="clear"/>
-          <w:rtl w:val="0"/>
-        </w:rPr>
-        <w:t xml:space="preserve"> </w:t>
-      </w:r>
-    </w:p>
-    <w:p>
-      <w:pPr>
-        <w:pBdr>
-          <w:top w:color="000000" w:space="0" w:sz="0" w:val="none"/>
-          <w:left w:color="000000" w:space="0" w:sz="0" w:val="none"/>
-          <w:bottom w:color="000000" w:space="0" w:sz="0" w:val="none"/>
-          <w:right w:color="000000" w:space="0" w:sz="0" w:val="none"/>
-          <w:between w:color="000000" w:space="0" w:sz="0" w:val="none"/>
-        </w:pBdr>
-        <w:shd w:fill="ffffff" w:val="clear"/>
-        <w:spacing w:after="120" w:lineRule="auto"/>
-        <w:jc w:val="center"/>
-        <w:rPr>
-          <w:sz w:val="24"/>
-          <w:szCs w:val="24"/>
-          <w:shd w:fill="606060" w:val="clear"/>
-        </w:rPr>
-      </w:pPr>
-      <w:r>
-        <w:rPr>
-          <w:b w:val="1"/>
-          <w:bCs w:val="1"/>
-          <w:sz w:val="24"/>
-          <w:szCs w:val="24"/>
-          <w:u w:val="single"/>
-          <w:rtl w:val="0"/>
-        </w:rPr>
-        <w:t xml:space="preserve">CLÁUSULA OITAVA – DO ACESSO AOS ARQUIVOS E INFORMAÇÕES DA CONTRATANTE</w:t>
-      </w:r>
-      <w:r>
-        <w:rPr>
-          <w:sz w:val="24"/>
-          <w:szCs w:val="24"/>
-          <w:shd w:fill="606060" w:val="clear"/>
-          <w:rtl w:val="0"/>
-        </w:rPr>
-        <w:t xml:space="preserve"> </w:t>
-      </w:r>
-    </w:p>
-    <w:p>
-      <w:pPr>
-        <w:pBdr>
-          <w:top w:color="000000" w:space="0" w:sz="0" w:val="none"/>
-          <w:left w:color="000000" w:space="0" w:sz="0" w:val="none"/>
-          <w:bottom w:color="000000" w:space="0" w:sz="0" w:val="none"/>
-          <w:right w:color="000000" w:space="0" w:sz="0" w:val="none"/>
-          <w:between w:color="000000" w:space="0" w:sz="0" w:val="none"/>
-        </w:pBdr>
-        <w:shd w:fill="ffffff" w:val="clear"/>
-        <w:spacing w:after="120" w:lineRule="auto"/>
-        <w:jc w:val="both"/>
-        <w:rPr>
-          <w:sz w:val="24"/>
-          <w:szCs w:val="24"/>
-          <w:shd w:fill="606060" w:val="clear"/>
-        </w:rPr>
-      </w:pPr>
-      <w:r>
-        <w:rPr>
-          <w:sz w:val="24"/>
-          <w:szCs w:val="24"/>
-          <w:shd w:fill="606060" w:val="clear"/>
-          <w:rtl w:val="0"/>
-        </w:rPr>
-        <w:t xml:space="preserve"> </w:t>
-      </w:r>
-    </w:p>
-    <w:p>
-      <w:pPr>
-        <w:pBdr>
-          <w:top w:color="000000" w:space="0" w:sz="0" w:val="none"/>
-          <w:left w:color="000000" w:space="0" w:sz="0" w:val="none"/>
-          <w:bottom w:color="000000" w:space="0" w:sz="0" w:val="none"/>
-          <w:right w:color="000000" w:space="0" w:sz="0" w:val="none"/>
-          <w:between w:color="000000" w:space="0" w:sz="0" w:val="none"/>
-        </w:pBdr>
-        <w:shd w:fill="ffffff" w:val="clear"/>
-        <w:spacing w:after="120" w:lineRule="auto"/>
-        <w:jc w:val="both"/>
-        <w:rPr>
-          <w:sz w:val="24"/>
-          <w:szCs w:val="24"/>
-          <w:shd w:fill="606060" w:val="clear"/>
-        </w:rPr>
-      </w:pPr>
-      <w:r>
-        <w:rPr>
-          <w:b w:val="1"/>
-          <w:bCs w:val="1"/>
-          <w:sz w:val="24"/>
-          <w:szCs w:val="24"/>
-          <w:rtl w:val="0"/>
-        </w:rPr>
-        <w:t xml:space="preserve">INCISO I – </w:t>
-      </w:r>
-      <w:r>
-        <w:rPr>
-          <w:sz w:val="24"/>
-          <w:szCs w:val="24"/>
-          <w:rtl w:val="0"/>
-        </w:rPr>
-        <w:t xml:space="preserve">A CONTRATADA poderá receber as senhas para acessar os sistemas e plataformas, da CONTRATANTE, e, inclusive um endereço de e-mail, as quais deverão ser utilizadas única e exclusivamente para fins de execução dos serviços para o qual foi contratada.</w:t>
-      </w:r>
-      <w:r>
-        <w:rPr>
-          <w:sz w:val="24"/>
-          <w:szCs w:val="24"/>
-          <w:shd w:fill="606060" w:val="clear"/>
-          <w:rtl w:val="0"/>
-        </w:rPr>
-        <w:t xml:space="preserve"> </w:t>
-      </w:r>
-    </w:p>
-    <w:p>
-      <w:pPr>
-        <w:pBdr>
-          <w:top w:color="000000" w:space="0" w:sz="0" w:val="none"/>
-          <w:left w:color="000000" w:space="0" w:sz="0" w:val="none"/>
-          <w:bottom w:color="000000" w:space="0" w:sz="0" w:val="none"/>
-          <w:right w:color="000000" w:space="0" w:sz="0" w:val="none"/>
-          <w:between w:color="000000" w:space="0" w:sz="0" w:val="none"/>
-        </w:pBdr>
-        <w:shd w:fill="ffffff" w:val="clear"/>
-        <w:spacing w:after="120" w:lineRule="auto"/>
-        <w:jc w:val="both"/>
-        <w:rPr>
-          <w:sz w:val="24"/>
-          <w:szCs w:val="24"/>
-          <w:shd w:fill="606060" w:val="clear"/>
-        </w:rPr>
-      </w:pPr>
-      <w:r>
-        <w:rPr>
-          <w:b w:val="1"/>
-          <w:bCs w:val="1"/>
-          <w:sz w:val="24"/>
-          <w:szCs w:val="24"/>
-          <w:rtl w:val="0"/>
-        </w:rPr>
-        <w:t xml:space="preserve">PARÁGRAFO ÚNICO – </w:t>
-      </w:r>
-      <w:r>
-        <w:rPr>
-          <w:sz w:val="24"/>
-          <w:szCs w:val="24"/>
-          <w:rtl w:val="0"/>
-        </w:rPr>
-        <w:t xml:space="preserve">As comunicações internas  entre CONTRATADA e CONTRATANTE deverão ocorrer através dos programas e sistemas indicados pela CONTRATANTE, sendo que, no caso de mensagens trocadas por outras plataformas, a CONTRATANTE deverá ser informada.</w:t>
-      </w:r>
-      <w:r>
-        <w:rPr>
-          <w:sz w:val="24"/>
-          <w:szCs w:val="24"/>
-          <w:shd w:fill="606060" w:val="clear"/>
-          <w:rtl w:val="0"/>
-        </w:rPr>
-        <w:t xml:space="preserve"> </w:t>
-      </w:r>
-    </w:p>
-    <w:p>
-      <w:pPr>
-        <w:pBdr>
-          <w:top w:color="000000" w:space="0" w:sz="0" w:val="none"/>
-          <w:left w:color="000000" w:space="0" w:sz="0" w:val="none"/>
-          <w:bottom w:color="000000" w:space="0" w:sz="0" w:val="none"/>
-          <w:right w:color="000000" w:space="0" w:sz="0" w:val="none"/>
-          <w:between w:color="000000" w:space="0" w:sz="0" w:val="none"/>
-        </w:pBdr>
-        <w:shd w:fill="ffffff" w:val="clear"/>
-        <w:spacing w:after="120" w:lineRule="auto"/>
-        <w:jc w:val="both"/>
-        <w:rPr>
-          <w:sz w:val="24"/>
-          <w:szCs w:val="24"/>
-          <w:shd w:fill="606060" w:val="clear"/>
-        </w:rPr>
-      </w:pPr>
-      <w:r>
-        <w:rPr>
-          <w:b w:val="1"/>
-          <w:bCs w:val="1"/>
-          <w:sz w:val="24"/>
-          <w:szCs w:val="24"/>
-          <w:rtl w:val="0"/>
-        </w:rPr>
-        <w:t xml:space="preserve">INCISO II – </w:t>
-      </w:r>
-      <w:r>
-        <w:rPr>
-          <w:sz w:val="24"/>
-          <w:szCs w:val="24"/>
-          <w:rtl w:val="0"/>
-        </w:rPr>
-        <w:t xml:space="preserve">A CONTRATADA manterá a confidencialidade dos dados de clientes, assim como das senhas que tiver acesso e não os compartilhará com terceiros ou externos, com a responsabilidade de responder pelos seus atos enquanto possuírem acesso ao </w:t>
-      </w:r>
-      <w:r>
-        <w:rPr>
-          <w:i w:val="1"/>
-          <w:iCs w:val="1"/>
-          <w:sz w:val="24"/>
-          <w:szCs w:val="24"/>
-          <w:rtl w:val="0"/>
-        </w:rPr>
-        <w:t xml:space="preserve">login</w:t>
-      </w:r>
-      <w:r>
-        <w:rPr>
-          <w:sz w:val="24"/>
-          <w:szCs w:val="24"/>
-          <w:rtl w:val="0"/>
-        </w:rPr>
-        <w:t xml:space="preserve"> de tais sistemas, programas e/planilhas.</w:t>
-      </w:r>
-      <w:r>
-        <w:rPr>
-          <w:sz w:val="24"/>
-          <w:szCs w:val="24"/>
-          <w:shd w:fill="606060" w:val="clear"/>
-          <w:rtl w:val="0"/>
-        </w:rPr>
-        <w:t xml:space="preserve"> </w:t>
-      </w:r>
-    </w:p>
-    <w:p>
-      <w:pPr>
-        <w:pBdr>
-          <w:top w:color="000000" w:space="0" w:sz="0" w:val="none"/>
-          <w:left w:color="000000" w:space="0" w:sz="0" w:val="none"/>
-          <w:bottom w:color="000000" w:space="0" w:sz="0" w:val="none"/>
-          <w:right w:color="000000" w:space="0" w:sz="0" w:val="none"/>
-          <w:between w:color="000000" w:space="0" w:sz="0" w:val="none"/>
-        </w:pBdr>
-        <w:shd w:fill="ffffff" w:val="clear"/>
-        <w:spacing w:after="120" w:lineRule="auto"/>
-        <w:jc w:val="both"/>
-        <w:rPr>
-          <w:sz w:val="24"/>
-          <w:szCs w:val="24"/>
-          <w:shd w:fill="606060" w:val="clear"/>
-        </w:rPr>
-      </w:pPr>
-      <w:r>
-        <w:rPr>
-          <w:b w:val="1"/>
-          <w:bCs w:val="1"/>
-          <w:sz w:val="24"/>
-          <w:szCs w:val="24"/>
-          <w:rtl w:val="0"/>
-        </w:rPr>
-        <w:t xml:space="preserve">PARÁGRAFO ÚNICO – </w:t>
-      </w:r>
-      <w:r>
-        <w:rPr>
-          <w:sz w:val="24"/>
-          <w:szCs w:val="24"/>
-          <w:rtl w:val="0"/>
-        </w:rPr>
-        <w:t xml:space="preserve">Caberá à CONTRATADA, ainda, comunicar imediatamente à CONTRATANTE caso saiba do acesso indevido por terceiros, para que bloqueie suas contas, altere as senhas e tome as demais providências cabíveis.</w:t>
-      </w:r>
-      <w:r>
-        <w:rPr>
-          <w:sz w:val="24"/>
-          <w:szCs w:val="24"/>
-          <w:shd w:fill="606060" w:val="clear"/>
-          <w:rtl w:val="0"/>
-        </w:rPr>
-        <w:t xml:space="preserve"> </w:t>
-      </w:r>
-    </w:p>
-    <w:p>
-      <w:pPr>
-        <w:pBdr>
-          <w:top w:color="000000" w:space="0" w:sz="0" w:val="none"/>
-          <w:left w:color="000000" w:space="0" w:sz="0" w:val="none"/>
-          <w:bottom w:color="000000" w:space="0" w:sz="0" w:val="none"/>
-          <w:right w:color="000000" w:space="0" w:sz="0" w:val="none"/>
-          <w:between w:color="000000" w:space="0" w:sz="0" w:val="none"/>
-        </w:pBdr>
-        <w:shd w:fill="ffffff" w:val="clear"/>
-        <w:spacing w:after="120" w:lineRule="auto"/>
-        <w:jc w:val="both"/>
-        <w:rPr>
-          <w:sz w:val="24"/>
-          <w:szCs w:val="24"/>
-          <w:shd w:fill="606060" w:val="clear"/>
-        </w:rPr>
-      </w:pPr>
-      <w:r>
-        <w:rPr>
-          <w:b w:val="1"/>
-          <w:bCs w:val="1"/>
-          <w:sz w:val="24"/>
-          <w:szCs w:val="24"/>
-          <w:rtl w:val="0"/>
-        </w:rPr>
-        <w:t xml:space="preserve">INCISO III – </w:t>
-      </w:r>
-      <w:r>
-        <w:rPr>
-          <w:sz w:val="24"/>
-          <w:szCs w:val="24"/>
-          <w:rtl w:val="0"/>
-        </w:rPr>
-        <w:t xml:space="preserve">A CONTRATADA adotará padrões de conduta e ética perante o público interno e externo, abstendo-se de:</w:t>
-      </w:r>
-      <w:r>
-        <w:rPr>
-          <w:sz w:val="24"/>
-          <w:szCs w:val="24"/>
-          <w:shd w:fill="606060" w:val="clear"/>
-          <w:rtl w:val="0"/>
-        </w:rPr>
-        <w:t xml:space="preserve"> </w:t>
-      </w:r>
-    </w:p>
-    <w:p>
-      <w:pPr>
-        <w:numPr>
-          <w:ilvl w:val="0"/>
-          <w:numId w:val="9"/>
-        </w:numPr>
-        <w:pBdr>
-          <w:top w:color="000000" w:space="0" w:sz="0" w:val="none"/>
-          <w:bottom w:color="000000" w:space="0" w:sz="0" w:val="none"/>
-          <w:right w:color="000000" w:space="0" w:sz="0" w:val="none"/>
-          <w:between w:color="000000" w:space="0" w:sz="0" w:val="none"/>
-        </w:pBdr>
-        <w:ind w:left="1080" w:hanging="360"/>
-        <w:rPr/>
-      </w:pPr>
-      <w:r>
-        <w:rPr>
-          <w:sz w:val="24"/>
-          <w:szCs w:val="24"/>
-          <w:rtl w:val="0"/>
-        </w:rPr>
-        <w:t xml:space="preserve">Violar a privacidade e demais direitos de terceiros;</w:t>
-      </w:r>
-      <w:r>
-        <w:rPr>
-          <w:sz w:val="24"/>
-          <w:szCs w:val="24"/>
-          <w:shd w:fill="606060" w:val="clear"/>
-          <w:rtl w:val="0"/>
-        </w:rPr>
-        <w:t xml:space="preserve"> </w:t>
-      </w:r>
-      <w:r>
-        <w:rPr>
-          <w:rtl w:val="0"/>
-        </w:rPr>
-      </w:r>
-    </w:p>
-    <w:p>
-      <w:pPr>
-        <w:numPr>
-          <w:ilvl w:val="0"/>
-          <w:numId w:val="18"/>
-        </w:numPr>
-        <w:pBdr>
-          <w:top w:color="000000" w:space="0" w:sz="0" w:val="none"/>
-          <w:bottom w:color="000000" w:space="0" w:sz="0" w:val="none"/>
-          <w:right w:color="000000" w:space="0" w:sz="0" w:val="none"/>
-          <w:between w:color="000000" w:space="0" w:sz="0" w:val="none"/>
-        </w:pBdr>
-        <w:ind w:left="1080" w:hanging="360"/>
-        <w:rPr/>
-      </w:pPr>
-      <w:r>
-        <w:rPr>
-          <w:sz w:val="24"/>
-          <w:szCs w:val="24"/>
-          <w:rtl w:val="0"/>
-        </w:rPr>
-        <w:t xml:space="preserve">Utilizar indevidamente os códigos de acesso, </w:t>
-      </w:r>
-      <w:r>
-        <w:rPr>
-          <w:i w:val="1"/>
-          <w:iCs w:val="1"/>
-          <w:sz w:val="24"/>
-          <w:szCs w:val="24"/>
-          <w:rtl w:val="0"/>
-        </w:rPr>
-        <w:t xml:space="preserve">login</w:t>
-      </w:r>
-      <w:r>
-        <w:rPr>
-          <w:sz w:val="24"/>
-          <w:szCs w:val="24"/>
-          <w:rtl w:val="0"/>
-        </w:rPr>
-        <w:t xml:space="preserve"> e/ou senha seus ou de outros usuários;</w:t>
-      </w:r>
-      <w:r>
-        <w:rPr>
-          <w:sz w:val="24"/>
-          <w:szCs w:val="24"/>
-          <w:shd w:fill="606060" w:val="clear"/>
-          <w:rtl w:val="0"/>
-        </w:rPr>
-        <w:t xml:space="preserve"> </w:t>
-      </w:r>
-      <w:r>
-        <w:rPr>
-          <w:rtl w:val="0"/>
-        </w:rPr>
-      </w:r>
-    </w:p>
-    <w:p>
-      <w:pPr>
-        <w:numPr>
-          <w:ilvl w:val="0"/>
-          <w:numId w:val="10"/>
-        </w:numPr>
-        <w:pBdr>
-          <w:top w:color="000000" w:space="0" w:sz="0" w:val="none"/>
-          <w:bottom w:color="000000" w:space="0" w:sz="0" w:val="none"/>
-          <w:right w:color="000000" w:space="0" w:sz="0" w:val="none"/>
-          <w:between w:color="000000" w:space="0" w:sz="0" w:val="none"/>
-        </w:pBdr>
-        <w:ind w:left="1080" w:hanging="360"/>
-        <w:rPr/>
-      </w:pPr>
-      <w:r>
-        <w:rPr>
-          <w:sz w:val="24"/>
-          <w:szCs w:val="24"/>
-          <w:rtl w:val="0"/>
-        </w:rPr>
-        <w:t xml:space="preserve">Reproduzir, compartilhar, ceder ou transferir arquivos e informações que tiver acesso, sob pena de responder cível e criminalmente por violação de direitos autorais e de propriedade intelectual;</w:t>
+          <w:sz w:val="24"/>
+          <w:szCs w:val="24"/>
+          <w:rtl w:val="0"/>
+        </w:rPr>
+        <w:t xml:space="preserve">Burlar o sistema de segurança para obter informações que não tenha autorização; </w:t>
       </w:r>
       <w:r>
         <w:rPr>
@@ -4225,82 +4301,6 @@
           <w:szCs w:val="24"/>
           <w:rtl w:val="0"/>
         </w:rPr>
-        <w:t xml:space="preserve">Propagar vírus de computador e programas invasivos que prejudiquem a operação da CONTRATANTE;</w:t>
-      </w:r>
-      <w:r>
-        <w:rPr>
-          <w:sz w:val="24"/>
-          <w:szCs w:val="24"/>
-          <w:shd w:fill="606060" w:val="clear"/>
-          <w:rtl w:val="0"/>
-        </w:rPr>
-        <w:t xml:space="preserve"> </w:t>
-      </w:r>
-      <w:r>
-        <w:rPr>
-          <w:rtl w:val="0"/>
-        </w:rPr>
-      </w:r>
-    </w:p>
-    <w:p>
-      <w:pPr>
-        <w:numPr>
-          <w:ilvl w:val="0"/>
-          <w:numId w:val="2"/>
-        </w:numPr>
-        <w:pBdr>
-          <w:top w:color="000000" w:space="0" w:sz="0" w:val="none"/>
-          <w:bottom w:color="000000" w:space="0" w:sz="0" w:val="none"/>
-          <w:right w:color="000000" w:space="0" w:sz="0" w:val="none"/>
-          <w:between w:color="000000" w:space="0" w:sz="0" w:val="none"/>
-        </w:pBdr>
-        <w:ind w:left="1080" w:hanging="360"/>
-        <w:rPr/>
-      </w:pPr>
-      <w:r>
-        <w:rPr>
-          <w:sz w:val="24"/>
-          <w:szCs w:val="24"/>
-          <w:rtl w:val="0"/>
-        </w:rPr>
-        <w:t xml:space="preserve">Burlar o sistema de segurança para obter informações que não tenha autorização; </w:t>
-      </w:r>
-      <w:r>
-        <w:rPr>
-          <w:sz w:val="24"/>
-          <w:szCs w:val="24"/>
-          <w:shd w:fill="606060" w:val="clear"/>
-          <w:rtl w:val="0"/>
-        </w:rPr>
-        <w:t xml:space="preserve"> </w:t>
-      </w:r>
-      <w:r>
-        <w:rPr>
-          <w:rtl w:val="0"/>
-        </w:rPr>
-      </w:r>
-    </w:p>
-    <w:p>
-      <w:pPr>
-        <w:numPr>
-          <w:ilvl w:val="0"/>
-          <w:numId w:val="12"/>
-        </w:numPr>
-        <w:pBdr>
-          <w:top w:color="000000" w:space="0" w:sz="0" w:val="none"/>
-          <w:bottom w:color="000000" w:space="0" w:sz="0" w:val="none"/>
-          <w:right w:color="000000" w:space="0" w:sz="0" w:val="none"/>
-          <w:between w:color="000000" w:space="0" w:sz="0" w:val="none"/>
-        </w:pBdr>
-        <w:ind w:left="1080" w:hanging="360"/>
-        <w:rPr/>
-      </w:pPr>
-      <w:r>
-        <w:rPr>
-          <w:sz w:val="24"/>
-          <w:szCs w:val="24"/>
-          <w:rtl w:val="0"/>
-        </w:rPr>
         <w:t xml:space="preserve">Acessar sites que comprometam a segurança do sistema e do computador;</w:t>
       </w:r>
       <w:r>
@@ -5983,177 +5983,71 @@
       </w:r>
       <w:r>
         <w:rPr>
-          <w:sz w:val="24"/>
-          <w:szCs w:val="24"/>
-          <w:shd w:fill="606060" w:val="clear"/>
-          <w:rtl w:val="0"/>
-        </w:rPr>
-        <w:t xml:space="preserve"> </w:t>
-      </w:r>
-    </w:p>
-    <w:p>
-      <w:pPr>
-        <w:pBdr>
-          <w:top w:color="000000" w:space="0" w:sz="0" w:val="none"/>
-          <w:left w:color="000000" w:space="0" w:sz="0" w:val="none"/>
-          <w:bottom w:color="000000" w:space="0" w:sz="0" w:val="none"/>
-          <w:right w:color="000000" w:space="0" w:sz="0" w:val="none"/>
-          <w:between w:color="000000" w:space="0" w:sz="0" w:val="none"/>
-        </w:pBdr>
-        <w:shd w:fill="ffffff" w:val="clear"/>
-        <w:spacing w:after="120" w:lineRule="auto"/>
-        <w:jc w:val="both"/>
-        <w:rPr>
-          <w:sz w:val="24"/>
-          <w:szCs w:val="24"/>
-          <w:shd w:fill="606060" w:val="clear"/>
-        </w:rPr>
-      </w:pPr>
-      <w:r>
-        <w:rPr>
-          <w:sz w:val="24"/>
-          <w:szCs w:val="24"/>
-          <w:shd w:fill="606060" w:val="clear"/>
-          <w:rtl w:val="0"/>
-        </w:rPr>
-        <w:t xml:space="preserve"> </w:t>
-      </w:r>
-    </w:p>
-    <w:p>
-      <w:pPr>
-        <w:pBdr>
-          <w:top w:color="000000" w:space="0" w:sz="0" w:val="none"/>
-          <w:left w:color="000000" w:space="0" w:sz="0" w:val="none"/>
-          <w:bottom w:color="000000" w:space="0" w:sz="0" w:val="none"/>
-          <w:right w:color="000000" w:space="0" w:sz="0" w:val="none"/>
-          <w:between w:color="000000" w:space="0" w:sz="0" w:val="none"/>
-        </w:pBdr>
-        <w:shd w:fill="ffffff" w:val="clear"/>
-        <w:spacing w:after="120" w:lineRule="auto"/>
-        <w:jc w:val="both"/>
-        <w:rPr>
-          <w:b w:val="1"/>
-          <w:bCs w:val="1"/>
-        </w:rPr>
-      </w:pPr>
-      <w:r>
-        <w:rPr>
-          <w:b w:val="1"/>
-          <w:bCs w:val="1"/>
-          <w:rtl w:val="0"/>
-        </w:rPr>
-        <w:t xml:space="preserve">{{localAssinatura}}, {{dataAssinatura}}.</w:t>
-      </w:r>
-    </w:p>
-    <w:p>
-      <w:pPr>
-        <w:pBdr>
-          <w:top w:color="000000" w:space="0" w:sz="0" w:val="none"/>
-          <w:left w:color="000000" w:space="0" w:sz="0" w:val="none"/>
-          <w:bottom w:color="000000" w:space="0" w:sz="0" w:val="none"/>
-          <w:right w:color="000000" w:space="0" w:sz="0" w:val="none"/>
-          <w:between w:color="000000" w:space="0" w:sz="0" w:val="none"/>
-        </w:pBdr>
-        <w:shd w:fill="ffffff" w:val="clear"/>
-        <w:spacing w:after="120" w:lineRule="auto"/>
-        <w:jc w:val="both"/>
-        <w:rPr>
-          <w:b w:val="1"/>
-          <w:bCs w:val="1"/>
-        </w:rPr>
-      </w:pPr>
-      <w:r>
-        <w:rPr>
-          <w:rtl w:val="0"/>
-        </w:rPr>
-      </w:r>
-    </w:p>
-    <w:p>
-      <w:pPr>
-        <w:pBdr>
-          <w:top w:color="000000" w:space="0" w:sz="0" w:val="none"/>
-          <w:left w:color="000000" w:space="0" w:sz="0" w:val="none"/>
-          <w:bottom w:color="000000" w:space="0" w:sz="0" w:val="none"/>
-          <w:right w:color="000000" w:space="0" w:sz="0" w:val="none"/>
-          <w:between w:color="000000" w:space="0" w:sz="0" w:val="none"/>
-        </w:pBdr>
-        <w:shd w:fill="ffffff" w:val="clear"/>
-        <w:spacing w:after="120" w:lineRule="auto"/>
-        <w:jc w:val="both"/>
-        <w:rPr>
-          <w:b w:val="1"/>
-          <w:bCs w:val="1"/>
-        </w:rPr>
-      </w:pPr>
-      <w:r>
-        <w:rPr>
-          <w:rtl w:val="0"/>
-        </w:rPr>
-      </w:r>
-    </w:p>
-    <w:p>
-      <w:pPr>
-        <w:pBdr>
-          <w:top w:color="000000" w:space="0" w:sz="0" w:val="none"/>
-          <w:left w:color="000000" w:space="0" w:sz="0" w:val="none"/>
-          <w:bottom w:color="000000" w:space="0" w:sz="0" w:val="none"/>
-          <w:right w:color="000000" w:space="0" w:sz="0" w:val="none"/>
-          <w:between w:color="000000" w:space="0" w:sz="0" w:val="none"/>
-        </w:pBdr>
-        <w:shd w:fill="ffffff" w:val="clear"/>
-        <w:spacing w:after="120" w:lineRule="auto"/>
-        <w:jc w:val="both"/>
-        <w:rPr>
-          <w:b w:val="1"/>
-          <w:bCs w:val="1"/>
-        </w:rPr>
-      </w:pPr>
-      <w:r>
-        <w:rPr>
-          <w:rtl w:val="0"/>
-        </w:rPr>
-      </w:r>
-    </w:p>
-    <w:p>
-      <w:pPr>
-        <w:pBdr>
-          <w:top w:color="000000" w:space="0" w:sz="0" w:val="none"/>
-          <w:left w:color="000000" w:space="0" w:sz="0" w:val="none"/>
-          <w:bottom w:color="000000" w:space="0" w:sz="0" w:val="none"/>
-          <w:right w:color="000000" w:space="0" w:sz="0" w:val="none"/>
-          <w:between w:color="000000" w:space="0" w:sz="0" w:val="none"/>
-        </w:pBdr>
-        <w:shd w:fill="ffffff" w:val="clear"/>
-        <w:spacing w:after="120" w:lineRule="auto"/>
-        <w:jc w:val="both"/>
-        <w:rPr>
-          <w:sz w:val="24"/>
-          <w:szCs w:val="24"/>
-          <w:shd w:fill="606060" w:val="clear"/>
-        </w:rPr>
-      </w:pPr>
-      <w:r>
-        <w:rPr>
-          <w:sz w:val="24"/>
-          <w:szCs w:val="24"/>
-          <w:shd w:fill="606060" w:val="clear"/>
-          <w:rtl w:val="0"/>
-        </w:rPr>
-        <w:t xml:space="preserve"> </w:t>
-      </w:r>
-    </w:p>
-    <w:p>
-      <w:pPr>
-        <w:pBdr>
-          <w:top w:color="000000" w:space="0" w:sz="0" w:val="none"/>
-          <w:left w:color="000000" w:space="0" w:sz="0" w:val="none"/>
-          <w:bottom w:color="000000" w:space="0" w:sz="0" w:val="none"/>
-          <w:right w:color="000000" w:space="0" w:sz="0" w:val="none"/>
-          <w:between w:color="000000" w:space="0" w:sz="0" w:val="none"/>
-        </w:pBdr>
-        <w:shd w:fill="ffffff" w:val="clear"/>
-        <w:jc w:val="center"/>
-        <w:rPr>
+          <w:rtl w:val="0"/>
+        </w:rPr>
+      </w:r>
+    </w:p>
+    <w:p>
+      <w:pPr>
+        <w:pBdr>
+          <w:top w:color="000000" w:space="0" w:sz="0" w:val="none"/>
+          <w:left w:color="000000" w:space="0" w:sz="0" w:val="none"/>
+          <w:bottom w:color="000000" w:space="0" w:sz="0" w:val="none"/>
+          <w:right w:color="000000" w:space="0" w:sz="0" w:val="none"/>
+          <w:between w:color="000000" w:space="0" w:sz="0" w:val="none"/>
+        </w:pBdr>
+        <w:shd w:fill="ffffff" w:val="clear"/>
+        <w:spacing w:after="120" w:before="200" w:lineRule="auto"/>
+        <w:jc w:val="both"/>
+        <w:rPr>
+          <w:b w:val="1"/>
+          <w:bCs w:val="1"/>
+        </w:rPr>
+      </w:pPr>
+      <w:r>
+        <w:rPr>
+          <w:rtl w:val="0"/>
+        </w:rPr>
+      </w:r>
+    </w:p>
+    <w:p>
+      <w:pPr>
+        <w:pBdr>
+          <w:top w:color="000000" w:space="0" w:sz="0" w:val="none"/>
+          <w:left w:color="000000" w:space="0" w:sz="0" w:val="none"/>
+          <w:bottom w:color="000000" w:space="0" w:sz="0" w:val="none"/>
+          <w:right w:color="000000" w:space="0" w:sz="0" w:val="none"/>
+          <w:between w:color="000000" w:space="0" w:sz="0" w:val="none"/>
+        </w:pBdr>
+        <w:shd w:fill="ffffff" w:val="clear"/>
+        <w:spacing w:after="120" w:before="200" w:lineRule="auto"/>
+        <w:jc w:val="both"/>
+        <w:rPr>
+          <w:b w:val="1"/>
+          <w:bCs w:val="1"/>
+        </w:rPr>
+      </w:pPr>
+      <w:r>
+        <w:rPr>
+          <w:rtl w:val="0"/>
+        </w:rPr>
+      </w:r>
+    </w:p>
+    <w:p>
+      <w:pPr>
+        <w:pBdr>
+          <w:top w:color="000000" w:space="0" w:sz="0" w:val="none"/>
+          <w:left w:color="000000" w:space="0" w:sz="0" w:val="none"/>
+          <w:bottom w:color="000000" w:space="0" w:sz="0" w:val="none"/>
+          <w:right w:color="000000" w:space="0" w:sz="0" w:val="none"/>
+          <w:between w:color="000000" w:space="0" w:sz="0" w:val="none"/>
+        </w:pBdr>
+        <w:shd w:fill="ffffff" w:val="clear"/>
+        <w:spacing w:after="120" w:before="200" w:lineRule="auto"/>
+        <w:jc w:val="both"/>
+        <w:rPr>
+          <w:b w:val="1"/>
+          <w:bCs w:val="1"/>
           <w:sz w:val="24"/>
           <w:szCs w:val="24"/>
           <w:shd w:fill="606060" w:val="clear"/>
@@ -6166,6 +6060,14 @@
       </w:pPr>
       <w:r>
         <w:rPr>
+          <w:b w:val="1"/>
+          <w:bCs w:val="1"/>
+          <w:rtl w:val="0"/>
+        </w:rPr>
+        <w:t xml:space="preserve">{{localAssinatura}}, {{dataAssinatura}}.</w:t>
+      </w:r>
+      <w:r>
+        <w:rPr>
           <w:rtl w:val="0"/>
         </w:rPr>
       </w:r>
@@ -6189,12 +6091,8 @@
       </w:pPr>
       <w:r>
         <w:rPr>
-          <w:sz w:val="24"/>
-          <w:szCs w:val="24"/>
-          <w:shd w:fill="606060" w:val="clear"/>
-          <w:rtl w:val="0"/>
-        </w:rPr>
-        <w:t xml:space="preserve">  </w:t>
+          <w:rtl w:val="0"/>
+        </w:rPr>
       </w:r>
     </w:p>
     <w:p>
@@ -6216,12 +6114,100 @@
       </w:pPr>
       <w:r>
         <w:rPr>
-          <w:sz w:val="24"/>
-          <w:szCs w:val="24"/>
-          <w:shd w:fill="606060" w:val="clear"/>
-          <w:rtl w:val="0"/>
-        </w:rPr>
-        <w:t xml:space="preserve"> </w:t>
+          <w:rtl w:val="0"/>
+        </w:rPr>
+      </w:r>
+    </w:p>
+    <w:p>
+      <w:pPr>
+        <w:pBdr>
+          <w:top w:color="000000" w:space="0" w:sz="0" w:val="none"/>
+          <w:left w:color="000000" w:space="0" w:sz="0" w:val="none"/>
+          <w:bottom w:color="000000" w:space="0" w:sz="0" w:val="none"/>
+          <w:right w:color="000000" w:space="0" w:sz="0" w:val="none"/>
+          <w:between w:color="000000" w:space="0" w:sz="0" w:val="none"/>
+        </w:pBdr>
+        <w:shd w:fill="ffffff" w:val="clear"/>
+        <w:jc w:val="center"/>
+        <w:rPr>
+          <w:sz w:val="24"/>
+          <w:szCs w:val="24"/>
+          <w:shd w:fill="606060" w:val="clear"/>
+        </w:rPr>
+      </w:pPr>
+      <w:r>
+        <w:rPr>
+          <w:rtl w:val="0"/>
+        </w:rPr>
+      </w:r>
+    </w:p>
+    <w:p>
+      <w:pPr>
+        <w:pBdr>
+          <w:top w:color="000000" w:space="0" w:sz="0" w:val="none"/>
+          <w:left w:color="000000" w:space="0" w:sz="0" w:val="none"/>
+          <w:bottom w:color="000000" w:space="0" w:sz="0" w:val="none"/>
+          <w:right w:color="000000" w:space="0" w:sz="0" w:val="none"/>
+          <w:between w:color="000000" w:space="0" w:sz="0" w:val="none"/>
+        </w:pBdr>
+        <w:shd w:fill="ffffff" w:val="clear"/>
+        <w:jc w:val="center"/>
+        <w:rPr>
+          <w:sz w:val="24"/>
+          <w:szCs w:val="24"/>
+          <w:shd w:fill="606060" w:val="clear"/>
+        </w:rPr>
+      </w:pPr>
+      <w:r>
+        <w:rPr>
+          <w:rtl w:val="0"/>
+        </w:rPr>
+      </w:r>
+    </w:p>
+    <w:p>
+      <w:pPr>
+        <w:pBdr>
+          <w:top w:color="000000" w:space="0" w:sz="0" w:val="none"/>
+          <w:left w:color="000000" w:space="0" w:sz="0" w:val="none"/>
+          <w:bottom w:color="000000" w:space="0" w:sz="0" w:val="none"/>
+          <w:right w:color="000000" w:space="0" w:sz="0" w:val="none"/>
+          <w:between w:color="000000" w:space="0" w:sz="0" w:val="none"/>
+        </w:pBdr>
+        <w:shd w:fill="ffffff" w:val="clear"/>
+        <w:jc w:val="center"/>
+        <w:rPr>
+          <w:sz w:val="24"/>
+          <w:szCs w:val="24"/>
+          <w:shd w:fill="606060" w:val="clear"/>
+        </w:rPr>
+      </w:pPr>
+      <w:r>
+        <w:rPr>
+          <w:rtl w:val="0"/>
+        </w:rPr>
+      </w:r>
+    </w:p>
+    <w:p>
+      <w:pPr>
+        <w:pBdr>
+          <w:top w:color="000000" w:space="0" w:sz="0" w:val="none"/>
+          <w:left w:color="000000" w:space="0" w:sz="0" w:val="none"/>
+          <w:bottom w:color="000000" w:space="0" w:sz="0" w:val="none"/>
+          <w:right w:color="000000" w:space="0" w:sz="0" w:val="none"/>
+          <w:between w:color="000000" w:space="0" w:sz="0" w:val="none"/>
+        </w:pBdr>
+        <w:shd w:fill="ffffff" w:val="clear"/>
+        <w:jc w:val="center"/>
+        <w:rPr>
+          <w:sz w:val="24"/>
+          <w:szCs w:val="24"/>
+          <w:shd w:fill="606060" w:val="clear"/>
+        </w:rPr>
+      </w:pPr>
+      <w:r>
+        <w:rPr>
+          <w:rtl w:val="0"/>
+        </w:rPr>
       </w:r>
     </w:p>
     <w:p>
@@ -6253,12 +6239,8 @@
       </w:r>
       <w:r>
         <w:rPr>
-          <w:sz w:val="24"/>
-          <w:szCs w:val="24"/>
-          <w:shd w:fill="606060" w:val="clear"/>
-          <w:rtl w:val="0"/>
-        </w:rPr>
-        <w:t xml:space="preserve"> </w:t>
+          <w:rtl w:val="0"/>
+        </w:rPr>
       </w:r>
     </w:p>
     <w:p>
@@ -6290,84 +6272,6 @@
       </w:r>
       <w:r>
         <w:rPr>
-          <w:sz w:val="24"/>
-          <w:szCs w:val="24"/>
-          <w:shd w:fill="606060" w:val="clear"/>
-          <w:rtl w:val="0"/>
-        </w:rPr>
-        <w:t xml:space="preserve"> </w:t>
-      </w:r>
-    </w:p>
-    <w:p>
-      <w:pPr>
-        <w:pBdr>
-          <w:top w:color="000000" w:space="0" w:sz="0" w:val="none"/>
-          <w:left w:color="000000" w:space="0" w:sz="0" w:val="none"/>
-          <w:bottom w:color="000000" w:space="0" w:sz="0" w:val="none"/>
-          <w:right w:color="000000" w:space="0" w:sz="0" w:val="none"/>
-          <w:between w:color="000000" w:space="0" w:sz="0" w:val="none"/>
-        </w:pBdr>
-        <w:shd w:fill="ffffff" w:val="clear"/>
-        <w:rPr>
-          <w:sz w:val="24"/>
-          <w:szCs w:val="24"/>
-          <w:shd w:fill="606060" w:val="clear"/>
-        </w:rPr>
-      </w:pPr>
-      <w:r>
-        <w:rPr>
-          <w:sz w:val="24"/>
-          <w:szCs w:val="24"/>
-          <w:shd w:fill="606060" w:val="clear"/>
-          <w:rtl w:val="0"/>
-        </w:rPr>
-        <w:t xml:space="preserve"> </w:t>
-      </w:r>
-    </w:p>
-    <w:p>
-      <w:pPr>
-        <w:pBdr>
-          <w:top w:color="000000" w:space="0" w:sz="0" w:val="none"/>
-          <w:left w:color="000000" w:space="0" w:sz="0" w:val="none"/>
-          <w:bottom w:color="000000" w:space="0" w:sz="0" w:val="none"/>
-          <w:right w:color="000000" w:space="0" w:sz="0" w:val="none"/>
-          <w:between w:color="000000" w:space="0" w:sz="0" w:val="none"/>
-        </w:pBdr>
-        <w:shd w:fill="ffffff" w:val="clear"/>
-        <w:rPr>
-          <w:sz w:val="24"/>
-          <w:szCs w:val="24"/>
-          <w:shd w:fill="606060" w:val="clear"/>
-        </w:rPr>
-      </w:pPr>
-      <w:r>
-        <w:rPr>
-          <w:sz w:val="24"/>
-          <w:szCs w:val="24"/>
-          <w:shd w:fill="606060" w:val="clear"/>
-          <w:rtl w:val="0"/>
-        </w:rPr>
-        <w:t xml:space="preserve"> </w:t>
-      </w:r>
-    </w:p>
-    <w:p>
-      <w:pPr>
-        <w:pBdr>
-          <w:top w:color="000000" w:space="0" w:sz="0" w:val="none"/>
-          <w:left w:color="000000" w:space="0" w:sz="0" w:val="none"/>
-          <w:bottom w:color="000000" w:space="0" w:sz="0" w:val="none"/>
-          <w:right w:color="000000" w:space="0" w:sz="0" w:val="none"/>
-          <w:between w:color="000000" w:space="0" w:sz="0" w:val="none"/>
-        </w:pBdr>
-        <w:shd w:fill="ffffff" w:val="clear"/>
-        <w:rPr>
-          <w:sz w:val="24"/>
-          <w:szCs w:val="24"/>
-          <w:shd w:fill="606060" w:val="clear"/>
-        </w:rPr>
-      </w:pPr>
-      <w:r>
-        <w:rPr>
           <w:rtl w:val="0"/>
         </w:rPr>
       </w:r>
@@ -6390,23 +6294,158 @@
         </w:rPr>
       </w:pPr>
       <w:r>
+        <w:rPr>
+          <w:rtl w:val="0"/>
+        </w:rPr>
+      </w:r>
+    </w:p>
+    <w:p>
+      <w:pPr>
+        <w:pBdr>
+          <w:top w:color="000000" w:space="0" w:sz="0" w:val="none"/>
+          <w:left w:color="000000" w:space="0" w:sz="0" w:val="none"/>
+          <w:bottom w:color="000000" w:space="0" w:sz="0" w:val="none"/>
+          <w:right w:color="000000" w:space="0" w:sz="0" w:val="none"/>
+          <w:between w:color="000000" w:space="0" w:sz="0" w:val="none"/>
+        </w:pBdr>
+        <w:shd w:fill="ffffff" w:val="clear"/>
+        <w:jc w:val="center"/>
+        <w:rPr>
+          <w:sz w:val="24"/>
+          <w:szCs w:val="24"/>
+          <w:shd w:fill="606060" w:val="clear"/>
+        </w:rPr>
+      </w:pPr>
+      <w:r>
+        <w:rPr>
+          <w:rtl w:val="0"/>
+        </w:rPr>
+      </w:r>
+    </w:p>
+    <w:p>
+      <w:pPr>
+        <w:pBdr>
+          <w:top w:color="000000" w:space="0" w:sz="0" w:val="none"/>
+          <w:left w:color="000000" w:space="0" w:sz="0" w:val="none"/>
+          <w:bottom w:color="000000" w:space="0" w:sz="0" w:val="none"/>
+          <w:right w:color="000000" w:space="0" w:sz="0" w:val="none"/>
+          <w:between w:color="000000" w:space="0" w:sz="0" w:val="none"/>
+        </w:pBdr>
+        <w:shd w:fill="ffffff" w:val="clear"/>
+        <w:jc w:val="center"/>
+        <w:rPr>
+          <w:sz w:val="24"/>
+          <w:szCs w:val="24"/>
+          <w:shd w:fill="606060" w:val="clear"/>
+        </w:rPr>
+      </w:pPr>
+      <w:r>
+        <w:rPr>
+          <w:rtl w:val="0"/>
+        </w:rPr>
+      </w:r>
+    </w:p>
+    <w:p>
+      <w:pPr>
+        <w:pBdr>
+          <w:top w:color="000000" w:space="0" w:sz="0" w:val="none"/>
+          <w:left w:color="000000" w:space="0" w:sz="0" w:val="none"/>
+          <w:bottom w:color="000000" w:space="0" w:sz="0" w:val="none"/>
+          <w:right w:color="000000" w:space="0" w:sz="0" w:val="none"/>
+          <w:between w:color="000000" w:space="0" w:sz="0" w:val="none"/>
+        </w:pBdr>
+        <w:shd w:fill="ffffff" w:val="clear"/>
+        <w:jc w:val="center"/>
+        <w:rPr>
+          <w:sz w:val="24"/>
+          <w:szCs w:val="24"/>
+          <w:shd w:fill="606060" w:val="clear"/>
+        </w:rPr>
+      </w:pPr>
+      <w:r>
+        <w:rPr>
+          <w:rtl w:val="0"/>
+        </w:rPr>
+      </w:r>
+    </w:p>
+    <w:p>
+      <w:pPr>
+        <w:pBdr>
+          <w:top w:color="000000" w:space="0" w:sz="0" w:val="none"/>
+          <w:left w:color="000000" w:space="0" w:sz="0" w:val="none"/>
+          <w:bottom w:color="000000" w:space="0" w:sz="0" w:val="none"/>
+          <w:right w:color="000000" w:space="0" w:sz="0" w:val="none"/>
+          <w:between w:color="000000" w:space="0" w:sz="0" w:val="none"/>
+        </w:pBdr>
+        <w:shd w:fill="ffffff" w:val="clear"/>
+        <w:jc w:val="center"/>
+        <w:rPr>
+          <w:sz w:val="24"/>
+          <w:szCs w:val="24"/>
+          <w:shd w:fill="606060" w:val="clear"/>
+        </w:rPr>
+      </w:pPr>
+      <w:r>
+        <w:rPr>
+          <w:rtl w:val="0"/>
+        </w:rPr>
+      </w:r>
+    </w:p>
+    <w:p>
+      <w:pPr>
+        <w:pBdr>
+          <w:top w:color="000000" w:space="0" w:sz="0" w:val="none"/>
+          <w:left w:color="000000" w:space="0" w:sz="0" w:val="none"/>
+          <w:bottom w:color="000000" w:space="0" w:sz="0" w:val="none"/>
+          <w:right w:color="000000" w:space="0" w:sz="0" w:val="none"/>
+          <w:between w:color="000000" w:space="0" w:sz="0" w:val="none"/>
+        </w:pBdr>
+        <w:shd w:fill="ffffff" w:val="clear"/>
+        <w:jc w:val="center"/>
         <w:rPr>
           <w:i w:val="1"/>
           <w:iCs w:val="1"/>
           <w:sz w:val="24"/>
           <w:szCs w:val="24"/>
+        </w:rPr>
+      </w:pPr>
+      <w:r>
+        <w:rPr>
+          <w:rtl w:val="0"/>
+        </w:rPr>
+      </w:r>
+    </w:p>
+    <w:p>
+      <w:pPr>
+        <w:pBdr>
+          <w:top w:color="000000" w:space="0" w:sz="0" w:val="none"/>
+          <w:left w:color="000000" w:space="0" w:sz="0" w:val="none"/>
+          <w:bottom w:color="000000" w:space="0" w:sz="0" w:val="none"/>
+          <w:right w:color="000000" w:space="0" w:sz="0" w:val="none"/>
+          <w:between w:color="000000" w:space="0" w:sz="0" w:val="none"/>
+        </w:pBdr>
+        <w:shd w:fill="ffffff" w:val="clear"/>
+        <w:jc w:val="center"/>
+        <w:rPr>
+          <w:sz w:val="24"/>
+          <w:szCs w:val="24"/>
+          <w:shd w:fill="606060" w:val="clear"/>
+        </w:rPr>
+      </w:pPr>
+      <w:r>
+        <w:rPr>
+          <w:i w:val="1"/>
+          <w:iCs w:val="1"/>
+          <w:sz w:val="24"/>
+          <w:szCs w:val="24"/>
           <w:rtl w:val="0"/>
         </w:rPr>
         <w:t xml:space="preserve">Assinado eletronicamente</w:t>
       </w:r>
       <w:r>
         <w:rPr>
-          <w:sz w:val="24"/>
-          <w:szCs w:val="24"/>
-          <w:shd w:fill="606060" w:val="clear"/>
-          <w:rtl w:val="0"/>
-        </w:rPr>
-        <w:t xml:space="preserve"> </w:t>
+          <w:rtl w:val="0"/>
+        </w:rPr>
       </w:r>
     </w:p>
     <w:p>
@@ -6432,8 +6471,8 @@
           <w:pgSz w:h="16834" w:w="11909" w:orient="portrait"/>
           <w:pgMar w:bottom="720.0000000000001" w:top="720.0000000000001" w:left="720.0000000000001" w:right="720.0000000000001" w:header="720" w:footer="720"/>
           <w:cols w:equalWidth="0" w:num="2">
-            <w:col w:space="720" w:w="4872.74"/>
-            <w:col w:space="0" w:w="4872.74"/>
+            <w:col w:space="720" w:w="4874.5"/>
+            <w:col w:space="0" w:w="4874.5"/>
           </w:cols>
         </w:sectPr>
       </w:pPr>
@@ -6461,45 +6500,10 @@
           <w:between w:color="000000" w:space="0" w:sz="0" w:val="none"/>
         </w:pBdr>
         <w:shd w:fill="ffffff" w:val="clear"/>
-        <w:jc w:val="left"/>
-        <w:rPr>
-          <w:b w:val="1"/>
-          <w:bCs w:val="1"/>
-          <w:sz w:val="24"/>
-          <w:szCs w:val="24"/>
-        </w:rPr>
-      </w:pPr>
-      <w:r>
-        <w:rPr>
-          <w:sz w:val="24"/>
-          <w:szCs w:val="24"/>
-          <w:shd w:fill="606060" w:val="clear"/>
-          <w:rtl w:val="0"/>
-        </w:rPr>
-        <w:t xml:space="preserve"> </w:t>
-      </w:r>
-      <w:r>
-        <w:rPr>
-          <w:rtl w:val="0"/>
-        </w:rPr>
-      </w:r>
-    </w:p>
-    <w:p>
-      <w:pPr>
-        <w:pBdr>
-          <w:top w:color="000000" w:space="0" w:sz="0" w:val="none"/>
-          <w:left w:color="000000" w:space="0" w:sz="0" w:val="none"/>
-          <w:bottom w:color="000000" w:space="0" w:sz="0" w:val="none"/>
-          <w:right w:color="000000" w:space="0" w:sz="0" w:val="none"/>
-          <w:between w:color="000000" w:space="0" w:sz="0" w:val="none"/>
-        </w:pBdr>
-        <w:shd w:fill="ffffff" w:val="clear"/>
-        <w:jc w:val="both"/>
-        <w:rPr>
-          <w:b w:val="1"/>
-          <w:bCs w:val="1"/>
-          <w:sz w:val="24"/>
-          <w:szCs w:val="24"/>
+        <w:rPr>
+          <w:sz w:val="24"/>
+          <w:szCs w:val="24"/>
+          <w:shd w:fill="606060" w:val="clear"/>
         </w:rPr>
         <w:sectPr>
           <w:type w:val="continuous"/>
@@ -6523,7 +6527,100 @@
           <w:between w:color="000000" w:space="0" w:sz="0" w:val="none"/>
         </w:pBdr>
         <w:shd w:fill="ffffff" w:val="clear"/>
-        <w:jc w:val="both"/>
+        <w:jc w:val="center"/>
+        <w:rPr>
+          <w:sz w:val="24"/>
+          <w:szCs w:val="24"/>
+          <w:shd w:fill="606060" w:val="clear"/>
+        </w:rPr>
+      </w:pPr>
+      <w:r>
+        <w:rPr>
+          <w:rtl w:val="0"/>
+        </w:rPr>
+      </w:r>
+    </w:p>
+    <w:p>
+      <w:pPr>
+        <w:pBdr>
+          <w:top w:color="000000" w:space="0" w:sz="0" w:val="none"/>
+          <w:left w:color="000000" w:space="0" w:sz="0" w:val="none"/>
+          <w:bottom w:color="000000" w:space="0" w:sz="0" w:val="none"/>
+          <w:right w:color="000000" w:space="0" w:sz="0" w:val="none"/>
+          <w:between w:color="000000" w:space="0" w:sz="0" w:val="none"/>
+        </w:pBdr>
+        <w:shd w:fill="ffffff" w:val="clear"/>
+        <w:jc w:val="center"/>
+        <w:rPr>
+          <w:sz w:val="24"/>
+          <w:szCs w:val="24"/>
+          <w:shd w:fill="606060" w:val="clear"/>
+        </w:rPr>
+      </w:pPr>
+      <w:r>
+        <w:rPr>
+          <w:rtl w:val="0"/>
+        </w:rPr>
+      </w:r>
+    </w:p>
+    <w:p>
+      <w:pPr>
+        <w:pBdr>
+          <w:top w:color="000000" w:space="0" w:sz="0" w:val="none"/>
+          <w:left w:color="000000" w:space="0" w:sz="0" w:val="none"/>
+          <w:bottom w:color="000000" w:space="0" w:sz="0" w:val="none"/>
+          <w:right w:color="000000" w:space="0" w:sz="0" w:val="none"/>
+          <w:between w:color="000000" w:space="0" w:sz="0" w:val="none"/>
+        </w:pBdr>
+        <w:shd w:fill="ffffff" w:val="clear"/>
+        <w:jc w:val="center"/>
+        <w:rPr>
+          <w:sz w:val="24"/>
+          <w:szCs w:val="24"/>
+          <w:shd w:fill="606060" w:val="clear"/>
+        </w:rPr>
+      </w:pPr>
+      <w:r>
+        <w:rPr>
+          <w:rtl w:val="0"/>
+        </w:rPr>
+      </w:r>
+    </w:p>
+    <w:p>
+      <w:pPr>
+        <w:pBdr>
+          <w:top w:color="000000" w:space="0" w:sz="0" w:val="none"/>
+          <w:left w:color="000000" w:space="0" w:sz="0" w:val="none"/>
+          <w:bottom w:color="000000" w:space="0" w:sz="0" w:val="none"/>
+          <w:right w:color="000000" w:space="0" w:sz="0" w:val="none"/>
+          <w:between w:color="000000" w:space="0" w:sz="0" w:val="none"/>
+        </w:pBdr>
+        <w:shd w:fill="ffffff" w:val="clear"/>
+        <w:jc w:val="center"/>
+        <w:rPr>
+          <w:b w:val="1"/>
+          <w:bCs w:val="1"/>
+          <w:sz w:val="24"/>
+          <w:szCs w:val="24"/>
+        </w:rPr>
+      </w:pPr>
+      <w:r>
+        <w:rPr>
+          <w:rtl w:val="0"/>
+        </w:rPr>
+      </w:r>
+    </w:p>
+    <w:p>
+      <w:pPr>
+        <w:pBdr>
+          <w:top w:color="000000" w:space="0" w:sz="0" w:val="none"/>
+          <w:left w:color="000000" w:space="0" w:sz="0" w:val="none"/>
+          <w:bottom w:color="000000" w:space="0" w:sz="0" w:val="none"/>
+          <w:right w:color="000000" w:space="0" w:sz="0" w:val="none"/>
+          <w:between w:color="000000" w:space="0" w:sz="0" w:val="none"/>
+        </w:pBdr>
+        <w:shd w:fill="ffffff" w:val="clear"/>
+        <w:jc w:val="center"/>
         <w:rPr>
           <w:b w:val="1"/>
           <w:bCs w:val="1"/>
@@ -6595,16 +6692,12 @@
           <w:szCs w:val="24"/>
           <w:rtl w:val="0"/>
         </w:rPr>
-        <w:t xml:space="preserve">TESTEMUNHA 01: </w:t>
-      </w:r>
-      <w:r>
-        <w:rPr>
-          <w:sz w:val="24"/>
-          <w:szCs w:val="24"/>
-          <w:shd w:fill="606060" w:val="clear"/>
-          <w:rtl w:val="0"/>
-        </w:rPr>
-        <w:t xml:space="preserve"> </w:t>
+        <w:t xml:space="preserve">TESTEMUNHA 01:</w:t>
+      </w:r>
+      <w:r>
+        <w:rPr>
+          <w:rtl w:val="0"/>
+        </w:rPr>
       </w:r>
     </w:p>
     <w:p>
@@ -6636,120 +6729,174 @@
       </w:r>
       <w:r>
         <w:rPr>
-          <w:sz w:val="24"/>
-          <w:szCs w:val="24"/>
-          <w:shd w:fill="606060" w:val="clear"/>
-          <w:rtl w:val="0"/>
-        </w:rPr>
-        <w:t xml:space="preserve"> </w:t>
-      </w:r>
-    </w:p>
-    <w:p>
-      <w:pPr>
-        <w:pBdr>
-          <w:top w:color="000000" w:space="0" w:sz="0" w:val="none"/>
-          <w:left w:color="000000" w:space="0" w:sz="0" w:val="none"/>
-          <w:bottom w:color="000000" w:space="0" w:sz="0" w:val="none"/>
-          <w:right w:color="000000" w:space="0" w:sz="0" w:val="none"/>
-          <w:between w:color="000000" w:space="0" w:sz="0" w:val="none"/>
-        </w:pBdr>
-        <w:shd w:fill="ffffff" w:val="clear"/>
-        <w:jc w:val="both"/>
-        <w:rPr>
-          <w:sz w:val="24"/>
-          <w:szCs w:val="24"/>
-          <w:shd w:fill="606060" w:val="clear"/>
-        </w:rPr>
-      </w:pPr>
-      <w:r>
-        <w:rPr>
-          <w:b w:val="1"/>
-          <w:bCs w:val="1"/>
-          <w:sz w:val="24"/>
-          <w:szCs w:val="24"/>
-          <w:rtl w:val="0"/>
-        </w:rPr>
-        <w:t xml:space="preserve">CPF: 145.286.747-10 </w:t>
-      </w:r>
-      <w:r>
-        <w:rPr>
-          <w:sz w:val="24"/>
-          <w:szCs w:val="24"/>
-          <w:shd w:fill="606060" w:val="clear"/>
-          <w:rtl w:val="0"/>
-        </w:rPr>
-        <w:t xml:space="preserve"> </w:t>
-      </w:r>
-    </w:p>
-    <w:p>
-      <w:pPr>
-        <w:pBdr>
-          <w:top w:color="000000" w:space="0" w:sz="0" w:val="none"/>
-          <w:left w:color="000000" w:space="0" w:sz="0" w:val="none"/>
-          <w:bottom w:color="000000" w:space="0" w:sz="0" w:val="none"/>
-          <w:right w:color="000000" w:space="0" w:sz="0" w:val="none"/>
-          <w:between w:color="000000" w:space="0" w:sz="0" w:val="none"/>
-        </w:pBdr>
-        <w:shd w:fill="ffffff" w:val="clear"/>
-        <w:jc w:val="both"/>
-        <w:rPr>
-          <w:sz w:val="24"/>
-          <w:szCs w:val="24"/>
-          <w:shd w:fill="606060" w:val="clear"/>
-        </w:rPr>
-      </w:pPr>
-      <w:r>
-        <w:rPr>
-          <w:sz w:val="24"/>
-          <w:szCs w:val="24"/>
-          <w:shd w:fill="606060" w:val="clear"/>
-          <w:rtl w:val="0"/>
-        </w:rPr>
-        <w:t xml:space="preserve"> </w:t>
-      </w:r>
-    </w:p>
-    <w:p>
-      <w:pPr>
-        <w:pBdr>
-          <w:top w:color="000000" w:space="0" w:sz="0" w:val="none"/>
-          <w:left w:color="000000" w:space="0" w:sz="0" w:val="none"/>
-          <w:bottom w:color="000000" w:space="0" w:sz="0" w:val="none"/>
-          <w:right w:color="000000" w:space="0" w:sz="0" w:val="none"/>
-          <w:between w:color="000000" w:space="0" w:sz="0" w:val="none"/>
-        </w:pBdr>
-        <w:shd w:fill="ffffff" w:val="clear"/>
-        <w:jc w:val="both"/>
-        <w:rPr>
-          <w:sz w:val="24"/>
-          <w:szCs w:val="24"/>
-          <w:shd w:fill="606060" w:val="clear"/>
-        </w:rPr>
-      </w:pPr>
-      <w:r>
-        <w:rPr>
-          <w:sz w:val="24"/>
-          <w:szCs w:val="24"/>
-          <w:shd w:fill="606060" w:val="clear"/>
-          <w:rtl w:val="0"/>
-        </w:rPr>
-        <w:t xml:space="preserve"> </w:t>
-      </w:r>
-    </w:p>
-    <w:p>
-      <w:pPr>
-        <w:pBdr>
-          <w:top w:color="000000" w:space="0" w:sz="0" w:val="none"/>
-          <w:left w:color="000000" w:space="0" w:sz="0" w:val="none"/>
-          <w:bottom w:color="000000" w:space="0" w:sz="0" w:val="none"/>
-          <w:right w:color="000000" w:space="0" w:sz="0" w:val="none"/>
-          <w:between w:color="000000" w:space="0" w:sz="0" w:val="none"/>
-        </w:pBdr>
-        <w:shd w:fill="ffffff" w:val="clear"/>
-        <w:jc w:val="both"/>
-        <w:rPr>
-          <w:sz w:val="24"/>
-          <w:szCs w:val="24"/>
-          <w:shd w:fill="606060" w:val="clear"/>
+          <w:rtl w:val="0"/>
+        </w:rPr>
+      </w:r>
+    </w:p>
+    <w:p>
+      <w:pPr>
+        <w:pBdr>
+          <w:top w:color="000000" w:space="0" w:sz="0" w:val="none"/>
+          <w:left w:color="000000" w:space="0" w:sz="0" w:val="none"/>
+          <w:bottom w:color="000000" w:space="0" w:sz="0" w:val="none"/>
+          <w:right w:color="000000" w:space="0" w:sz="0" w:val="none"/>
+          <w:between w:color="000000" w:space="0" w:sz="0" w:val="none"/>
+        </w:pBdr>
+        <w:shd w:fill="ffffff" w:val="clear"/>
+        <w:jc w:val="both"/>
+        <w:rPr>
+          <w:sz w:val="24"/>
+          <w:szCs w:val="24"/>
+          <w:shd w:fill="606060" w:val="clear"/>
+        </w:rPr>
+      </w:pPr>
+      <w:r>
+        <w:rPr>
+          <w:b w:val="1"/>
+          <w:bCs w:val="1"/>
+          <w:sz w:val="24"/>
+          <w:szCs w:val="24"/>
+          <w:rtl w:val="0"/>
+        </w:rPr>
+        <w:t xml:space="preserve">CPF: 145.286.747-10</w:t>
+      </w:r>
+      <w:r>
+        <w:rPr>
+          <w:rtl w:val="0"/>
+        </w:rPr>
+      </w:r>
+    </w:p>
+    <w:p>
+      <w:pPr>
+        <w:pBdr>
+          <w:top w:color="000000" w:space="0" w:sz="0" w:val="none"/>
+          <w:left w:color="000000" w:space="0" w:sz="0" w:val="none"/>
+          <w:bottom w:color="000000" w:space="0" w:sz="0" w:val="none"/>
+          <w:right w:color="000000" w:space="0" w:sz="0" w:val="none"/>
+          <w:between w:color="000000" w:space="0" w:sz="0" w:val="none"/>
+        </w:pBdr>
+        <w:shd w:fill="ffffff" w:val="clear"/>
+        <w:jc w:val="center"/>
+        <w:rPr>
+          <w:sz w:val="24"/>
+          <w:szCs w:val="24"/>
+          <w:shd w:fill="606060" w:val="clear"/>
+        </w:rPr>
+      </w:pPr>
+      <w:r>
+        <w:rPr>
+          <w:rtl w:val="0"/>
+        </w:rPr>
+      </w:r>
+    </w:p>
+    <w:p>
+      <w:pPr>
+        <w:pBdr>
+          <w:top w:color="000000" w:space="0" w:sz="0" w:val="none"/>
+          <w:left w:color="000000" w:space="0" w:sz="0" w:val="none"/>
+          <w:bottom w:color="000000" w:space="0" w:sz="0" w:val="none"/>
+          <w:right w:color="000000" w:space="0" w:sz="0" w:val="none"/>
+          <w:between w:color="000000" w:space="0" w:sz="0" w:val="none"/>
+        </w:pBdr>
+        <w:shd w:fill="ffffff" w:val="clear"/>
+        <w:jc w:val="center"/>
+        <w:rPr>
+          <w:sz w:val="24"/>
+          <w:szCs w:val="24"/>
+          <w:shd w:fill="606060" w:val="clear"/>
+        </w:rPr>
+      </w:pPr>
+      <w:r>
+        <w:rPr>
+          <w:rtl w:val="0"/>
+        </w:rPr>
+      </w:r>
+    </w:p>
+    <w:p>
+      <w:pPr>
+        <w:pBdr>
+          <w:top w:color="000000" w:space="0" w:sz="0" w:val="none"/>
+          <w:left w:color="000000" w:space="0" w:sz="0" w:val="none"/>
+          <w:bottom w:color="000000" w:space="0" w:sz="0" w:val="none"/>
+          <w:right w:color="000000" w:space="0" w:sz="0" w:val="none"/>
+          <w:between w:color="000000" w:space="0" w:sz="0" w:val="none"/>
+        </w:pBdr>
+        <w:shd w:fill="ffffff" w:val="clear"/>
+        <w:jc w:val="center"/>
+        <w:rPr>
+          <w:sz w:val="24"/>
+          <w:szCs w:val="24"/>
+          <w:shd w:fill="606060" w:val="clear"/>
+        </w:rPr>
+      </w:pPr>
+      <w:r>
+        <w:rPr>
+          <w:rtl w:val="0"/>
+        </w:rPr>
+      </w:r>
+    </w:p>
+    <w:p>
+      <w:pPr>
+        <w:pBdr>
+          <w:top w:color="000000" w:space="0" w:sz="0" w:val="none"/>
+          <w:left w:color="000000" w:space="0" w:sz="0" w:val="none"/>
+          <w:bottom w:color="000000" w:space="0" w:sz="0" w:val="none"/>
+          <w:right w:color="000000" w:space="0" w:sz="0" w:val="none"/>
+          <w:between w:color="000000" w:space="0" w:sz="0" w:val="none"/>
+        </w:pBdr>
+        <w:shd w:fill="ffffff" w:val="clear"/>
+        <w:jc w:val="center"/>
+        <w:rPr>
+          <w:sz w:val="24"/>
+          <w:szCs w:val="24"/>
+          <w:shd w:fill="606060" w:val="clear"/>
+        </w:rPr>
+      </w:pPr>
+      <w:r>
+        <w:rPr>
+          <w:rtl w:val="0"/>
+        </w:rPr>
+      </w:r>
+    </w:p>
+    <w:p>
+      <w:pPr>
+        <w:pBdr>
+          <w:top w:color="000000" w:space="0" w:sz="0" w:val="none"/>
+          <w:left w:color="000000" w:space="0" w:sz="0" w:val="none"/>
+          <w:bottom w:color="000000" w:space="0" w:sz="0" w:val="none"/>
+          <w:right w:color="000000" w:space="0" w:sz="0" w:val="none"/>
+          <w:between w:color="000000" w:space="0" w:sz="0" w:val="none"/>
+        </w:pBdr>
+        <w:shd w:fill="ffffff" w:val="clear"/>
+        <w:jc w:val="center"/>
+        <w:rPr>
+          <w:sz w:val="24"/>
+          <w:szCs w:val="24"/>
+          <w:shd w:fill="606060" w:val="clear"/>
+        </w:rPr>
+      </w:pPr>
+      <w:r>
+        <w:rPr>
+          <w:rtl w:val="0"/>
+        </w:rPr>
+      </w:r>
+    </w:p>
+    <w:p>
+      <w:pPr>
+        <w:pBdr>
+          <w:top w:color="000000" w:space="0" w:sz="0" w:val="none"/>
+          <w:left w:color="000000" w:space="0" w:sz="0" w:val="none"/>
+          <w:bottom w:color="000000" w:space="0" w:sz="0" w:val="none"/>
+          <w:right w:color="000000" w:space="0" w:sz="0" w:val="none"/>
+          <w:between w:color="000000" w:space="0" w:sz="0" w:val="none"/>
+        </w:pBdr>
+        <w:shd w:fill="ffffff" w:val="clear"/>
+        <w:jc w:val="both"/>
+        <w:rPr>
+          <w:b w:val="1"/>
+          <w:bCs w:val="1"/>
+          <w:sz w:val="24"/>
+          <w:szCs w:val="24"/>
         </w:rPr>
       </w:pPr>
       <w:r>
@@ -6762,84 +6909,71 @@
         </w:rPr>
         <w:t xml:space="preserve">____________________________________</w:t>
       </w:r>
-      <w:r>
-        <w:rPr>
-          <w:rtl w:val="0"/>
-        </w:rPr>
-      </w:r>
-    </w:p>
-    <w:p>
-      <w:pPr>
-        <w:pBdr>
-          <w:top w:color="000000" w:space="0" w:sz="0" w:val="none"/>
-          <w:left w:color="000000" w:space="0" w:sz="0" w:val="none"/>
-          <w:bottom w:color="000000" w:space="0" w:sz="0" w:val="none"/>
-          <w:right w:color="000000" w:space="0" w:sz="0" w:val="none"/>
-          <w:between w:color="000000" w:space="0" w:sz="0" w:val="none"/>
-        </w:pBdr>
-        <w:shd w:fill="ffffff" w:val="clear"/>
-        <w:jc w:val="both"/>
-        <w:rPr>
-          <w:sz w:val="24"/>
-          <w:szCs w:val="24"/>
-          <w:shd w:fill="606060" w:val="clear"/>
-        </w:rPr>
-      </w:pPr>
-      <w:r>
-        <w:rPr>
-          <w:b w:val="1"/>
-          <w:bCs w:val="1"/>
-          <w:sz w:val="24"/>
-          <w:szCs w:val="24"/>
-          <w:rtl w:val="0"/>
-        </w:rPr>
-        <w:t xml:space="preserve">TESTEMUNHA 02: </w:t>
-      </w:r>
-      <w:r>
-        <w:rPr>
-          <w:sz w:val="24"/>
-          <w:szCs w:val="24"/>
-          <w:shd w:fill="606060" w:val="clear"/>
-          <w:rtl w:val="0"/>
-        </w:rPr>
-        <w:t xml:space="preserve"> </w:t>
-      </w:r>
-    </w:p>
-    <w:p>
-      <w:pPr>
-        <w:pBdr>
-          <w:top w:color="000000" w:space="0" w:sz="0" w:val="none"/>
-          <w:left w:color="000000" w:space="0" w:sz="0" w:val="none"/>
-          <w:bottom w:color="000000" w:space="0" w:sz="0" w:val="none"/>
-          <w:right w:color="000000" w:space="0" w:sz="0" w:val="none"/>
-          <w:between w:color="000000" w:space="0" w:sz="0" w:val="none"/>
-        </w:pBdr>
-        <w:shd w:fill="ffffff" w:val="clear"/>
-        <w:jc w:val="both"/>
-        <w:rPr>
-          <w:sz w:val="24"/>
-          <w:szCs w:val="24"/>
-          <w:shd w:fill="606060" w:val="clear"/>
-        </w:rPr>
-      </w:pPr>
-      <w:r>
-        <w:rPr>
-          <w:b w:val="1"/>
-          <w:bCs w:val="1"/>
-          <w:sz w:val="24"/>
-          <w:szCs w:val="24"/>
-          <w:rtl w:val="0"/>
-        </w:rPr>
-        <w:t xml:space="preserve">JOSE HENRIQUE SANTOS MAGALHAES </w:t>
-      </w:r>
-      <w:r>
-        <w:rPr>
-          <w:sz w:val="24"/>
-          <w:szCs w:val="24"/>
-          <w:shd w:fill="606060" w:val="clear"/>
-          <w:rtl w:val="0"/>
-        </w:rPr>
-        <w:t xml:space="preserve"> </w:t>
+    </w:p>
+    <w:p>
+      <w:pPr>
+        <w:pBdr>
+          <w:top w:color="000000" w:space="0" w:sz="0" w:val="none"/>
+          <w:left w:color="000000" w:space="0" w:sz="0" w:val="none"/>
+          <w:bottom w:color="000000" w:space="0" w:sz="0" w:val="none"/>
+          <w:right w:color="000000" w:space="0" w:sz="0" w:val="none"/>
+          <w:between w:color="000000" w:space="0" w:sz="0" w:val="none"/>
+        </w:pBdr>
+        <w:shd w:fill="ffffff" w:val="clear"/>
+        <w:jc w:val="both"/>
+        <w:rPr>
+          <w:sz w:val="24"/>
+          <w:szCs w:val="24"/>
+          <w:shd w:fill="606060" w:val="clear"/>
+        </w:rPr>
+      </w:pPr>
+      <w:r>
+        <w:rPr>
+          <w:b w:val="1"/>
+          <w:bCs w:val="1"/>
+          <w:sz w:val="24"/>
+          <w:szCs w:val="24"/>
+          <w:rtl w:val="0"/>
+        </w:rPr>
+        <w:t xml:space="preserve">TESTEMUNHA 02:</w:t>
+      </w:r>
+      <w:r>
+        <w:rPr>
+          <w:rtl w:val="0"/>
+        </w:rPr>
+      </w:r>
+    </w:p>
+    <w:p>
+      <w:pPr>
+        <w:pBdr>
+          <w:top w:color="000000" w:space="0" w:sz="0" w:val="none"/>
+          <w:left w:color="000000" w:space="0" w:sz="0" w:val="none"/>
+          <w:bottom w:color="000000" w:space="0" w:sz="0" w:val="none"/>
+          <w:right w:color="000000" w:space="0" w:sz="0" w:val="none"/>
+          <w:between w:color="000000" w:space="0" w:sz="0" w:val="none"/>
+        </w:pBdr>
+        <w:shd w:fill="ffffff" w:val="clear"/>
+        <w:jc w:val="both"/>
+        <w:rPr>
+          <w:sz w:val="24"/>
+          <w:szCs w:val="24"/>
+          <w:shd w:fill="606060" w:val="clear"/>
+        </w:rPr>
+      </w:pPr>
+      <w:r>
+        <w:rPr>
+          <w:b w:val="1"/>
+          <w:bCs w:val="1"/>
+          <w:sz w:val="24"/>
+          <w:szCs w:val="24"/>
+          <w:rtl w:val="0"/>
+        </w:rPr>
+        <w:t xml:space="preserve">JOSE HENRIQUE SANTOS MAGALHAES</w:t>
+      </w:r>
+      <w:r>
+        <w:rPr>
+          <w:rtl w:val="0"/>
+        </w:rPr>
       </w:r>
     </w:p>
     <w:p>
@@ -6864,8 +6998,8 @@
           <w:pgSz w:h="16834" w:w="11909" w:orient="portrait"/>
           <w:pgMar w:bottom="720.0000000000001" w:top="720.0000000000001" w:left="720.0000000000001" w:right="720.0000000000001" w:header="720" w:footer="720"/>
           <w:cols w:equalWidth="0" w:num="2">
-            <w:col w:space="720" w:w="4872.74"/>
-            <w:col w:space="0" w:w="4872.74"/>
+            <w:col w:space="720" w:w="4874.5"/>
+            <w:col w:space="0" w:w="4874.5"/>
           </w:cols>
         </w:sectPr>
       </w:pPr>
@@ -6898,6 +7032,31 @@
         <w:spacing w:after="120" w:lineRule="auto"/>
         <w:jc w:val="both"/>
         <w:rPr>
+          <w:b w:val="1"/>
+          <w:bCs w:val="1"/>
+          <w:sz w:val="24"/>
+          <w:szCs w:val="24"/>
+        </w:rPr>
+      </w:pPr>
+      <w:r>
+        <w:rPr>
+          <w:rtl w:val="0"/>
+        </w:rPr>
+      </w:r>
+    </w:p>
+    <w:p>
+      <w:pPr>
+        <w:pBdr>
+          <w:top w:color="000000" w:space="0" w:sz="0" w:val="none"/>
+          <w:left w:color="000000" w:space="0" w:sz="0" w:val="none"/>
+          <w:bottom w:color="000000" w:space="0" w:sz="0" w:val="none"/>
+          <w:right w:color="000000" w:space="0" w:sz="0" w:val="none"/>
+          <w:between w:color="000000" w:space="0" w:sz="0" w:val="none"/>
+        </w:pBdr>
+        <w:shd w:fill="ffffff" w:val="clear"/>
+        <w:spacing w:after="120" w:lineRule="auto"/>
+        <w:jc w:val="both"/>
+        <w:rPr>
           <w:sz w:val="24"/>
           <w:szCs w:val="24"/>
           <w:shd w:fill="606060" w:val="clear"/>
@@ -7025,6 +7184,30 @@
         </w:rPr>
         <w:t xml:space="preserve">, nacionalidade brasileiro, filho de Bruna Rafaela de Souza Santos e Elci Magalhães Pinto, nascido em 13/09/2006, Assistente Técnico Comercial 3,  inscrito no CPF 132.253.656-29, endereço eletrônico josemagalhaes.smart@gmail.com, solteiro, residente e domiciliado na Rua Jair Dalamoura, 18, Bairro Xodó Marize em Belo Horizonte, MG.</w:t>
       </w:r>
+      <w:r>
+        <w:rPr>
+          <w:rtl w:val="0"/>
+        </w:rPr>
+      </w:r>
+    </w:p>
+    <w:p>
+      <w:pPr>
+        <w:pBdr>
+          <w:top w:color="000000" w:space="0" w:sz="0" w:val="none"/>
+          <w:left w:color="000000" w:space="0" w:sz="0" w:val="none"/>
+          <w:bottom w:color="000000" w:space="0" w:sz="0" w:val="none"/>
+          <w:right w:color="000000" w:space="0" w:sz="0" w:val="none"/>
+          <w:between w:color="000000" w:space="0" w:sz="0" w:val="none"/>
+        </w:pBdr>
+        <w:shd w:fill="ffffff" w:val="clear"/>
+        <w:spacing w:after="120" w:lineRule="auto"/>
+        <w:jc w:val="both"/>
+        <w:rPr>
+          <w:sz w:val="24"/>
+          <w:szCs w:val="24"/>
+          <w:shd w:fill="606060" w:val="clear"/>
+        </w:rPr>
+      </w:pPr>
       <w:r>
         <w:rPr>
           <w:rtl w:val="0"/>
@@ -7163,7 +7346,7 @@
   </w:abstractNum>
   <w:abstractNum w:abstractNumId="2">
     <w:lvl w:ilvl="0">
-      <w:start w:val="5"/>
+      <w:start w:val="3"/>
       <w:numFmt w:val="lowerLetter"/>
       <w:lvlText w:val="%1."/>
       <w:lvlJc w:val="left"/>
@@ -7282,7 +7465,7 @@
   </w:abstractNum>
   <w:abstractNum w:abstractNumId="3">
     <w:lvl w:ilvl="0">
-      <w:start w:val="6"/>
+      <w:start w:val="1"/>
       <w:numFmt w:val="lowerLetter"/>
       <w:lvlText w:val="%1."/>
       <w:lvlJc w:val="left"/>
@@ -7401,7 +7584,7 @@
   </w:abstractNum>
   <w:abstractNum w:abstractNumId="4">
     <w:lvl w:ilvl="0">
-      <w:start w:val="4"/>
+      <w:start w:val="6"/>
       <w:numFmt w:val="lowerLetter"/>
       <w:lvlText w:val="%1."/>
       <w:lvlJc w:val="left"/>
@@ -7520,7 +7703,7 @@
   </w:abstractNum>
   <w:abstractNum w:abstractNumId="5">
     <w:lvl w:ilvl="0">
-      <w:start w:val="9"/>
+      <w:start w:val="3"/>
       <w:numFmt w:val="lowerLetter"/>
       <w:lvlText w:val="%1."/>
       <w:lvlJc w:val="left"/>
@@ -7639,7 +7822,7 @@
   </w:abstractNum>
   <w:abstractNum w:abstractNumId="6">
     <w:lvl w:ilvl="0">
-      <w:start w:val="2"/>
+      <w:start w:val="1"/>
       <w:numFmt w:val="lowerLetter"/>
       <w:lvlText w:val="%1."/>
       <w:lvlJc w:val="left"/>
@@ -7758,7 +7941,7 @@
   </w:abstractNum>
   <w:abstractNum w:abstractNumId="7">
     <w:lvl w:ilvl="0">
-      <w:start w:val="4"/>
+      <w:start w:val="8"/>
       <w:numFmt w:val="lowerLetter"/>
       <w:lvlText w:val="%1."/>
       <w:lvlJc w:val="left"/>
@@ -7877,7 +8060,7 @@
   </w:abstractNum>
   <w:abstractNum w:abstractNumId="8">
     <w:lvl w:ilvl="0">
-      <w:start w:val="10"/>
+      <w:start w:val="5"/>
       <w:numFmt w:val="lowerLetter"/>
       <w:lvlText w:val="%1."/>
       <w:lvlJc w:val="left"/>
@@ -7996,7 +8179,7 @@
   </w:abstractNum>
   <w:abstractNum w:abstractNumId="9">
     <w:lvl w:ilvl="0">
-      <w:start w:val="1"/>
+      <w:start w:val="7"/>
       <w:numFmt w:val="lowerLetter"/>
       <w:lvlText w:val="%1."/>
       <w:lvlJc w:val="left"/>
@@ -8115,7 +8298,7 @@
   </w:abstractNum>
   <w:abstractNum w:abstractNumId="10">
     <w:lvl w:ilvl="0">
-      <w:start w:val="3"/>
+      <w:start w:val="2"/>
       <w:numFmt w:val="lowerLetter"/>
       <w:lvlText w:val="%1."/>
       <w:lvlJc w:val="left"/>
@@ -8234,7 +8417,7 @@
   </w:abstractNum>
   <w:abstractNum w:abstractNumId="11">
     <w:lvl w:ilvl="0">
-      <w:start w:val="1"/>
+      <w:start w:val="11"/>
       <w:numFmt w:val="lowerLetter"/>
       <w:lvlText w:val="%1."/>
       <w:lvlJc w:val="left"/>
@@ -8353,7 +8536,7 @@
   </w:abstractNum>
   <w:abstractNum w:abstractNumId="12">
     <w:lvl w:ilvl="0">
-      <w:start w:val="6"/>
+      <w:start w:val="5"/>
       <w:numFmt w:val="lowerLetter"/>
       <w:lvlText w:val="%1."/>
       <w:lvlJc w:val="left"/>
@@ -8472,7 +8655,7 @@
   </w:abstractNum>
   <w:abstractNum w:abstractNumId="13">
     <w:lvl w:ilvl="0">
-      <w:start w:val="3"/>
+      <w:start w:val="2"/>
       <w:numFmt w:val="lowerLetter"/>
       <w:lvlText w:val="%1."/>
       <w:lvlJc w:val="left"/>
@@ -8591,7 +8774,7 @@
   </w:abstractNum>
   <w:abstractNum w:abstractNumId="14">
     <w:lvl w:ilvl="0">
-      <w:start w:val="1"/>
+      <w:start w:val="6"/>
       <w:numFmt w:val="lowerLetter"/>
       <w:lvlText w:val="%1."/>
       <w:lvlJc w:val="left"/>
@@ -8710,7 +8893,7 @@
   </w:abstractNum>
   <w:abstractNum w:abstractNumId="15">
     <w:lvl w:ilvl="0">
-      <w:start w:val="8"/>
+      <w:start w:val="4"/>
       <w:numFmt w:val="lowerLetter"/>
       <w:lvlText w:val="%1."/>
       <w:lvlJc w:val="left"/>
@@ -8829,7 +9012,7 @@
   </w:abstractNum>
   <w:abstractNum w:abstractNumId="16">
     <w:lvl w:ilvl="0">
-      <w:start w:val="5"/>
+      <w:start w:val="9"/>
       <w:numFmt w:val="lowerLetter"/>
       <w:lvlText w:val="%1."/>
       <w:lvlJc w:val="left"/>
@@ -8948,7 +9131,7 @@
   </w:abstractNum>
   <w:abstractNum w:abstractNumId="17">
     <w:lvl w:ilvl="0">
-      <w:start w:val="7"/>
+      <w:start w:val="2"/>
       <w:numFmt w:val="lowerLetter"/>
       <w:lvlText w:val="%1."/>
       <w:lvlJc w:val="left"/>
@@ -9067,7 +9250,7 @@
   </w:abstractNum>
   <w:abstractNum w:abstractNumId="18">
     <w:lvl w:ilvl="0">
-      <w:start w:val="2"/>
+      <w:start w:val="4"/>
       <w:numFmt w:val="lowerLetter"/>
       <w:lvlText w:val="%1."/>
       <w:lvlJc w:val="left"/>
@@ -9186,7 +9369,7 @@
   </w:abstractNum>
   <w:abstractNum w:abstractNumId="19">
     <w:lvl w:ilvl="0">
-      <w:start w:val="11"/>
+      <w:start w:val="10"/>
       <w:numFmt w:val="lowerLetter"/>
       <w:lvlText w:val="%1."/>
       <w:lvlJc w:val="left"/>
@@ -9305,7 +9488,7 @@
   </w:abstractNum>
   <w:abstractNum w:abstractNumId="20">
     <w:lvl w:ilvl="0">
-      <w:start w:val="2"/>
+      <w:start w:val="1"/>
       <w:numFmt w:val="lowerLetter"/>
       <w:lvlText w:val="%1."/>
       <w:lvlJc w:val="left"/>
